--- a/Fase 2/Evidencias Grupales/2.4_GuiaEstudiante_Fase 2_Desarrollo Proyecto APT(Ingles).docx
+++ b/Fase 2/Evidencias Grupales/2.4_GuiaEstudiante_Fase 2_Desarrollo Proyecto APT(Ingles).docx
@@ -3815,7 +3815,7 @@
                 <w:color w:val="1A1A1A"/>
                 <w:sz w:val="16"/>
               </w:rPr>
-              <w:t>New deadline: before sprint 4 (6 November). It guides phase 2 and does not constrain the semester.</w:t>
+              <w:t>New deadline: before sprint 4 (6 November). It guides the product roadmap beyond the semester without constraining the MVP.</w:t>
             </w:r>
           </w:p>
         </w:tc>
@@ -6624,7 +6624,7 @@
                 <w:color w:val="1A1A1A"/>
                 <w:sz w:val="20"/>
               </w:rPr>
-              <w:t xml:space="preserve"> Reason: the sprint 0 extension took up week 9. Strategy: four interviews before sprint 4 (6 November), recruited through a concentrated channel. Since cost sharing is already outside the committed scope, its result guides phase 2 and does not constrain the semester.</w:t>
+              <w:t xml:space="preserve"> Reason: the sprint 0 extension took up week 9. Strategy: four interviews before sprint 4 (6 November), recruited through a concentrated channel. Since cost sharing is already outside the committed scope, its result guides the product roadmap beyond the semester without constraining the MVP.</w:t>
             </w:r>
           </w:p>
           <w:p>

--- a/Fase 2/Evidencias Grupales/2.4_GuiaEstudiante_Fase 2_Desarrollo Proyecto APT(Ingles).docx
+++ b/Fase 2/Evidencias Grupales/2.4_GuiaEstudiante_Fase 2_Desarrollo Proyecto APT(Ingles).docx
@@ -1,11 +1,8 @@
 
 <file path=word/document.xml><?xml version="1.0" encoding="utf-8"?>
-<w:document xmlns:wpc="http://schemas.microsoft.com/office/word/2010/wordprocessingCanvas" xmlns:cx="http://schemas.microsoft.com/office/drawing/2014/chartex" xmlns:mc="http://schemas.openxmlformats.org/markup-compatibility/2006" xmlns:o="urn:schemas-microsoft-com:office:office" xmlns:r="http://schemas.openxmlformats.org/officeDocument/2006/relationships" xmlns:m="http://schemas.openxmlformats.org/officeDocument/2006/math" xmlns:v="urn:schemas-microsoft-com:vml" xmlns:wp14="http://schemas.microsoft.com/office/word/2010/wordprocessingDrawing" xmlns:wp="http://schemas.openxmlformats.org/drawingml/2006/wordprocessingDrawing" xmlns:w10="urn:schemas-microsoft-com:office:word" xmlns:w="http://schemas.openxmlformats.org/wordprocessingml/2006/main" xmlns:w14="http://schemas.microsoft.com/office/word/2010/wordml" xmlns:w15="http://schemas.microsoft.com/office/word/2012/wordml" xmlns:w16se="http://schemas.microsoft.com/office/word/2015/wordml/symex" xmlns:wpg="http://schemas.microsoft.com/office/word/2010/wordprocessingGroup" xmlns:wpi="http://schemas.microsoft.com/office/word/2010/wordprocessingInk" xmlns:wne="http://schemas.microsoft.com/office/word/2006/wordml" xmlns:wps="http://schemas.microsoft.com/office/word/2010/wordprocessingShape" mc:Ignorable="w14 w15 w16se wp14">
+<w:document xmlns:wpc="http://schemas.microsoft.com/office/word/2010/wordprocessingCanvas" xmlns:cx="http://schemas.microsoft.com/office/drawing/2014/chartex" xmlns:cx1="http://schemas.microsoft.com/office/drawing/2015/9/8/chartex" xmlns:cx2="http://schemas.microsoft.com/office/drawing/2015/10/21/chartex" xmlns:cx3="http://schemas.microsoft.com/office/drawing/2016/5/9/chartex" xmlns:cx4="http://schemas.microsoft.com/office/drawing/2016/5/10/chartex" xmlns:cx5="http://schemas.microsoft.com/office/drawing/2016/5/11/chartex" xmlns:cx6="http://schemas.microsoft.com/office/drawing/2016/5/12/chartex" xmlns:cx7="http://schemas.microsoft.com/office/drawing/2016/5/13/chartex" xmlns:cx8="http://schemas.microsoft.com/office/drawing/2016/5/14/chartex" xmlns:mc="http://schemas.openxmlformats.org/markup-compatibility/2006" xmlns:aink="http://schemas.microsoft.com/office/drawing/2016/ink" xmlns:am3d="http://schemas.microsoft.com/office/drawing/2017/model3d" xmlns:o="urn:schemas-microsoft-com:office:office" xmlns:oel="http://schemas.microsoft.com/office/2019/extlst" xmlns:r="http://schemas.openxmlformats.org/officeDocument/2006/relationships" xmlns:m="http://schemas.openxmlformats.org/officeDocument/2006/math" xmlns:v="urn:schemas-microsoft-com:vml" xmlns:wp14="http://schemas.microsoft.com/office/word/2010/wordprocessingDrawing" xmlns:wp="http://schemas.openxmlformats.org/drawingml/2006/wordprocessingDrawing" xmlns:w10="urn:schemas-microsoft-com:office:word" xmlns:w="http://schemas.openxmlformats.org/wordprocessingml/2006/main" xmlns:w14="http://schemas.microsoft.com/office/word/2010/wordml" xmlns:w15="http://schemas.microsoft.com/office/word/2012/wordml" xmlns:w16cex="http://schemas.microsoft.com/office/word/2018/wordml/cex" xmlns:w16cid="http://schemas.microsoft.com/office/word/2016/wordml/cid" xmlns:w16="http://schemas.microsoft.com/office/word/2018/wordml" xmlns:w16du="http://schemas.microsoft.com/office/word/2023/wordml/word16du" xmlns:w16sdtdh="http://schemas.microsoft.com/office/word/2020/wordml/sdtdatahash" xmlns:w16sdtfl="http://schemas.microsoft.com/office/word/2024/wordml/sdtformatlock" xmlns:w16se="http://schemas.microsoft.com/office/word/2015/wordml/symex" xmlns:wpg="http://schemas.microsoft.com/office/word/2010/wordprocessingGroup" xmlns:wpi="http://schemas.microsoft.com/office/word/2010/wordprocessingInk" xmlns:wne="http://schemas.microsoft.com/office/word/2006/wordml" xmlns:wps="http://schemas.microsoft.com/office/word/2010/wordprocessingShape" mc:Ignorable="w14 w15 w16se w16cid w16 w16cex w16sdtdh w16sdtfl w16du wp14">
   <w:body>
-    <w:p>
-      <w:bookmarkStart w:id="0" w:name="_GoBack"/>
-      <w:bookmarkEnd w:id="0"/>
-    </w:p>
+    <w:p/>
     <w:p>
       <w:pPr>
         <w:rPr>
@@ -89,6 +86,7 @@
                                   <w:color w:val="1F3864" w:themeColor="accent1" w:themeShade="80"/>
                                   <w:sz w:val="48"/>
                                   <w:szCs w:val="48"/>
+                                  <w:lang w:val="en-US"/>
                                 </w:rPr>
                               </w:pPr>
                               <w:r>
@@ -97,53 +95,9 @@
                                   <w:color w:val="1F3864" w:themeColor="accent1" w:themeShade="80"/>
                                   <w:sz w:val="48"/>
                                   <w:szCs w:val="48"/>
+                                  <w:lang w:val="en-US"/>
                                 </w:rPr>
-                                <w:t xml:space="preserve">Guide 2. APT Project Development</w:t>
-                              </w:r>
-                              <w:r>
-                                <w:rPr>
-                                  <w:b/>
-                                  <w:color w:val="1F3864" w:themeColor="accent1" w:themeShade="80"/>
-                                  <w:sz w:val="48"/>
-                                  <w:szCs w:val="48"/>
-                                </w:rPr>
-                                <w:t/>
-                              </w:r>
-                              <w:r>
-                                <w:rPr>
-                                  <w:b/>
-                                  <w:color w:val="1F3864" w:themeColor="accent1" w:themeShade="80"/>
-                                  <w:sz w:val="48"/>
-                                  <w:szCs w:val="48"/>
-                                </w:rPr>
-                                <w:t xml:space="preserve"/>
-                              </w:r>
-                              <w:r>
-                                <w:rPr>
-                                  <w:b/>
-                                  <w:color w:val="1F3864" w:themeColor="accent1" w:themeShade="80"/>
-                                  <w:sz w:val="48"/>
-                                  <w:szCs w:val="48"/>
-                                </w:rPr>
-                                <w:t/>
-                              </w:r>
-                              <w:r>
-                                <w:rPr>
-                                  <w:b/>
-                                  <w:color w:val="1F3864" w:themeColor="accent1" w:themeShade="80"/>
-                                  <w:sz w:val="48"/>
-                                  <w:szCs w:val="48"/>
-                                </w:rPr>
-                                <w:t xml:space="preserve"/>
-                              </w:r>
-                              <w:r>
-                                <w:rPr>
-                                  <w:b/>
-                                  <w:color w:val="1F3864" w:themeColor="accent1" w:themeShade="80"/>
-                                  <w:sz w:val="48"/>
-                                  <w:szCs w:val="48"/>
-                                </w:rPr>
-                                <w:t xml:space="preserve"/>
+                                <w:t>Guide 2. APT Project Development</w:t>
                               </w:r>
                             </w:p>
                             <w:p>
@@ -154,6 +108,7 @@
                                   <w:color w:val="1F3864" w:themeColor="accent1" w:themeShade="80"/>
                                   <w:sz w:val="48"/>
                                   <w:szCs w:val="48"/>
+                                  <w:lang w:val="en-US"/>
                                 </w:rPr>
                               </w:pPr>
                               <w:r>
@@ -162,17 +117,9 @@
                                   <w:color w:val="1F3864" w:themeColor="accent1" w:themeShade="80"/>
                                   <w:sz w:val="48"/>
                                   <w:szCs w:val="48"/>
+                                  <w:lang w:val="en-US"/>
                                 </w:rPr>
-                                <w:t xml:space="preserve">Capstone Course</w:t>
-                              </w:r>
-                              <w:r>
-                                <w:rPr>
-                                  <w:b/>
-                                  <w:color w:val="1F3864" w:themeColor="accent1" w:themeShade="80"/>
-                                  <w:sz w:val="48"/>
-                                  <w:szCs w:val="48"/>
-                                </w:rPr>
-                                <w:t/>
+                                <w:t>Capstone Course</w:t>
                               </w:r>
                             </w:p>
                           </w:txbxContent>
@@ -238,7 +185,7 @@
           </mc:Choice>
           <mc:Fallback>
             <w:pict>
-              <v:group w14:anchorId="39581AEC" id="Grupo 27" o:spid="_x0000_s1026" style="position:absolute;margin-left:0;margin-top:.75pt;width:491.25pt;height:123pt;z-index:251659264;mso-position-horizontal:center;mso-position-horizontal-relative:margin;mso-width-relative:margin;mso-height-relative:margin" coordsize="59912,15621" o:gfxdata="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">
+              <v:group w14:anchorId="39581AEC" id="Grupo 27" o:spid="_x0000_s1026" style="position:absolute;margin-left:0;margin-top:.75pt;width:491.25pt;height:123pt;z-index:251659264;mso-position-horizontal:center;mso-position-horizontal-relative:margin;mso-width-relative:margin;mso-height-relative:margin" coordsize="59912,15621" o:gfxdata="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">
                 <v:shapetype id="_x0000_t202" coordsize="21600,21600" o:spt="202" path="m,l,21600r21600,l21600,xe">
                   <v:stroke joinstyle="miter"/>
                   <v:path gradientshapeok="t" o:connecttype="rect"/>
@@ -265,6 +212,7 @@
                             <w:color w:val="1F3864" w:themeColor="accent1" w:themeShade="80"/>
                             <w:sz w:val="48"/>
                             <w:szCs w:val="48"/>
+                            <w:lang w:val="en-US"/>
                           </w:rPr>
                         </w:pPr>
                         <w:r>
@@ -273,53 +221,9 @@
                             <w:color w:val="1F3864" w:themeColor="accent1" w:themeShade="80"/>
                             <w:sz w:val="48"/>
                             <w:szCs w:val="48"/>
+                            <w:lang w:val="en-US"/>
                           </w:rPr>
-                          <w:t xml:space="preserve">Guide 2. APT Project Development</w:t>
-                        </w:r>
-                        <w:r>
-                          <w:rPr>
-                            <w:b/>
-                            <w:color w:val="1F3864" w:themeColor="accent1" w:themeShade="80"/>
-                            <w:sz w:val="48"/>
-                            <w:szCs w:val="48"/>
-                          </w:rPr>
-                          <w:t/>
-                        </w:r>
-                        <w:r>
-                          <w:rPr>
-                            <w:b/>
-                            <w:color w:val="1F3864" w:themeColor="accent1" w:themeShade="80"/>
-                            <w:sz w:val="48"/>
-                            <w:szCs w:val="48"/>
-                          </w:rPr>
-                          <w:t xml:space="preserve"/>
-                        </w:r>
-                        <w:r>
-                          <w:rPr>
-                            <w:b/>
-                            <w:color w:val="1F3864" w:themeColor="accent1" w:themeShade="80"/>
-                            <w:sz w:val="48"/>
-                            <w:szCs w:val="48"/>
-                          </w:rPr>
-                          <w:t/>
-                        </w:r>
-                        <w:r>
-                          <w:rPr>
-                            <w:b/>
-                            <w:color w:val="1F3864" w:themeColor="accent1" w:themeShade="80"/>
-                            <w:sz w:val="48"/>
-                            <w:szCs w:val="48"/>
-                          </w:rPr>
-                          <w:t xml:space="preserve"/>
-                        </w:r>
-                        <w:r>
-                          <w:rPr>
-                            <w:b/>
-                            <w:color w:val="1F3864" w:themeColor="accent1" w:themeShade="80"/>
-                            <w:sz w:val="48"/>
-                            <w:szCs w:val="48"/>
-                          </w:rPr>
-                          <w:t xml:space="preserve"/>
+                          <w:t>Guide 2. APT Project Development</w:t>
                         </w:r>
                       </w:p>
                       <w:p>
@@ -330,6 +234,7 @@
                             <w:color w:val="1F3864" w:themeColor="accent1" w:themeShade="80"/>
                             <w:sz w:val="48"/>
                             <w:szCs w:val="48"/>
+                            <w:lang w:val="en-US"/>
                           </w:rPr>
                         </w:pPr>
                         <w:r>
@@ -338,17 +243,9 @@
                             <w:color w:val="1F3864" w:themeColor="accent1" w:themeShade="80"/>
                             <w:sz w:val="48"/>
                             <w:szCs w:val="48"/>
+                            <w:lang w:val="en-US"/>
                           </w:rPr>
-                          <w:t xml:space="preserve">Capstone Course</w:t>
-                        </w:r>
-                        <w:r>
-                          <w:rPr>
-                            <w:b/>
-                            <w:color w:val="1F3864" w:themeColor="accent1" w:themeShade="80"/>
-                            <w:sz w:val="48"/>
-                            <w:szCs w:val="48"/>
-                          </w:rPr>
-                          <w:t/>
+                          <w:t>Capstone Course</w:t>
                         </w:r>
                       </w:p>
                     </w:txbxContent>
@@ -493,12 +390,14 @@
               <w:rPr>
                 <w:rFonts w:ascii="Calibri" w:hAnsi="Calibri"/>
                 <w:color w:val="1F3864" w:themeColor="accent1" w:themeShade="80"/>
+                <w:lang w:val="en-US"/>
               </w:rPr>
             </w:pPr>
             <w:r>
               <w:rPr>
                 <w:rFonts w:ascii="Calibri" w:hAnsi="Calibri"/>
                 <w:color w:val="1F3864" w:themeColor="accent1" w:themeShade="80"/>
+                <w:lang w:val="en-US"/>
               </w:rPr>
               <w:t>Below you will find several fields to complete with the requested information.</w:t>
             </w:r>
@@ -514,7 +413,7 @@
           <w:color w:val="595959" w:themeColor="text1" w:themeTint="A6"/>
           <w:sz w:val="24"/>
           <w:szCs w:val="24"/>
-          <w:lang w:val="es-ES"/>
+          <w:lang w:val="en-US"/>
         </w:rPr>
       </w:pPr>
     </w:p>
@@ -526,7 +425,7 @@
           <w:color w:val="595959" w:themeColor="text1" w:themeTint="A6"/>
           <w:sz w:val="24"/>
           <w:szCs w:val="24"/>
-          <w:lang w:val="es-ES"/>
+          <w:lang w:val="en-US"/>
         </w:rPr>
       </w:pPr>
     </w:p>
@@ -577,8 +476,7 @@
           </w:tcPr>
           <w:p>
             <w:pPr>
-              <w:spacing w:after="80" w:before="80"/>
-              <w:ind w:left="0" w:firstLine="0"/>
+              <w:spacing w:before="80" w:after="80"/>
               <w:jc w:val="both"/>
               <w:rPr>
                 <w:rFonts w:ascii="Calibri" w:hAnsi="Calibri" w:cs="Arial"/>
@@ -586,369 +484,440 @@
                 <w:color w:val="548DD4"/>
                 <w:sz w:val="20"/>
                 <w:szCs w:val="20"/>
-                <w:lang w:eastAsia="es-CL"/>
-              </w:rPr>
-            </w:pPr>
-            <w:r>
-              <w:rPr>
-                <w:rFonts w:ascii="Calibri" w:hAnsi="Calibri" w:eastAsia="Calibri"/>
+                <w:lang w:val="en-US" w:eastAsia="es-CL"/>
+              </w:rPr>
+            </w:pPr>
+            <w:r>
+              <w:rPr>
+                <w:rFonts w:ascii="Calibri" w:eastAsia="Calibri" w:hAnsi="Calibri"/>
                 <w:b/>
                 <w:color w:val="1F3864"/>
                 <w:sz w:val="20"/>
+                <w:lang w:val="en-US"/>
               </w:rPr>
               <w:t>Where the project stands</w:t>
             </w:r>
           </w:p>
           <w:p>
             <w:pPr>
-              <w:spacing w:after="80" w:before="0"/>
-              <w:ind w:left="0" w:firstLine="0"/>
-            </w:pPr>
-            <w:r>
-              <w:rPr>
-                <w:rFonts w:ascii="Calibri" w:hAnsi="Calibri" w:eastAsia="Calibri"/>
-                <w:color w:val="1A1A1A"/>
-                <w:sz w:val="20"/>
+              <w:spacing w:after="80"/>
+              <w:rPr>
+                <w:lang w:val="en-US"/>
+              </w:rPr>
+            </w:pPr>
+            <w:r>
+              <w:rPr>
+                <w:rFonts w:ascii="Calibri" w:eastAsia="Calibri" w:hAnsi="Calibri"/>
+                <w:color w:val="1A1A1A"/>
+                <w:sz w:val="20"/>
+                <w:lang w:val="en-US"/>
               </w:rPr>
               <w:t>MATU closed Phase 1 in week 6 with the product definition, the baseline architecture and the validation with ten caregivers. In Phase 2 the team ran sprint 0, the preparation sprint, which extended from week 7 to week 10 while the development environment and tools were agreed with the instructor. Sprint 1, the first one with product code, starts on Friday 16 October.</w:t>
             </w:r>
           </w:p>
           <w:p>
             <w:pPr>
-              <w:spacing w:after="80" w:before="80"/>
-              <w:ind w:left="0" w:firstLine="0"/>
-            </w:pPr>
-            <w:r>
-              <w:rPr>
-                <w:rFonts w:ascii="Calibri" w:hAnsi="Calibri" w:eastAsia="Calibri"/>
+              <w:spacing w:before="80" w:after="80"/>
+              <w:rPr>
+                <w:lang w:val="en-US"/>
+              </w:rPr>
+            </w:pPr>
+            <w:r>
+              <w:rPr>
+                <w:rFonts w:ascii="Calibri" w:eastAsia="Calibri" w:hAnsi="Calibri"/>
                 <w:b/>
                 <w:color w:val="1F3864"/>
                 <w:sz w:val="20"/>
+                <w:lang w:val="en-US"/>
               </w:rPr>
               <w:t>Activities completed in sprint 0</w:t>
             </w:r>
           </w:p>
           <w:p>
             <w:pPr>
-              <w:spacing w:after="80" w:before="0"/>
+              <w:spacing w:after="80"/>
               <w:ind w:left="200" w:hanging="160"/>
-            </w:pPr>
-            <w:r>
-              <w:rPr>
-                <w:rFonts w:ascii="Calibri" w:hAnsi="Calibri" w:eastAsia="Calibri"/>
-                <w:color w:val="1A1A1A"/>
-                <w:sz w:val="20"/>
+              <w:rPr>
+                <w:lang w:val="en-US"/>
+              </w:rPr>
+            </w:pPr>
+            <w:r>
+              <w:rPr>
+                <w:rFonts w:ascii="Calibri" w:eastAsia="Calibri" w:hAnsi="Calibri"/>
+                <w:color w:val="1A1A1A"/>
+                <w:sz w:val="20"/>
+                <w:lang w:val="en-US"/>
               </w:rPr>
               <w:t xml:space="preserve">– </w:t>
             </w:r>
             <w:r>
               <w:rPr>
-                <w:rFonts w:ascii="Calibri" w:hAnsi="Calibri" w:eastAsia="Calibri"/>
-                <w:b/>
-                <w:color w:val="1A1A1A"/>
-                <w:sz w:val="20"/>
+                <w:rFonts w:ascii="Calibri" w:eastAsia="Calibri" w:hAnsi="Calibri"/>
+                <w:b/>
+                <w:color w:val="1A1A1A"/>
+                <w:sz w:val="20"/>
+                <w:lang w:val="en-US"/>
               </w:rPr>
               <w:t>ADR-023 closed.</w:t>
             </w:r>
             <w:r>
               <w:rPr>
-                <w:rFonts w:ascii="Calibri" w:hAnsi="Calibri" w:eastAsia="Calibri"/>
-                <w:color w:val="1A1A1A"/>
-                <w:sz w:val="20"/>
+                <w:rFonts w:ascii="Calibri" w:eastAsia="Calibri" w:hAnsi="Calibri"/>
+                <w:color w:val="1A1A1A"/>
+                <w:sz w:val="20"/>
+                <w:lang w:val="en-US"/>
               </w:rPr>
               <w:t xml:space="preserve"> With hypothesis H1 refuted (3 out of 10), layer 1 moved from an eight-section care plan to a three-field relief sheet: Their day, If they get upset, and Who to call.</w:t>
             </w:r>
           </w:p>
           <w:p>
             <w:pPr>
-              <w:spacing w:after="80" w:before="0"/>
+              <w:spacing w:after="80"/>
               <w:ind w:left="200" w:hanging="160"/>
-            </w:pPr>
-            <w:r>
-              <w:rPr>
-                <w:rFonts w:ascii="Calibri" w:hAnsi="Calibri" w:eastAsia="Calibri"/>
-                <w:color w:val="1A1A1A"/>
-                <w:sz w:val="20"/>
+              <w:rPr>
+                <w:lang w:val="en-US"/>
+              </w:rPr>
+            </w:pPr>
+            <w:r>
+              <w:rPr>
+                <w:rFonts w:ascii="Calibri" w:eastAsia="Calibri" w:hAnsi="Calibri"/>
+                <w:color w:val="1A1A1A"/>
+                <w:sz w:val="20"/>
+                <w:lang w:val="en-US"/>
               </w:rPr>
               <w:t xml:space="preserve">– </w:t>
             </w:r>
             <w:r>
               <w:rPr>
-                <w:rFonts w:ascii="Calibri" w:hAnsi="Calibri" w:eastAsia="Calibri"/>
-                <w:b/>
-                <w:color w:val="1A1A1A"/>
-                <w:sz w:val="20"/>
+                <w:rFonts w:ascii="Calibri" w:eastAsia="Calibri" w:hAnsi="Calibri"/>
+                <w:b/>
+                <w:color w:val="1A1A1A"/>
+                <w:sz w:val="20"/>
+                <w:lang w:val="en-US"/>
               </w:rPr>
               <w:t>Complete, executable data model.</w:t>
             </w:r>
             <w:r>
               <w:rPr>
-                <w:rFonts w:ascii="Calibri" w:hAnsi="Calibri" w:eastAsia="Calibri"/>
-                <w:color w:val="1A1A1A"/>
-                <w:sz w:val="20"/>
+                <w:rFonts w:ascii="Calibri" w:eastAsia="Calibri" w:hAnsi="Calibri"/>
+                <w:color w:val="1A1A1A"/>
+                <w:sz w:val="20"/>
+                <w:lang w:val="en-US"/>
               </w:rPr>
               <w:t xml:space="preserve"> 49 tables, 94 enforced Row Level Security policies and encryption with one key per cared-for person, documented with 13 diagrams and verified with 31 isolation tests against a real PostgreSQL 16 database.</w:t>
             </w:r>
           </w:p>
           <w:p>
             <w:pPr>
-              <w:spacing w:after="80" w:before="0"/>
+              <w:spacing w:after="80"/>
               <w:ind w:left="200" w:hanging="160"/>
-            </w:pPr>
-            <w:r>
-              <w:rPr>
-                <w:rFonts w:ascii="Calibri" w:hAnsi="Calibri" w:eastAsia="Calibri"/>
-                <w:color w:val="1A1A1A"/>
-                <w:sz w:val="20"/>
+              <w:rPr>
+                <w:lang w:val="en-US"/>
+              </w:rPr>
+            </w:pPr>
+            <w:r>
+              <w:rPr>
+                <w:rFonts w:ascii="Calibri" w:eastAsia="Calibri" w:hAnsi="Calibri"/>
+                <w:color w:val="1A1A1A"/>
+                <w:sz w:val="20"/>
+                <w:lang w:val="en-US"/>
               </w:rPr>
               <w:t xml:space="preserve">– </w:t>
             </w:r>
             <w:r>
               <w:rPr>
-                <w:rFonts w:ascii="Calibri" w:hAnsi="Calibri" w:eastAsia="Calibri"/>
-                <w:b/>
-                <w:color w:val="1A1A1A"/>
-                <w:sz w:val="20"/>
+                <w:rFonts w:ascii="Calibri" w:eastAsia="Calibri" w:hAnsi="Calibri"/>
+                <w:b/>
+                <w:color w:val="1A1A1A"/>
+                <w:sz w:val="20"/>
+                <w:lang w:val="en-US"/>
               </w:rPr>
               <w:t>Test strategy v1.1.</w:t>
             </w:r>
             <w:r>
               <w:rPr>
-                <w:rFonts w:ascii="Calibri" w:hAnsi="Calibri" w:eastAsia="Calibri"/>
-                <w:color w:val="1A1A1A"/>
-                <w:sz w:val="20"/>
+                <w:rFonts w:ascii="Calibri" w:eastAsia="Calibri" w:hAnsi="Calibri"/>
+                <w:color w:val="1A1A1A"/>
+                <w:sz w:val="20"/>
+                <w:lang w:val="en-US"/>
               </w:rPr>
               <w:t xml:space="preserve"> Test levels, mandatory tests by risk area, pipeline gates and a six-point definition of done.</w:t>
             </w:r>
           </w:p>
           <w:p>
             <w:pPr>
-              <w:spacing w:after="80" w:before="0"/>
+              <w:spacing w:after="80"/>
               <w:ind w:left="200" w:hanging="160"/>
-            </w:pPr>
-            <w:r>
-              <w:rPr>
-                <w:rFonts w:ascii="Calibri" w:hAnsi="Calibri" w:eastAsia="Calibri"/>
-                <w:color w:val="1A1A1A"/>
-                <w:sz w:val="20"/>
+              <w:rPr>
+                <w:lang w:val="en-US"/>
+              </w:rPr>
+            </w:pPr>
+            <w:r>
+              <w:rPr>
+                <w:rFonts w:ascii="Calibri" w:eastAsia="Calibri" w:hAnsi="Calibri"/>
+                <w:color w:val="1A1A1A"/>
+                <w:sz w:val="20"/>
+                <w:lang w:val="en-US"/>
               </w:rPr>
               <w:t xml:space="preserve">– </w:t>
             </w:r>
             <w:r>
               <w:rPr>
-                <w:rFonts w:ascii="Calibri" w:hAnsi="Calibri" w:eastAsia="Calibri"/>
-                <w:b/>
-                <w:color w:val="1A1A1A"/>
-                <w:sz w:val="20"/>
+                <w:rFonts w:ascii="Calibri" w:eastAsia="Calibri" w:hAnsi="Calibri"/>
+                <w:b/>
+                <w:color w:val="1A1A1A"/>
+                <w:sz w:val="20"/>
+                <w:lang w:val="en-US"/>
               </w:rPr>
               <w:t>Backlog for sprints 1 to 3.</w:t>
             </w:r>
             <w:r>
               <w:rPr>
-                <w:rFonts w:ascii="Calibri" w:hAnsi="Calibri" w:eastAsia="Calibri"/>
-                <w:color w:val="1A1A1A"/>
-                <w:sz w:val="20"/>
+                <w:rFonts w:ascii="Calibri" w:eastAsia="Calibri" w:hAnsi="Calibri"/>
+                <w:color w:val="1A1A1A"/>
+                <w:sz w:val="20"/>
+                <w:lang w:val="en-US"/>
               </w:rPr>
               <w:t xml:space="preserve"> 21 stories with acceptance criteria, traced to requirements and estimated, reviewed in two rounds and loaded into Trello with their definition of done as a checklist.</w:t>
             </w:r>
           </w:p>
           <w:p>
             <w:pPr>
-              <w:spacing w:after="80" w:before="0"/>
+              <w:spacing w:after="80"/>
               <w:ind w:left="200" w:hanging="160"/>
-            </w:pPr>
-            <w:r>
-              <w:rPr>
-                <w:rFonts w:ascii="Calibri" w:hAnsi="Calibri" w:eastAsia="Calibri"/>
-                <w:color w:val="1A1A1A"/>
-                <w:sz w:val="20"/>
+              <w:rPr>
+                <w:lang w:val="en-US"/>
+              </w:rPr>
+            </w:pPr>
+            <w:r>
+              <w:rPr>
+                <w:rFonts w:ascii="Calibri" w:eastAsia="Calibri" w:hAnsi="Calibri"/>
+                <w:color w:val="1A1A1A"/>
+                <w:sz w:val="20"/>
+                <w:lang w:val="en-US"/>
               </w:rPr>
               <w:t xml:space="preserve">– </w:t>
             </w:r>
             <w:r>
               <w:rPr>
-                <w:rFonts w:ascii="Calibri" w:hAnsi="Calibri" w:eastAsia="Calibri"/>
-                <w:b/>
-                <w:color w:val="1A1A1A"/>
-                <w:sz w:val="20"/>
+                <w:rFonts w:ascii="Calibri" w:eastAsia="Calibri" w:hAnsi="Calibri"/>
+                <w:b/>
+                <w:color w:val="1A1A1A"/>
+                <w:sz w:val="20"/>
+                <w:lang w:val="en-US"/>
               </w:rPr>
               <w:t>Prototype v1.1.</w:t>
             </w:r>
             <w:r>
               <w:rPr>
-                <w:rFonts w:ascii="Calibri" w:hAnsi="Calibri" w:eastAsia="Calibri"/>
-                <w:color w:val="1A1A1A"/>
-                <w:sz w:val="20"/>
+                <w:rFonts w:ascii="Calibri" w:eastAsia="Calibri" w:hAnsi="Calibri"/>
+                <w:color w:val="1A1A1A"/>
+                <w:sz w:val="20"/>
+                <w:lang w:val="en-US"/>
               </w:rPr>
               <w:t xml:space="preserve"> 36 screens across 7 user journeys, adjusted to the three-field sheet, plus a clean version for user testing.</w:t>
             </w:r>
           </w:p>
           <w:p>
             <w:pPr>
-              <w:spacing w:after="80" w:before="0"/>
+              <w:spacing w:after="80"/>
               <w:ind w:left="200" w:hanging="160"/>
-            </w:pPr>
-            <w:r>
-              <w:rPr>
-                <w:rFonts w:ascii="Calibri" w:hAnsi="Calibri" w:eastAsia="Calibri"/>
-                <w:color w:val="1A1A1A"/>
-                <w:sz w:val="20"/>
+              <w:rPr>
+                <w:lang w:val="en-US"/>
+              </w:rPr>
+            </w:pPr>
+            <w:r>
+              <w:rPr>
+                <w:rFonts w:ascii="Calibri" w:eastAsia="Calibri" w:hAnsi="Calibri"/>
+                <w:color w:val="1A1A1A"/>
+                <w:sz w:val="20"/>
+                <w:lang w:val="en-US"/>
               </w:rPr>
               <w:t xml:space="preserve">– </w:t>
             </w:r>
             <w:r>
               <w:rPr>
-                <w:rFonts w:ascii="Calibri" w:hAnsi="Calibri" w:eastAsia="Calibri"/>
-                <w:b/>
-                <w:color w:val="1A1A1A"/>
-                <w:sz w:val="20"/>
+                <w:rFonts w:ascii="Calibri" w:eastAsia="Calibri" w:hAnsi="Calibri"/>
+                <w:b/>
+                <w:color w:val="1A1A1A"/>
+                <w:sz w:val="20"/>
+                <w:lang w:val="en-US"/>
               </w:rPr>
               <w:t>Working development repository.</w:t>
             </w:r>
             <w:r>
               <w:rPr>
-                <w:rFonts w:ascii="Calibri" w:hAnsi="Calibri" w:eastAsia="Calibri"/>
-                <w:color w:val="1A1A1A"/>
-                <w:sz w:val="20"/>
+                <w:rFonts w:ascii="Calibri" w:eastAsia="Calibri" w:hAnsi="Calibri"/>
+                <w:color w:val="1A1A1A"/>
+                <w:sz w:val="20"/>
+                <w:lang w:val="en-US"/>
               </w:rPr>
               <w:t xml:space="preserve"> Docker Compose with PostgreSQL 16 and Redis 7, a reversible initial Alembic migration, an application connection through a role that cannot bypass RLS, and a green continuous integration pipeline.</w:t>
             </w:r>
           </w:p>
           <w:p>
             <w:pPr>
-              <w:spacing w:after="80" w:before="0"/>
+              <w:spacing w:after="80"/>
               <w:ind w:left="200" w:hanging="160"/>
-            </w:pPr>
-            <w:r>
-              <w:rPr>
-                <w:rFonts w:ascii="Calibri" w:hAnsi="Calibri" w:eastAsia="Calibri"/>
-                <w:color w:val="1A1A1A"/>
-                <w:sz w:val="20"/>
-              </w:rPr>
+              <w:rPr>
+                <w:lang w:val="en-US"/>
+              </w:rPr>
+            </w:pPr>
+            <w:r>
+              <w:rPr>
+                <w:rFonts w:ascii="Calibri" w:eastAsia="Calibri" w:hAnsi="Calibri"/>
+                <w:color w:val="1A1A1A"/>
+                <w:sz w:val="20"/>
+                <w:lang w:val="en-US"/>
+              </w:rPr>
+              <w:lastRenderedPageBreak/>
               <w:t xml:space="preserve">– </w:t>
             </w:r>
             <w:r>
               <w:rPr>
-                <w:rFonts w:ascii="Calibri" w:hAnsi="Calibri" w:eastAsia="Calibri"/>
-                <w:b/>
-                <w:color w:val="1A1A1A"/>
-                <w:sz w:val="20"/>
+                <w:rFonts w:ascii="Calibri" w:eastAsia="Calibri" w:hAnsi="Calibri"/>
+                <w:b/>
+                <w:color w:val="1A1A1A"/>
+                <w:sz w:val="20"/>
+                <w:lang w:val="en-US"/>
               </w:rPr>
               <w:t>Transbank proof of concept, partial.</w:t>
             </w:r>
             <w:r>
               <w:rPr>
-                <w:rFonts w:ascii="Calibri" w:hAnsi="Calibri" w:eastAsia="Calibri"/>
-                <w:color w:val="1A1A1A"/>
-                <w:sz w:val="20"/>
+                <w:rFonts w:ascii="Calibri" w:eastAsia="Calibri" w:hAnsi="Calibri"/>
+                <w:color w:val="1A1A1A"/>
+                <w:sz w:val="20"/>
+                <w:lang w:val="en-US"/>
               </w:rPr>
               <w:t xml:space="preserve"> It answered the highest-risk question: deferred capture does not support debit cards. The authorise, partial capture and reversal cases move to sprint 1.</w:t>
             </w:r>
           </w:p>
           <w:p>
             <w:pPr>
-              <w:spacing w:after="80" w:before="80"/>
-              <w:ind w:left="0" w:firstLine="0"/>
-            </w:pPr>
-            <w:r>
-              <w:rPr>
-                <w:rFonts w:ascii="Calibri" w:hAnsi="Calibri" w:eastAsia="Calibri"/>
+              <w:spacing w:before="80" w:after="80"/>
+              <w:rPr>
+                <w:lang w:val="en-US"/>
+              </w:rPr>
+            </w:pPr>
+            <w:r>
+              <w:rPr>
+                <w:rFonts w:ascii="Calibri" w:eastAsia="Calibri" w:hAnsi="Calibri"/>
                 <w:b/>
                 <w:color w:val="1F3864"/>
                 <w:sz w:val="20"/>
+                <w:lang w:val="en-US"/>
               </w:rPr>
               <w:t>Specific objectives achieved</w:t>
             </w:r>
           </w:p>
           <w:p>
             <w:pPr>
-              <w:spacing w:after="80" w:before="0"/>
+              <w:spacing w:after="80"/>
               <w:ind w:left="200" w:hanging="160"/>
-            </w:pPr>
-            <w:r>
-              <w:rPr>
-                <w:rFonts w:ascii="Calibri" w:hAnsi="Calibri" w:eastAsia="Calibri"/>
-                <w:color w:val="1A1A1A"/>
-                <w:sz w:val="20"/>
+              <w:rPr>
+                <w:lang w:val="en-US"/>
+              </w:rPr>
+            </w:pPr>
+            <w:r>
+              <w:rPr>
+                <w:rFonts w:ascii="Calibri" w:eastAsia="Calibri" w:hAnsi="Calibri"/>
+                <w:color w:val="1A1A1A"/>
+                <w:sz w:val="20"/>
+                <w:lang w:val="en-US"/>
               </w:rPr>
               <w:t xml:space="preserve">– </w:t>
             </w:r>
             <w:r>
               <w:rPr>
-                <w:rFonts w:ascii="Calibri" w:hAnsi="Calibri" w:eastAsia="Calibri"/>
-                <w:b/>
-                <w:color w:val="1A1A1A"/>
-                <w:sz w:val="20"/>
+                <w:rFonts w:ascii="Calibri" w:eastAsia="Calibri" w:hAnsi="Calibri"/>
+                <w:b/>
+                <w:color w:val="1A1A1A"/>
+                <w:sz w:val="20"/>
+                <w:lang w:val="en-US"/>
               </w:rPr>
               <w:t>SO1, validate the problem hypotheses:</w:t>
             </w:r>
             <w:r>
               <w:rPr>
-                <w:rFonts w:ascii="Calibri" w:hAnsi="Calibri" w:eastAsia="Calibri"/>
-                <w:color w:val="1A1A1A"/>
-                <w:sz w:val="20"/>
+                <w:rFonts w:ascii="Calibri" w:eastAsia="Calibri" w:hAnsi="Calibri"/>
+                <w:color w:val="1A1A1A"/>
+                <w:sz w:val="20"/>
+                <w:lang w:val="en-US"/>
               </w:rPr>
               <w:t xml:space="preserve"> achieved in Phase 1.</w:t>
             </w:r>
           </w:p>
           <w:p>
             <w:pPr>
-              <w:spacing w:after="80" w:before="0"/>
+              <w:spacing w:after="80"/>
               <w:ind w:left="200" w:hanging="160"/>
-            </w:pPr>
-            <w:r>
-              <w:rPr>
-                <w:rFonts w:ascii="Calibri" w:hAnsi="Calibri" w:eastAsia="Calibri"/>
-                <w:color w:val="1A1A1A"/>
-                <w:sz w:val="20"/>
+              <w:rPr>
+                <w:lang w:val="en-US"/>
+              </w:rPr>
+            </w:pPr>
+            <w:r>
+              <w:rPr>
+                <w:rFonts w:ascii="Calibri" w:eastAsia="Calibri" w:hAnsi="Calibri"/>
+                <w:color w:val="1A1A1A"/>
+                <w:sz w:val="20"/>
+                <w:lang w:val="en-US"/>
               </w:rPr>
               <w:t xml:space="preserve">– </w:t>
             </w:r>
             <w:r>
               <w:rPr>
-                <w:rFonts w:ascii="Calibri" w:hAnsi="Calibri" w:eastAsia="Calibri"/>
-                <w:b/>
-                <w:color w:val="1A1A1A"/>
-                <w:sz w:val="20"/>
+                <w:rFonts w:ascii="Calibri" w:eastAsia="Calibri" w:hAnsi="Calibri"/>
+                <w:b/>
+                <w:color w:val="1A1A1A"/>
+                <w:sz w:val="20"/>
+                <w:lang w:val="en-US"/>
               </w:rPr>
               <w:t>SO2, multi-tenant data model:</w:t>
             </w:r>
             <w:r>
               <w:rPr>
-                <w:rFonts w:ascii="Calibri" w:hAnsi="Calibri" w:eastAsia="Calibri"/>
-                <w:color w:val="1A1A1A"/>
-                <w:sz w:val="20"/>
+                <w:rFonts w:ascii="Calibri" w:eastAsia="Calibri" w:hAnsi="Calibri"/>
+                <w:color w:val="1A1A1A"/>
+                <w:sz w:val="20"/>
+                <w:lang w:val="en-US"/>
               </w:rPr>
               <w:t xml:space="preserve"> achieved ahead of schedule and beyond the commitment. Ten isolation tests were committed for the end of sprint 1, and at the end of sprint 0 there are 31 running in the pipeline.</w:t>
             </w:r>
           </w:p>
           <w:p>
             <w:pPr>
-              <w:spacing w:after="80" w:before="0"/>
+              <w:spacing w:after="80"/>
               <w:ind w:left="200" w:hanging="160"/>
-            </w:pPr>
-            <w:r>
-              <w:rPr>
-                <w:rFonts w:ascii="Calibri" w:hAnsi="Calibri" w:eastAsia="Calibri"/>
-                <w:color w:val="1A1A1A"/>
-                <w:sz w:val="20"/>
+              <w:rPr>
+                <w:lang w:val="en-US"/>
+              </w:rPr>
+            </w:pPr>
+            <w:r>
+              <w:rPr>
+                <w:rFonts w:ascii="Calibri" w:eastAsia="Calibri" w:hAnsi="Calibri"/>
+                <w:color w:val="1A1A1A"/>
+                <w:sz w:val="20"/>
+                <w:lang w:val="en-US"/>
               </w:rPr>
               <w:t xml:space="preserve">– </w:t>
             </w:r>
             <w:r>
               <w:rPr>
-                <w:rFonts w:ascii="Calibri" w:hAnsi="Calibri" w:eastAsia="Calibri"/>
-                <w:b/>
-                <w:color w:val="1A1A1A"/>
-                <w:sz w:val="20"/>
+                <w:rFonts w:ascii="Calibri" w:eastAsia="Calibri" w:hAnsi="Calibri"/>
+                <w:b/>
+                <w:color w:val="1A1A1A"/>
+                <w:sz w:val="20"/>
+                <w:lang w:val="en-US"/>
               </w:rPr>
               <w:t>SO3 to SO7:</w:t>
             </w:r>
             <w:r>
               <w:rPr>
-                <w:rFonts w:ascii="Calibri" w:hAnsi="Calibri" w:eastAsia="Calibri"/>
-                <w:color w:val="1A1A1A"/>
-                <w:sz w:val="20"/>
+                <w:rFonts w:ascii="Calibri" w:eastAsia="Calibri" w:hAnsi="Calibri"/>
+                <w:color w:val="1A1A1A"/>
+                <w:sz w:val="20"/>
+                <w:lang w:val="en-US"/>
               </w:rPr>
               <w:t xml:space="preserve"> not started, with new dates under the adjusted schedule (see Objectives).</w:t>
             </w:r>
@@ -976,6 +945,7 @@
                 <w:rFonts w:ascii="Calibri" w:hAnsi="Calibri"/>
                 <w:color w:val="1F3864" w:themeColor="accent1" w:themeShade="80"/>
               </w:rPr>
+              <w:lastRenderedPageBreak/>
               <w:t>Objectives</w:t>
             </w:r>
           </w:p>
@@ -987,8 +957,7 @@
           </w:tcPr>
           <w:p>
             <w:pPr>
-              <w:spacing w:after="80" w:before="80"/>
-              <w:ind w:left="0" w:firstLine="0"/>
+              <w:spacing w:before="80" w:after="80"/>
               <w:jc w:val="both"/>
               <w:rPr>
                 <w:rFonts w:ascii="Calibri" w:hAnsi="Calibri" w:cs="Arial"/>
@@ -997,261 +966,309 @@
                 <w:color w:val="548DD4"/>
                 <w:sz w:val="20"/>
                 <w:szCs w:val="20"/>
-                <w:lang w:eastAsia="es-CL"/>
-              </w:rPr>
-            </w:pPr>
-            <w:r>
-              <w:rPr>
-                <w:rFonts w:ascii="Calibri" w:hAnsi="Calibri" w:eastAsia="Calibri"/>
+                <w:lang w:val="en-US" w:eastAsia="es-CL"/>
+              </w:rPr>
+            </w:pPr>
+            <w:r>
+              <w:rPr>
+                <w:rFonts w:ascii="Calibri" w:eastAsia="Calibri" w:hAnsi="Calibri"/>
                 <w:b/>
                 <w:color w:val="1F3864"/>
                 <w:sz w:val="20"/>
+                <w:lang w:val="en-US"/>
               </w:rPr>
               <w:t>General objective (unchanged)</w:t>
             </w:r>
           </w:p>
           <w:p>
             <w:pPr>
-              <w:spacing w:after="80" w:before="0"/>
-              <w:ind w:left="0" w:firstLine="0"/>
-            </w:pPr>
-            <w:r>
-              <w:rPr>
-                <w:rFonts w:ascii="Calibri" w:hAnsi="Calibri" w:eastAsia="Calibri"/>
-                <w:color w:val="1A1A1A"/>
-                <w:sz w:val="20"/>
+              <w:spacing w:after="80"/>
+              <w:rPr>
+                <w:lang w:val="en-US"/>
+              </w:rPr>
+            </w:pPr>
+            <w:r>
+              <w:rPr>
+                <w:rFonts w:ascii="Calibri" w:eastAsia="Calibri" w:hAnsi="Calibri"/>
+                <w:color w:val="1A1A1A"/>
+                <w:sz w:val="20"/>
+                <w:lang w:val="en-US"/>
               </w:rPr>
               <w:t>To develop a software platform that turns the care plan of an older adult living with dependency into a stock-out forecast for their care supplies and coordinates their replenishment and payment, deployed and running in a demonstration environment by the end of the 2026-2 semester.</w:t>
             </w:r>
           </w:p>
           <w:p>
             <w:pPr>
-              <w:spacing w:after="80" w:before="80"/>
-              <w:ind w:left="0" w:firstLine="0"/>
-            </w:pPr>
-            <w:r>
-              <w:rPr>
-                <w:rFonts w:ascii="Calibri" w:hAnsi="Calibri" w:eastAsia="Calibri"/>
+              <w:spacing w:before="80" w:after="80"/>
+              <w:rPr>
+                <w:lang w:val="en-US"/>
+              </w:rPr>
+            </w:pPr>
+            <w:r>
+              <w:rPr>
+                <w:rFonts w:ascii="Calibri" w:eastAsia="Calibri" w:hAnsi="Calibri"/>
                 <w:b/>
                 <w:color w:val="1F3864"/>
                 <w:sz w:val="20"/>
+                <w:lang w:val="en-US"/>
               </w:rPr>
               <w:t>Adjusted specific objectives</w:t>
             </w:r>
           </w:p>
           <w:p>
             <w:pPr>
-              <w:spacing w:after="80" w:before="0"/>
-              <w:ind w:left="0" w:firstLine="0"/>
-            </w:pPr>
-            <w:r>
-              <w:rPr>
-                <w:rFonts w:ascii="Calibri" w:hAnsi="Calibri" w:eastAsia="Calibri"/>
-                <w:color w:val="1A1A1A"/>
-                <w:sz w:val="20"/>
+              <w:spacing w:after="80"/>
+              <w:rPr>
+                <w:lang w:val="en-US"/>
+              </w:rPr>
+            </w:pPr>
+            <w:r>
+              <w:rPr>
+                <w:rFonts w:ascii="Calibri" w:eastAsia="Calibri" w:hAnsi="Calibri"/>
+                <w:color w:val="1A1A1A"/>
+                <w:sz w:val="20"/>
+                <w:lang w:val="en-US"/>
               </w:rPr>
               <w:t>The content of the objectives does not change. The dates do, because development started three weeks later than planned and the sprints were regrouped (see Methodology).</w:t>
             </w:r>
           </w:p>
           <w:p>
             <w:pPr>
-              <w:spacing w:after="80" w:before="0"/>
-              <w:ind w:left="0" w:firstLine="0"/>
-            </w:pPr>
-            <w:r>
-              <w:rPr>
-                <w:rFonts w:ascii="Calibri" w:hAnsi="Calibri" w:eastAsia="Calibri"/>
-                <w:color w:val="1A1A1A"/>
-                <w:sz w:val="20"/>
+              <w:spacing w:after="80"/>
+              <w:rPr>
+                <w:lang w:val="en-US"/>
+              </w:rPr>
+            </w:pPr>
+            <w:r>
+              <w:rPr>
+                <w:rFonts w:ascii="Calibri" w:eastAsia="Calibri" w:hAnsi="Calibri"/>
+                <w:color w:val="1A1A1A"/>
+                <w:sz w:val="20"/>
+                <w:lang w:val="en-US"/>
               </w:rPr>
               <w:t xml:space="preserve">1. Validate the seven problem hypotheses with ten interviews and falsification criteria written down before interviewing, by the end of week 6. </w:t>
             </w:r>
             <w:r>
               <w:rPr>
-                <w:rFonts w:ascii="Calibri" w:hAnsi="Calibri" w:eastAsia="Calibri"/>
-                <w:b/>
-                <w:color w:val="1A1A1A"/>
-                <w:sz w:val="20"/>
+                <w:rFonts w:ascii="Calibri" w:eastAsia="Calibri" w:hAnsi="Calibri"/>
+                <w:b/>
+                <w:color w:val="1A1A1A"/>
+                <w:sz w:val="20"/>
+                <w:lang w:val="en-US"/>
               </w:rPr>
               <w:t>Achieved.</w:t>
             </w:r>
           </w:p>
           <w:p>
             <w:pPr>
-              <w:spacing w:after="80" w:before="0"/>
-              <w:ind w:left="0" w:firstLine="0"/>
-            </w:pPr>
-            <w:r>
-              <w:rPr>
-                <w:rFonts w:ascii="Calibri" w:hAnsi="Calibri" w:eastAsia="Calibri"/>
-                <w:color w:val="1A1A1A"/>
-                <w:sz w:val="20"/>
+              <w:spacing w:after="80"/>
+              <w:rPr>
+                <w:lang w:val="en-US"/>
+              </w:rPr>
+            </w:pPr>
+            <w:r>
+              <w:rPr>
+                <w:rFonts w:ascii="Calibri" w:eastAsia="Calibri" w:hAnsi="Calibri"/>
+                <w:color w:val="1A1A1A"/>
+                <w:sz w:val="20"/>
+                <w:lang w:val="en-US"/>
               </w:rPr>
               <w:t xml:space="preserve">2. Implement a multi-tenant data model with enforced Row Level Security, verified by isolation tests against a real database. </w:t>
             </w:r>
             <w:r>
               <w:rPr>
-                <w:rFonts w:ascii="Calibri" w:hAnsi="Calibri" w:eastAsia="Calibri"/>
-                <w:b/>
-                <w:color w:val="1A1A1A"/>
-                <w:sz w:val="20"/>
+                <w:rFonts w:ascii="Calibri" w:eastAsia="Calibri" w:hAnsi="Calibri"/>
+                <w:b/>
+                <w:color w:val="1A1A1A"/>
+                <w:sz w:val="20"/>
+                <w:lang w:val="en-US"/>
               </w:rPr>
               <w:t>Achieved in sprint 0, with 31 tests.</w:t>
             </w:r>
           </w:p>
           <w:p>
             <w:pPr>
-              <w:spacing w:after="80" w:before="0"/>
-              <w:ind w:left="0" w:firstLine="0"/>
-            </w:pPr>
-            <w:r>
-              <w:rPr>
-                <w:rFonts w:ascii="Calibri" w:hAnsi="Calibri" w:eastAsia="Calibri"/>
-                <w:color w:val="1A1A1A"/>
-                <w:sz w:val="20"/>
+              <w:spacing w:after="80"/>
+              <w:rPr>
+                <w:lang w:val="en-US"/>
+              </w:rPr>
+            </w:pPr>
+            <w:r>
+              <w:rPr>
+                <w:rFonts w:ascii="Calibri" w:eastAsia="Calibri" w:hAnsi="Calibri"/>
+                <w:color w:val="1A1A1A"/>
+                <w:sz w:val="20"/>
+                <w:lang w:val="en-US"/>
               </w:rPr>
               <w:t xml:space="preserve">3. Build the care plan with temporary, revocable relief access, auditing of every access and cryptographic erasure in line with Law 21.719, </w:t>
             </w:r>
             <w:r>
               <w:rPr>
-                <w:rFonts w:ascii="Calibri" w:hAnsi="Calibri" w:eastAsia="Calibri"/>
-                <w:b/>
-                <w:color w:val="1A1A1A"/>
-                <w:sz w:val="20"/>
+                <w:rFonts w:ascii="Calibri" w:eastAsia="Calibri" w:hAnsi="Calibri"/>
+                <w:b/>
+                <w:color w:val="1A1A1A"/>
+                <w:sz w:val="20"/>
+                <w:lang w:val="en-US"/>
               </w:rPr>
               <w:t>by 29 October (sprint 2)</w:t>
             </w:r>
             <w:r>
               <w:rPr>
-                <w:rFonts w:ascii="Calibri" w:hAnsi="Calibri" w:eastAsia="Calibri"/>
-                <w:color w:val="1A1A1A"/>
-                <w:sz w:val="20"/>
+                <w:rFonts w:ascii="Calibri" w:eastAsia="Calibri" w:hAnsi="Calibri"/>
+                <w:color w:val="1A1A1A"/>
+                <w:sz w:val="20"/>
+                <w:lang w:val="en-US"/>
               </w:rPr>
               <w:t>. Previously: sprint 3.</w:t>
             </w:r>
           </w:p>
           <w:p>
             <w:pPr>
-              <w:spacing w:after="80" w:before="0"/>
-              <w:ind w:left="0" w:firstLine="0"/>
-            </w:pPr>
-            <w:r>
-              <w:rPr>
-                <w:rFonts w:ascii="Calibri" w:hAnsi="Calibri" w:eastAsia="Calibri"/>
-                <w:color w:val="1A1A1A"/>
-                <w:sz w:val="20"/>
+              <w:spacing w:after="80"/>
+              <w:rPr>
+                <w:lang w:val="en-US"/>
+              </w:rPr>
+            </w:pPr>
+            <w:r>
+              <w:rPr>
+                <w:rFonts w:ascii="Calibri" w:eastAsia="Calibri" w:hAnsi="Calibri"/>
+                <w:color w:val="1A1A1A"/>
+                <w:sz w:val="20"/>
+                <w:lang w:val="en-US"/>
               </w:rPr>
               <w:t xml:space="preserve">4. Implement the stock-out date calculation and the early alert per supply item, with eight green domain tests, </w:t>
             </w:r>
             <w:r>
               <w:rPr>
-                <w:rFonts w:ascii="Calibri" w:hAnsi="Calibri" w:eastAsia="Calibri"/>
-                <w:b/>
-                <w:color w:val="1A1A1A"/>
-                <w:sz w:val="20"/>
+                <w:rFonts w:ascii="Calibri" w:eastAsia="Calibri" w:hAnsi="Calibri"/>
+                <w:b/>
+                <w:color w:val="1A1A1A"/>
+                <w:sz w:val="20"/>
+                <w:lang w:val="en-US"/>
               </w:rPr>
               <w:t>by 5 November (sprint 3)</w:t>
             </w:r>
             <w:r>
               <w:rPr>
-                <w:rFonts w:ascii="Calibri" w:hAnsi="Calibri" w:eastAsia="Calibri"/>
-                <w:color w:val="1A1A1A"/>
-                <w:sz w:val="20"/>
+                <w:rFonts w:ascii="Calibri" w:eastAsia="Calibri" w:hAnsi="Calibri"/>
+                <w:color w:val="1A1A1A"/>
+                <w:sz w:val="20"/>
+                <w:lang w:val="en-US"/>
               </w:rPr>
               <w:t>. Previously: sprint 5.</w:t>
             </w:r>
           </w:p>
           <w:p>
             <w:pPr>
-              <w:spacing w:after="80" w:before="0"/>
-              <w:ind w:left="0" w:firstLine="0"/>
-            </w:pPr>
-            <w:r>
-              <w:rPr>
-                <w:rFonts w:ascii="Calibri" w:hAnsi="Calibri" w:eastAsia="Calibri"/>
-                <w:color w:val="1A1A1A"/>
-                <w:sz w:val="20"/>
+              <w:spacing w:after="80"/>
+              <w:rPr>
+                <w:lang w:val="en-US"/>
+              </w:rPr>
+            </w:pPr>
+            <w:r>
+              <w:rPr>
+                <w:rFonts w:ascii="Calibri" w:eastAsia="Calibri" w:hAnsi="Calibri"/>
+                <w:color w:val="1A1A1A"/>
+                <w:sz w:val="20"/>
+                <w:lang w:val="en-US"/>
               </w:rPr>
               <w:t xml:space="preserve">5. Deliver the replenishment list, exportable as a document and as a shareable link, working without any commercial agreement, </w:t>
             </w:r>
             <w:r>
               <w:rPr>
-                <w:rFonts w:ascii="Calibri" w:hAnsi="Calibri" w:eastAsia="Calibri"/>
-                <w:b/>
-                <w:color w:val="1A1A1A"/>
-                <w:sz w:val="20"/>
+                <w:rFonts w:ascii="Calibri" w:eastAsia="Calibri" w:hAnsi="Calibri"/>
+                <w:b/>
+                <w:color w:val="1A1A1A"/>
+                <w:sz w:val="20"/>
+                <w:lang w:val="en-US"/>
               </w:rPr>
               <w:t>by 12 November (sprint 4)</w:t>
             </w:r>
             <w:r>
               <w:rPr>
-                <w:rFonts w:ascii="Calibri" w:hAnsi="Calibri" w:eastAsia="Calibri"/>
-                <w:color w:val="1A1A1A"/>
-                <w:sz w:val="20"/>
+                <w:rFonts w:ascii="Calibri" w:eastAsia="Calibri" w:hAnsi="Calibri"/>
+                <w:color w:val="1A1A1A"/>
+                <w:sz w:val="20"/>
+                <w:lang w:val="en-US"/>
               </w:rPr>
               <w:t>. Previously: sprint 6.</w:t>
             </w:r>
           </w:p>
           <w:p>
             <w:pPr>
-              <w:spacing w:after="80" w:before="0"/>
-              <w:ind w:left="0" w:firstLine="0"/>
-            </w:pPr>
-            <w:r>
-              <w:rPr>
-                <w:rFonts w:ascii="Calibri" w:hAnsi="Calibri" w:eastAsia="Calibri"/>
-                <w:color w:val="1A1A1A"/>
-                <w:sz w:val="20"/>
+              <w:spacing w:after="80"/>
+              <w:rPr>
+                <w:lang w:val="en-US"/>
+              </w:rPr>
+            </w:pPr>
+            <w:r>
+              <w:rPr>
+                <w:rFonts w:ascii="Calibri" w:eastAsia="Calibri" w:hAnsi="Calibri"/>
+                <w:color w:val="1A1A1A"/>
+                <w:sz w:val="20"/>
+                <w:lang w:val="en-US"/>
               </w:rPr>
               <w:t xml:space="preserve">6. Build the ordering flow with deferred authorisation and capture for the actual amount, with the seven mandatory payment cases green, </w:t>
             </w:r>
             <w:r>
               <w:rPr>
-                <w:rFonts w:ascii="Calibri" w:hAnsi="Calibri" w:eastAsia="Calibri"/>
-                <w:b/>
-                <w:color w:val="1A1A1A"/>
-                <w:sz w:val="20"/>
+                <w:rFonts w:ascii="Calibri" w:eastAsia="Calibri" w:hAnsi="Calibri"/>
+                <w:b/>
+                <w:color w:val="1A1A1A"/>
+                <w:sz w:val="20"/>
+                <w:lang w:val="en-US"/>
               </w:rPr>
               <w:t>by 12 November (sprint 4)</w:t>
             </w:r>
             <w:r>
               <w:rPr>
-                <w:rFonts w:ascii="Calibri" w:hAnsi="Calibri" w:eastAsia="Calibri"/>
-                <w:color w:val="1A1A1A"/>
-                <w:sz w:val="20"/>
+                <w:rFonts w:ascii="Calibri" w:eastAsia="Calibri" w:hAnsi="Calibri"/>
+                <w:color w:val="1A1A1A"/>
+                <w:sz w:val="20"/>
+                <w:lang w:val="en-US"/>
               </w:rPr>
               <w:t>. For debit cards, plan B of ADR-006 applies. Previously: sprint 7.</w:t>
             </w:r>
           </w:p>
           <w:p>
             <w:pPr>
-              <w:spacing w:after="80" w:before="0"/>
-              <w:ind w:left="0" w:firstLine="0"/>
-            </w:pPr>
-            <w:r>
-              <w:rPr>
-                <w:rFonts w:ascii="Calibri" w:hAnsi="Calibri" w:eastAsia="Calibri"/>
-                <w:color w:val="1A1A1A"/>
-                <w:sz w:val="20"/>
+              <w:spacing w:after="80"/>
+            </w:pPr>
+            <w:r>
+              <w:rPr>
+                <w:rFonts w:ascii="Calibri" w:eastAsia="Calibri" w:hAnsi="Calibri"/>
+                <w:color w:val="1A1A1A"/>
+                <w:sz w:val="20"/>
+                <w:lang w:val="en-US"/>
               </w:rPr>
               <w:t xml:space="preserve">7. Deploy the system in a demonstration environment with the six critical user journeys working and the continuous integration pipeline green, </w:t>
             </w:r>
             <w:r>
               <w:rPr>
-                <w:rFonts w:ascii="Calibri" w:hAnsi="Calibri" w:eastAsia="Calibri"/>
-                <w:b/>
-                <w:color w:val="1A1A1A"/>
-                <w:sz w:val="20"/>
+                <w:rFonts w:ascii="Calibri" w:eastAsia="Calibri" w:hAnsi="Calibri"/>
+                <w:b/>
+                <w:color w:val="1A1A1A"/>
+                <w:sz w:val="20"/>
+                <w:lang w:val="en-US"/>
               </w:rPr>
               <w:t>by 19 November (sprint 5)</w:t>
             </w:r>
             <w:r>
               <w:rPr>
-                <w:rFonts w:ascii="Calibri" w:hAnsi="Calibri" w:eastAsia="Calibri"/>
-                <w:color w:val="1A1A1A"/>
-                <w:sz w:val="20"/>
-              </w:rPr>
-              <w:t>. Previously: sprint 8.</w:t>
+                <w:rFonts w:ascii="Calibri" w:eastAsia="Calibri" w:hAnsi="Calibri"/>
+                <w:color w:val="1A1A1A"/>
+                <w:sz w:val="20"/>
+                <w:lang w:val="en-US"/>
+              </w:rPr>
+              <w:t xml:space="preserve">. </w:t>
+            </w:r>
+            <w:r>
+              <w:rPr>
+                <w:rFonts w:ascii="Calibri" w:eastAsia="Calibri" w:hAnsi="Calibri"/>
+                <w:color w:val="1A1A1A"/>
+                <w:sz w:val="20"/>
+              </w:rPr>
+              <w:t>Previously: sprint 8.</w:t>
             </w:r>
           </w:p>
         </w:tc>
@@ -1288,8 +1305,7 @@
           </w:tcPr>
           <w:p>
             <w:pPr>
-              <w:spacing w:after="80" w:before="80"/>
-              <w:ind w:left="0" w:firstLine="0"/>
+              <w:spacing w:before="80" w:after="80"/>
               <w:jc w:val="both"/>
               <w:rPr>
                 <w:rFonts w:ascii="Calibri" w:hAnsi="Calibri" w:cs="Arial"/>
@@ -1297,199 +1313,237 @@
                 <w:color w:val="548DD4"/>
                 <w:sz w:val="20"/>
                 <w:szCs w:val="20"/>
-                <w:lang w:eastAsia="es-CL"/>
-              </w:rPr>
-            </w:pPr>
-            <w:r>
-              <w:rPr>
-                <w:rFonts w:ascii="Calibri" w:hAnsi="Calibri" w:eastAsia="Calibri"/>
+                <w:lang w:val="en-US" w:eastAsia="es-CL"/>
+              </w:rPr>
+            </w:pPr>
+            <w:r>
+              <w:rPr>
+                <w:rFonts w:ascii="Calibri" w:eastAsia="Calibri" w:hAnsi="Calibri"/>
                 <w:b/>
                 <w:color w:val="1F3864"/>
                 <w:sz w:val="20"/>
+                <w:lang w:val="en-US"/>
               </w:rPr>
               <w:t>What stays the same</w:t>
             </w:r>
           </w:p>
           <w:p>
             <w:pPr>
-              <w:spacing w:after="80" w:before="0"/>
-              <w:ind w:left="0" w:firstLine="0"/>
-            </w:pPr>
-            <w:r>
-              <w:rPr>
-                <w:rFonts w:ascii="Calibri" w:hAnsi="Calibri" w:eastAsia="Calibri"/>
-                <w:color w:val="1A1A1A"/>
-                <w:sz w:val="20"/>
+              <w:spacing w:after="80"/>
+              <w:rPr>
+                <w:lang w:val="en-US"/>
+              </w:rPr>
+            </w:pPr>
+            <w:r>
+              <w:rPr>
+                <w:rFonts w:ascii="Calibri" w:eastAsia="Calibri" w:hAnsi="Calibri"/>
+                <w:color w:val="1A1A1A"/>
+                <w:sz w:val="20"/>
+                <w:lang w:val="en-US"/>
               </w:rPr>
               <w:t>Scrum adapted to a two-person team, with one-week sprints. Work is split by vertical axis: Jorge Espinoza is Product Owner and owns axis A (care and consumption), and Martín Henríquez is Scrum Master and owns axis B (identity, money and operations). The API contract is agreed before implementation, and if the team falls behind, a declared order of sacrifice applies that never touches the relief sheet, relief access, stock-out forecasting or list export.</w:t>
             </w:r>
           </w:p>
           <w:p>
             <w:pPr>
-              <w:spacing w:after="80" w:before="80"/>
-              <w:ind w:left="0" w:firstLine="0"/>
-            </w:pPr>
-            <w:r>
-              <w:rPr>
-                <w:rFonts w:ascii="Calibri" w:hAnsi="Calibri" w:eastAsia="Calibri"/>
+              <w:spacing w:before="80" w:after="80"/>
+              <w:rPr>
+                <w:lang w:val="en-US"/>
+              </w:rPr>
+            </w:pPr>
+            <w:r>
+              <w:rPr>
+                <w:rFonts w:ascii="Calibri" w:eastAsia="Calibri" w:hAnsi="Calibri"/>
                 <w:b/>
                 <w:color w:val="1F3864"/>
                 <w:sz w:val="20"/>
-              </w:rPr>
+                <w:lang w:val="en-US"/>
+              </w:rPr>
+              <w:lastRenderedPageBreak/>
               <w:t>Adjustments</w:t>
             </w:r>
           </w:p>
           <w:p>
             <w:pPr>
-              <w:spacing w:after="80" w:before="0"/>
+              <w:spacing w:after="80"/>
               <w:ind w:left="200" w:hanging="160"/>
-            </w:pPr>
-            <w:r>
-              <w:rPr>
-                <w:rFonts w:ascii="Calibri" w:hAnsi="Calibri" w:eastAsia="Calibri"/>
-                <w:color w:val="1A1A1A"/>
-                <w:sz w:val="20"/>
+              <w:rPr>
+                <w:lang w:val="en-US"/>
+              </w:rPr>
+            </w:pPr>
+            <w:r>
+              <w:rPr>
+                <w:rFonts w:ascii="Calibri" w:eastAsia="Calibri" w:hAnsi="Calibri"/>
+                <w:color w:val="1A1A1A"/>
+                <w:sz w:val="20"/>
+                <w:lang w:val="en-US"/>
               </w:rPr>
               <w:t xml:space="preserve">– </w:t>
             </w:r>
             <w:r>
               <w:rPr>
-                <w:rFonts w:ascii="Calibri" w:hAnsi="Calibri" w:eastAsia="Calibri"/>
-                <w:b/>
-                <w:color w:val="1A1A1A"/>
-                <w:sz w:val="20"/>
+                <w:rFonts w:ascii="Calibri" w:eastAsia="Calibri" w:hAnsi="Calibri"/>
+                <w:b/>
+                <w:color w:val="1A1A1A"/>
+                <w:sz w:val="20"/>
+                <w:lang w:val="en-US"/>
               </w:rPr>
               <w:t>Schedule.</w:t>
             </w:r>
             <w:r>
               <w:rPr>
-                <w:rFonts w:ascii="Calibri" w:hAnsi="Calibri" w:eastAsia="Calibri"/>
-                <w:color w:val="1A1A1A"/>
-                <w:sz w:val="20"/>
+                <w:rFonts w:ascii="Calibri" w:eastAsia="Calibri" w:hAnsi="Calibri"/>
+                <w:color w:val="1A1A1A"/>
+                <w:sz w:val="20"/>
+                <w:lang w:val="en-US"/>
               </w:rPr>
               <w:t xml:space="preserve"> Sprints run from Friday to Thursday: review and retrospective happen on Thursday, and planning on Friday. There are five development sprints between 16 October and 19 November, and two reserve sprints before the final presentation.</w:t>
             </w:r>
           </w:p>
           <w:p>
             <w:pPr>
-              <w:spacing w:after="80" w:before="0"/>
+              <w:spacing w:after="80"/>
               <w:ind w:left="200" w:hanging="160"/>
-            </w:pPr>
-            <w:r>
-              <w:rPr>
-                <w:rFonts w:ascii="Calibri" w:hAnsi="Calibri" w:eastAsia="Calibri"/>
-                <w:color w:val="1A1A1A"/>
-                <w:sz w:val="20"/>
+              <w:rPr>
+                <w:lang w:val="en-US"/>
+              </w:rPr>
+            </w:pPr>
+            <w:r>
+              <w:rPr>
+                <w:rFonts w:ascii="Calibri" w:eastAsia="Calibri" w:hAnsi="Calibri"/>
+                <w:color w:val="1A1A1A"/>
+                <w:sz w:val="20"/>
+                <w:lang w:val="en-US"/>
               </w:rPr>
               <w:t xml:space="preserve">– </w:t>
             </w:r>
             <w:r>
               <w:rPr>
-                <w:rFonts w:ascii="Calibri" w:hAnsi="Calibri" w:eastAsia="Calibri"/>
-                <w:b/>
-                <w:color w:val="1A1A1A"/>
-                <w:sz w:val="20"/>
+                <w:rFonts w:ascii="Calibri" w:eastAsia="Calibri" w:hAnsi="Calibri"/>
+                <w:b/>
+                <w:color w:val="1A1A1A"/>
+                <w:sz w:val="20"/>
+                <w:lang w:val="en-US"/>
               </w:rPr>
               <w:t>AI-assisted development (vibe coding).</w:t>
             </w:r>
             <w:r>
               <w:rPr>
-                <w:rFonts w:ascii="Calibri" w:hAnsi="Calibri" w:eastAsia="Calibri"/>
-                <w:color w:val="1A1A1A"/>
-                <w:sz w:val="20"/>
+                <w:rFonts w:ascii="Calibri" w:eastAsia="Calibri" w:hAnsi="Calibri"/>
+                <w:color w:val="1A1A1A"/>
+                <w:sz w:val="20"/>
+                <w:lang w:val="en-US"/>
               </w:rPr>
               <w:t xml:space="preserve"> An assistant generates code, tests and documentation from the team's instructions, and the team reviews, corrects and decides. This lets the team fit into five sprints the scope that was spread over eight. Three controls apply: the definition of done has no exceptions for generated code, the test cases for critical rules are decided by the team, and no real data or secrets are ever given to the assistant. The assumed speed-up factor (1.8) is measured in sprint 1, and if it comes in below 1.4, the order of sacrifice is applied before sprint 2 is planned.</w:t>
             </w:r>
           </w:p>
           <w:p>
             <w:pPr>
-              <w:spacing w:after="80" w:before="0"/>
+              <w:spacing w:after="80"/>
               <w:ind w:left="200" w:hanging="160"/>
-            </w:pPr>
-            <w:r>
-              <w:rPr>
-                <w:rFonts w:ascii="Calibri" w:hAnsi="Calibri" w:eastAsia="Calibri"/>
-                <w:color w:val="1A1A1A"/>
-                <w:sz w:val="20"/>
+              <w:rPr>
+                <w:lang w:val="en-US"/>
+              </w:rPr>
+            </w:pPr>
+            <w:r>
+              <w:rPr>
+                <w:rFonts w:ascii="Calibri" w:eastAsia="Calibri" w:hAnsi="Calibri"/>
+                <w:color w:val="1A1A1A"/>
+                <w:sz w:val="20"/>
+                <w:lang w:val="en-US"/>
               </w:rPr>
               <w:t xml:space="preserve">– </w:t>
             </w:r>
             <w:r>
               <w:rPr>
-                <w:rFonts w:ascii="Calibri" w:hAnsi="Calibri" w:eastAsia="Calibri"/>
-                <w:b/>
-                <w:color w:val="1A1A1A"/>
-                <w:sz w:val="20"/>
+                <w:rFonts w:ascii="Calibri" w:eastAsia="Calibri" w:hAnsi="Calibri"/>
+                <w:b/>
+                <w:color w:val="1A1A1A"/>
+                <w:sz w:val="20"/>
+                <w:lang w:val="en-US"/>
               </w:rPr>
               <w:t>Two repositories.</w:t>
             </w:r>
             <w:r>
               <w:rPr>
-                <w:rFonts w:ascii="Calibri" w:hAnsi="Calibri" w:eastAsia="Calibri"/>
-                <w:color w:val="1A1A1A"/>
-                <w:sz w:val="20"/>
+                <w:rFonts w:ascii="Calibri" w:eastAsia="Calibri" w:hAnsi="Calibri"/>
+                <w:color w:val="1A1A1A"/>
+                <w:sz w:val="20"/>
+                <w:lang w:val="en-US"/>
               </w:rPr>
               <w:t xml:space="preserve"> MATU holds the evidence for each phase and the documentation. MATU_PROYECTO holds the code. This keeps the evidence the instructor reviews separate from day-to-day work.</w:t>
             </w:r>
           </w:p>
           <w:p>
             <w:pPr>
-              <w:spacing w:after="80" w:before="0"/>
+              <w:spacing w:after="80"/>
               <w:ind w:left="200" w:hanging="160"/>
-            </w:pPr>
-            <w:r>
-              <w:rPr>
-                <w:rFonts w:ascii="Calibri" w:hAnsi="Calibri" w:eastAsia="Calibri"/>
-                <w:color w:val="1A1A1A"/>
-                <w:sz w:val="20"/>
+              <w:rPr>
+                <w:lang w:val="en-US"/>
+              </w:rPr>
+            </w:pPr>
+            <w:r>
+              <w:rPr>
+                <w:rFonts w:ascii="Calibri" w:eastAsia="Calibri" w:hAnsi="Calibri"/>
+                <w:color w:val="1A1A1A"/>
+                <w:sz w:val="20"/>
+                <w:lang w:val="en-US"/>
               </w:rPr>
               <w:t xml:space="preserve">– </w:t>
             </w:r>
             <w:r>
               <w:rPr>
-                <w:rFonts w:ascii="Calibri" w:hAnsi="Calibri" w:eastAsia="Calibri"/>
-                <w:b/>
-                <w:color w:val="1A1A1A"/>
-                <w:sz w:val="20"/>
+                <w:rFonts w:ascii="Calibri" w:eastAsia="Calibri" w:hAnsi="Calibri"/>
+                <w:b/>
+                <w:color w:val="1A1A1A"/>
+                <w:sz w:val="20"/>
+                <w:lang w:val="en-US"/>
               </w:rPr>
               <w:t>Trello replaces GitHub Projects</w:t>
             </w:r>
             <w:r>
               <w:rPr>
-                <w:rFonts w:ascii="Calibri" w:hAnsi="Calibri" w:eastAsia="Calibri"/>
-                <w:color w:val="1A1A1A"/>
-                <w:sz w:val="20"/>
+                <w:rFonts w:ascii="Calibri" w:eastAsia="Calibri" w:hAnsi="Calibri"/>
+                <w:color w:val="1A1A1A"/>
+                <w:sz w:val="20"/>
+                <w:lang w:val="en-US"/>
               </w:rPr>
               <w:t xml:space="preserve"> as the board. Every story has its definition of done as a checklist.</w:t>
             </w:r>
           </w:p>
           <w:p>
             <w:pPr>
-              <w:spacing w:after="80" w:before="0"/>
+              <w:spacing w:after="80"/>
               <w:ind w:left="200" w:hanging="160"/>
-            </w:pPr>
-            <w:r>
-              <w:rPr>
-                <w:rFonts w:ascii="Calibri" w:hAnsi="Calibri" w:eastAsia="Calibri"/>
-                <w:color w:val="1A1A1A"/>
-                <w:sz w:val="20"/>
+              <w:rPr>
+                <w:lang w:val="en-US"/>
+              </w:rPr>
+            </w:pPr>
+            <w:r>
+              <w:rPr>
+                <w:rFonts w:ascii="Calibri" w:eastAsia="Calibri" w:hAnsi="Calibri"/>
+                <w:color w:val="1A1A1A"/>
+                <w:sz w:val="20"/>
+                <w:lang w:val="en-US"/>
               </w:rPr>
               <w:t xml:space="preserve">– </w:t>
             </w:r>
             <w:r>
               <w:rPr>
-                <w:rFonts w:ascii="Calibri" w:hAnsi="Calibri" w:eastAsia="Calibri"/>
-                <w:b/>
-                <w:color w:val="1A1A1A"/>
-                <w:sz w:val="20"/>
+                <w:rFonts w:ascii="Calibri" w:eastAsia="Calibri" w:hAnsi="Calibri"/>
+                <w:b/>
+                <w:color w:val="1A1A1A"/>
+                <w:sz w:val="20"/>
+                <w:lang w:val="en-US"/>
               </w:rPr>
               <w:t>Continuous integration is the objective criterion for done.</w:t>
             </w:r>
             <w:r>
               <w:rPr>
-                <w:rFonts w:ascii="Calibri" w:hAnsi="Calibri" w:eastAsia="Calibri"/>
-                <w:color w:val="1A1A1A"/>
-                <w:sz w:val="20"/>
+                <w:rFonts w:ascii="Calibri" w:eastAsia="Calibri" w:hAnsi="Calibri"/>
+                <w:color w:val="1A1A1A"/>
+                <w:sz w:val="20"/>
+                <w:lang w:val="en-US"/>
               </w:rPr>
               <w:t xml:space="preserve"> Every change goes through style checks (ruff), type checks (mypy), secret scanning (detect-secrets), up and down migrations, and tests against a real PostgreSQL database.</w:t>
             </w:r>
@@ -1517,6 +1571,7 @@
                 <w:rFonts w:ascii="Calibri" w:hAnsi="Calibri"/>
                 <w:color w:val="1F3864" w:themeColor="accent1" w:themeShade="80"/>
               </w:rPr>
+              <w:lastRenderedPageBreak/>
               <w:t>Progress evidence</w:t>
             </w:r>
           </w:p>
@@ -1528,8 +1583,7 @@
           </w:tcPr>
           <w:p>
             <w:pPr>
-              <w:spacing w:after="80" w:before="80"/>
-              <w:ind w:left="0" w:firstLine="0"/>
+              <w:spacing w:before="80" w:after="80"/>
               <w:jc w:val="both"/>
               <w:rPr>
                 <w:rFonts w:ascii="Calibri" w:hAnsi="Calibri" w:cs="Arial"/>
@@ -1537,89 +1591,102 @@
                 <w:color w:val="548DD4"/>
                 <w:sz w:val="20"/>
                 <w:szCs w:val="20"/>
-                <w:lang w:eastAsia="es-CL"/>
-              </w:rPr>
-            </w:pPr>
-            <w:r>
-              <w:rPr>
-                <w:rFonts w:ascii="Calibri" w:hAnsi="Calibri" w:eastAsia="Calibri"/>
+                <w:lang w:val="en-US" w:eastAsia="es-CL"/>
+              </w:rPr>
+            </w:pPr>
+            <w:r>
+              <w:rPr>
+                <w:rFonts w:ascii="Calibri" w:eastAsia="Calibri" w:hAnsi="Calibri"/>
                 <w:b/>
                 <w:color w:val="1F3864"/>
                 <w:sz w:val="20"/>
+                <w:lang w:val="en-US"/>
               </w:rPr>
               <w:t>Evidence presented</w:t>
             </w:r>
           </w:p>
           <w:p>
             <w:pPr>
-              <w:spacing w:after="80" w:before="0"/>
-              <w:ind w:left="0" w:firstLine="0"/>
-            </w:pPr>
-            <w:r>
-              <w:rPr>
-                <w:rFonts w:ascii="Calibri" w:hAnsi="Calibri" w:eastAsia="Calibri"/>
-                <w:color w:val="1A1A1A"/>
-                <w:sz w:val="20"/>
+              <w:spacing w:after="80"/>
+              <w:rPr>
+                <w:lang w:val="en-US"/>
+              </w:rPr>
+            </w:pPr>
+            <w:r>
+              <w:rPr>
+                <w:rFonts w:ascii="Calibri" w:eastAsia="Calibri" w:hAnsi="Calibri"/>
+                <w:color w:val="1A1A1A"/>
+                <w:sz w:val="20"/>
+                <w:lang w:val="en-US"/>
               </w:rPr>
               <w:t xml:space="preserve">1. </w:t>
             </w:r>
             <w:r>
               <w:rPr>
-                <w:rFonts w:ascii="Calibri" w:hAnsi="Calibri" w:eastAsia="Calibri"/>
-                <w:b/>
-                <w:color w:val="1A1A1A"/>
-                <w:sz w:val="20"/>
+                <w:rFonts w:ascii="Calibri" w:eastAsia="Calibri" w:hAnsi="Calibri"/>
+                <w:b/>
+                <w:color w:val="1A1A1A"/>
+                <w:sz w:val="20"/>
+                <w:lang w:val="en-US"/>
               </w:rPr>
               <w:t>Development repository with continuous integration</w:t>
             </w:r>
             <w:r>
               <w:rPr>
-                <w:rFonts w:ascii="Calibri" w:hAnsi="Calibri" w:eastAsia="Calibri"/>
-                <w:color w:val="1A1A1A"/>
-                <w:sz w:val="20"/>
+                <w:rFonts w:ascii="Calibri" w:eastAsia="Calibri" w:hAnsi="Calibri"/>
+                <w:color w:val="1A1A1A"/>
+                <w:sz w:val="20"/>
+                <w:lang w:val="en-US"/>
               </w:rPr>
               <w:t xml:space="preserve"> (github.com/MartinHenriquez131/MATU_PROYECTO). Reversible migration, database roles, configuration with no secrets in the code, and a green pipeline. It shows that the project is built through a systematic process, not just code.</w:t>
             </w:r>
           </w:p>
           <w:p>
             <w:pPr>
-              <w:spacing w:after="80" w:before="0"/>
-              <w:ind w:left="0" w:firstLine="0"/>
-            </w:pPr>
-            <w:r>
-              <w:rPr>
-                <w:rFonts w:ascii="Calibri" w:hAnsi="Calibri" w:eastAsia="Calibri"/>
-                <w:color w:val="1A1A1A"/>
-                <w:sz w:val="20"/>
+              <w:spacing w:after="80"/>
+              <w:rPr>
+                <w:lang w:val="en-US"/>
+              </w:rPr>
+            </w:pPr>
+            <w:r>
+              <w:rPr>
+                <w:rFonts w:ascii="Calibri" w:eastAsia="Calibri" w:hAnsi="Calibri"/>
+                <w:color w:val="1A1A1A"/>
+                <w:sz w:val="20"/>
+                <w:lang w:val="en-US"/>
               </w:rPr>
               <w:t xml:space="preserve">2. </w:t>
             </w:r>
             <w:r>
               <w:rPr>
-                <w:rFonts w:ascii="Calibri" w:hAnsi="Calibri" w:eastAsia="Calibri"/>
-                <w:b/>
-                <w:color w:val="1A1A1A"/>
-                <w:sz w:val="20"/>
+                <w:rFonts w:ascii="Calibri" w:eastAsia="Calibri" w:hAnsi="Calibri"/>
+                <w:b/>
+                <w:color w:val="1A1A1A"/>
+                <w:sz w:val="20"/>
+                <w:lang w:val="en-US"/>
               </w:rPr>
               <w:t>Implemented data model</w:t>
             </w:r>
             <w:r>
               <w:rPr>
-                <w:rFonts w:ascii="Calibri" w:hAnsi="Calibri" w:eastAsia="Calibri"/>
-                <w:color w:val="1A1A1A"/>
-                <w:sz w:val="20"/>
+                <w:rFonts w:ascii="Calibri" w:eastAsia="Calibri" w:hAnsi="Calibri"/>
+                <w:color w:val="1A1A1A"/>
+                <w:sz w:val="20"/>
+                <w:lang w:val="en-US"/>
               </w:rPr>
               <w:t xml:space="preserve"> (MATU repository, docs/modelo-datos.md and docs/diagramas). 49 tables, 94 RLS policies, 13 diagrams and 31 isolation tests. It demonstrates the data modelling competency with a verified design, not an assumed one.</w:t>
             </w:r>
           </w:p>
           <w:p>
             <w:pPr>
-              <w:spacing w:after="80" w:before="0"/>
-              <w:ind w:left="0" w:firstLine="0"/>
-            </w:pPr>
-            <w:r>
-              <w:rPr>
-                <w:rFonts w:ascii="Calibri" w:hAnsi="Calibri" w:eastAsia="Calibri"/>
+              <w:spacing w:after="80"/>
+              <w:rPr>
+                <w:lang w:val="en-US"/>
+              </w:rPr>
+            </w:pPr>
+            <w:r>
+              <w:rPr>
+                <w:rFonts w:ascii="Calibri" w:eastAsia="Calibri" w:hAnsi="Calibri"/>
                 <w:color w:val="1A1A1A"/>
                 <w:sz w:val="20"/>
               </w:rPr>
@@ -1627,7 +1694,7 @@
             </w:r>
             <w:r>
               <w:rPr>
-                <w:rFonts w:ascii="Calibri" w:hAnsi="Calibri" w:eastAsia="Calibri"/>
+                <w:rFonts w:ascii="Calibri" w:eastAsia="Calibri" w:hAnsi="Calibri"/>
                 <w:b/>
                 <w:color w:val="1A1A1A"/>
                 <w:sz w:val="20"/>
@@ -1636,327 +1703,372 @@
             </w:r>
             <w:r>
               <w:rPr>
-                <w:rFonts w:ascii="Calibri" w:hAnsi="Calibri" w:eastAsia="Calibri"/>
-                <w:color w:val="1A1A1A"/>
-                <w:sz w:val="20"/>
-              </w:rPr>
-              <w:t xml:space="preserve"> (docs/estrategia-pruebas.md). It defines what is tested, where the risk lies and when a story is done.</w:t>
-            </w:r>
-          </w:p>
-          <w:p>
-            <w:pPr>
-              <w:spacing w:after="80" w:before="0"/>
-              <w:ind w:left="0" w:firstLine="0"/>
-            </w:pPr>
-            <w:r>
-              <w:rPr>
-                <w:rFonts w:ascii="Calibri" w:hAnsi="Calibri" w:eastAsia="Calibri"/>
-                <w:color w:val="1A1A1A"/>
-                <w:sz w:val="20"/>
+                <w:rFonts w:ascii="Calibri" w:eastAsia="Calibri" w:hAnsi="Calibri"/>
+                <w:color w:val="1A1A1A"/>
+                <w:sz w:val="20"/>
+              </w:rPr>
+              <w:t xml:space="preserve"> (docs/estrategia-pruebas.md). </w:t>
+            </w:r>
+            <w:r>
+              <w:rPr>
+                <w:rFonts w:ascii="Calibri" w:eastAsia="Calibri" w:hAnsi="Calibri"/>
+                <w:color w:val="1A1A1A"/>
+                <w:sz w:val="20"/>
+                <w:lang w:val="en-US"/>
+              </w:rPr>
+              <w:t>It defines what is tested, where the risk lies and when a story is done.</w:t>
+            </w:r>
+          </w:p>
+          <w:p>
+            <w:pPr>
+              <w:spacing w:after="80"/>
+              <w:rPr>
+                <w:lang w:val="en-US"/>
+              </w:rPr>
+            </w:pPr>
+            <w:r>
+              <w:rPr>
+                <w:rFonts w:ascii="Calibri" w:eastAsia="Calibri" w:hAnsi="Calibri"/>
+                <w:color w:val="1A1A1A"/>
+                <w:sz w:val="20"/>
+                <w:lang w:val="en-US"/>
               </w:rPr>
               <w:t xml:space="preserve">4. </w:t>
             </w:r>
             <w:r>
               <w:rPr>
-                <w:rFonts w:ascii="Calibri" w:hAnsi="Calibri" w:eastAsia="Calibri"/>
-                <w:b/>
-                <w:color w:val="1A1A1A"/>
-                <w:sz w:val="20"/>
+                <w:rFonts w:ascii="Calibri" w:eastAsia="Calibri" w:hAnsi="Calibri"/>
+                <w:b/>
+                <w:color w:val="1A1A1A"/>
+                <w:sz w:val="20"/>
+                <w:lang w:val="en-US"/>
               </w:rPr>
               <w:t>Backlog, schedule and sprint 1 plan</w:t>
             </w:r>
             <w:r>
               <w:rPr>
-                <w:rFonts w:ascii="Calibri" w:hAnsi="Calibri" w:eastAsia="Calibri"/>
-                <w:color w:val="1A1A1A"/>
-                <w:sz w:val="20"/>
+                <w:rFonts w:ascii="Calibri" w:eastAsia="Calibri" w:hAnsi="Calibri"/>
+                <w:color w:val="1A1A1A"/>
+                <w:sz w:val="20"/>
+                <w:lang w:val="en-US"/>
               </w:rPr>
               <w:t xml:space="preserve"> (docs/backlog-sprints-1-3.md, docs/sprints/ and the Trello board). They show project planning and control with declared capacity and an order of sacrifice.</w:t>
             </w:r>
           </w:p>
           <w:p>
             <w:pPr>
-              <w:spacing w:after="80" w:before="0"/>
-              <w:ind w:left="0" w:firstLine="0"/>
-            </w:pPr>
-            <w:r>
-              <w:rPr>
-                <w:rFonts w:ascii="Calibri" w:hAnsi="Calibri" w:eastAsia="Calibri"/>
-                <w:color w:val="1A1A1A"/>
-                <w:sz w:val="20"/>
+              <w:spacing w:after="80"/>
+              <w:rPr>
+                <w:lang w:val="en-US"/>
+              </w:rPr>
+            </w:pPr>
+            <w:r>
+              <w:rPr>
+                <w:rFonts w:ascii="Calibri" w:eastAsia="Calibri" w:hAnsi="Calibri"/>
+                <w:color w:val="1A1A1A"/>
+                <w:sz w:val="20"/>
+                <w:lang w:val="en-US"/>
               </w:rPr>
               <w:t xml:space="preserve">5. </w:t>
             </w:r>
             <w:r>
               <w:rPr>
-                <w:rFonts w:ascii="Calibri" w:hAnsi="Calibri" w:eastAsia="Calibri"/>
-                <w:b/>
-                <w:color w:val="1A1A1A"/>
-                <w:sz w:val="20"/>
+                <w:rFonts w:ascii="Calibri" w:eastAsia="Calibri" w:hAnsi="Calibri"/>
+                <w:b/>
+                <w:color w:val="1A1A1A"/>
+                <w:sz w:val="20"/>
+                <w:lang w:val="en-US"/>
               </w:rPr>
               <w:t>ADR-023 closure</w:t>
             </w:r>
             <w:r>
               <w:rPr>
-                <w:rFonts w:ascii="Calibri" w:hAnsi="Calibri" w:eastAsia="Calibri"/>
-                <w:color w:val="1A1A1A"/>
-                <w:sz w:val="20"/>
+                <w:rFonts w:ascii="Calibri" w:eastAsia="Calibri" w:hAnsi="Calibri"/>
+                <w:color w:val="1A1A1A"/>
+                <w:sz w:val="20"/>
+                <w:lang w:val="en-US"/>
               </w:rPr>
               <w:t xml:space="preserve"> (docs/adr/ADR-023-cierre.md). It shows that validation changed the product according to a criterion set before interviewing.</w:t>
             </w:r>
           </w:p>
           <w:p>
             <w:pPr>
-              <w:spacing w:after="80" w:before="0"/>
-              <w:ind w:left="0" w:firstLine="0"/>
-            </w:pPr>
-            <w:r>
-              <w:rPr>
-                <w:rFonts w:ascii="Calibri" w:hAnsi="Calibri" w:eastAsia="Calibri"/>
-                <w:color w:val="1A1A1A"/>
-                <w:sz w:val="20"/>
+              <w:spacing w:after="80"/>
+              <w:rPr>
+                <w:lang w:val="en-US"/>
+              </w:rPr>
+            </w:pPr>
+            <w:r>
+              <w:rPr>
+                <w:rFonts w:ascii="Calibri" w:eastAsia="Calibri" w:hAnsi="Calibri"/>
+                <w:color w:val="1A1A1A"/>
+                <w:sz w:val="20"/>
+                <w:lang w:val="en-US"/>
               </w:rPr>
               <w:t xml:space="preserve">6. </w:t>
             </w:r>
             <w:r>
               <w:rPr>
-                <w:rFonts w:ascii="Calibri" w:hAnsi="Calibri" w:eastAsia="Calibri"/>
-                <w:b/>
-                <w:color w:val="1A1A1A"/>
-                <w:sz w:val="20"/>
+                <w:rFonts w:ascii="Calibri" w:eastAsia="Calibri" w:hAnsi="Calibri"/>
+                <w:b/>
+                <w:color w:val="1A1A1A"/>
+                <w:sz w:val="20"/>
+                <w:lang w:val="en-US"/>
               </w:rPr>
               <w:t>Prototype v1.1</w:t>
             </w:r>
             <w:r>
               <w:rPr>
-                <w:rFonts w:ascii="Calibri" w:hAnsi="Calibri" w:eastAsia="Calibri"/>
-                <w:color w:val="1A1A1A"/>
-                <w:sz w:val="20"/>
+                <w:rFonts w:ascii="Calibri" w:eastAsia="Calibri" w:hAnsi="Calibri"/>
+                <w:color w:val="1A1A1A"/>
+                <w:sz w:val="20"/>
+                <w:lang w:val="en-US"/>
               </w:rPr>
               <w:t xml:space="preserve"> (docs/prototipo/). 36 screens that include the three-field sheet and the interview findings.</w:t>
             </w:r>
           </w:p>
           <w:p>
             <w:pPr>
-              <w:spacing w:after="80" w:before="0"/>
-              <w:ind w:left="0" w:firstLine="0"/>
-            </w:pPr>
-            <w:r>
-              <w:rPr>
-                <w:rFonts w:ascii="Calibri" w:hAnsi="Calibri" w:eastAsia="Calibri"/>
-                <w:color w:val="1A1A1A"/>
-                <w:sz w:val="20"/>
+              <w:spacing w:after="80"/>
+              <w:rPr>
+                <w:lang w:val="en-US"/>
+              </w:rPr>
+            </w:pPr>
+            <w:r>
+              <w:rPr>
+                <w:rFonts w:ascii="Calibri" w:eastAsia="Calibri" w:hAnsi="Calibri"/>
+                <w:color w:val="1A1A1A"/>
+                <w:sz w:val="20"/>
+                <w:lang w:val="en-US"/>
               </w:rPr>
               <w:t xml:space="preserve">7. </w:t>
             </w:r>
             <w:r>
               <w:rPr>
-                <w:rFonts w:ascii="Calibri" w:hAnsi="Calibri" w:eastAsia="Calibri"/>
-                <w:b/>
-                <w:color w:val="1A1A1A"/>
-                <w:sz w:val="20"/>
+                <w:rFonts w:ascii="Calibri" w:eastAsia="Calibri" w:hAnsi="Calibri"/>
+                <w:b/>
+                <w:color w:val="1A1A1A"/>
+                <w:sz w:val="20"/>
+                <w:lang w:val="en-US"/>
               </w:rPr>
               <w:t>Transbank proof of concept</w:t>
             </w:r>
             <w:r>
               <w:rPr>
-                <w:rFonts w:ascii="Calibri" w:hAnsi="Calibri" w:eastAsia="Calibri"/>
-                <w:color w:val="1A1A1A"/>
-                <w:sz w:val="20"/>
+                <w:rFonts w:ascii="Calibri" w:eastAsia="Calibri" w:hAnsi="Calibri"/>
+                <w:color w:val="1A1A1A"/>
+                <w:sz w:val="20"/>
+                <w:lang w:val="en-US"/>
               </w:rPr>
               <w:t xml:space="preserve"> (docs/pruebas-concepto/transbank.md). Partial, with the debit risk already resolved and the pending cases documented.</w:t>
             </w:r>
           </w:p>
           <w:p>
             <w:pPr>
-              <w:spacing w:after="80" w:before="80"/>
-              <w:ind w:left="0" w:firstLine="0"/>
-            </w:pPr>
-            <w:r>
-              <w:rPr>
-                <w:rFonts w:ascii="Calibri" w:hAnsi="Calibri" w:eastAsia="Calibri"/>
+              <w:spacing w:before="80" w:after="80"/>
+              <w:rPr>
+                <w:lang w:val="en-US"/>
+              </w:rPr>
+            </w:pPr>
+            <w:r>
+              <w:rPr>
+                <w:rFonts w:ascii="Calibri" w:eastAsia="Calibri" w:hAnsi="Calibri"/>
                 <w:b/>
                 <w:color w:val="1F3864"/>
                 <w:sz w:val="20"/>
+                <w:lang w:val="en-US"/>
               </w:rPr>
               <w:t>How quality was safeguarded</w:t>
             </w:r>
           </w:p>
           <w:p>
             <w:pPr>
-              <w:spacing w:after="80" w:before="0"/>
+              <w:spacing w:after="80"/>
               <w:ind w:left="200" w:hanging="160"/>
-            </w:pPr>
-            <w:r>
-              <w:rPr>
-                <w:rFonts w:ascii="Calibri" w:hAnsi="Calibri" w:eastAsia="Calibri"/>
-                <w:color w:val="1A1A1A"/>
-                <w:sz w:val="20"/>
+              <w:rPr>
+                <w:lang w:val="en-US"/>
+              </w:rPr>
+            </w:pPr>
+            <w:r>
+              <w:rPr>
+                <w:rFonts w:ascii="Calibri" w:eastAsia="Calibri" w:hAnsi="Calibri"/>
+                <w:color w:val="1A1A1A"/>
+                <w:sz w:val="20"/>
+                <w:lang w:val="en-US"/>
               </w:rPr>
               <w:t xml:space="preserve">– </w:t>
             </w:r>
             <w:r>
               <w:rPr>
-                <w:rFonts w:ascii="Calibri" w:hAnsi="Calibri" w:eastAsia="Calibri"/>
-                <w:b/>
-                <w:color w:val="1A1A1A"/>
-                <w:sz w:val="20"/>
+                <w:rFonts w:ascii="Calibri" w:eastAsia="Calibri" w:hAnsi="Calibri"/>
+                <w:b/>
+                <w:color w:val="1A1A1A"/>
+                <w:sz w:val="20"/>
+                <w:lang w:val="en-US"/>
               </w:rPr>
               <w:t>Isolation tests run against a real database</w:t>
             </w:r>
             <w:r>
               <w:rPr>
-                <w:rFonts w:ascii="Calibri" w:hAnsi="Calibri" w:eastAsia="Calibri"/>
-                <w:color w:val="1A1A1A"/>
-                <w:sz w:val="20"/>
+                <w:rFonts w:ascii="Calibri" w:eastAsia="Calibri" w:hAnsi="Calibri"/>
+                <w:color w:val="1A1A1A"/>
+                <w:sz w:val="20"/>
+                <w:lang w:val="en-US"/>
               </w:rPr>
               <w:t xml:space="preserve"> and with the application role, which cannot bypass RLS. A badly written policy fails in the pipeline, not in production.</w:t>
             </w:r>
           </w:p>
           <w:p>
             <w:pPr>
-              <w:spacing w:after="80" w:before="0"/>
+              <w:spacing w:after="80"/>
               <w:ind w:left="200" w:hanging="160"/>
-            </w:pPr>
-            <w:r>
-              <w:rPr>
-                <w:rFonts w:ascii="Calibri" w:hAnsi="Calibri" w:eastAsia="Calibri"/>
-                <w:color w:val="1A1A1A"/>
-                <w:sz w:val="20"/>
+              <w:rPr>
+                <w:lang w:val="en-US"/>
+              </w:rPr>
+            </w:pPr>
+            <w:r>
+              <w:rPr>
+                <w:rFonts w:ascii="Calibri" w:eastAsia="Calibri" w:hAnsi="Calibri"/>
+                <w:color w:val="1A1A1A"/>
+                <w:sz w:val="20"/>
+                <w:lang w:val="en-US"/>
               </w:rPr>
               <w:t xml:space="preserve">– </w:t>
             </w:r>
             <w:r>
               <w:rPr>
-                <w:rFonts w:ascii="Calibri" w:hAnsi="Calibri" w:eastAsia="Calibri"/>
-                <w:b/>
-                <w:color w:val="1A1A1A"/>
-                <w:sz w:val="20"/>
+                <w:rFonts w:ascii="Calibri" w:eastAsia="Calibri" w:hAnsi="Calibri"/>
+                <w:b/>
+                <w:color w:val="1A1A1A"/>
+                <w:sz w:val="20"/>
+                <w:lang w:val="en-US"/>
               </w:rPr>
               <w:t>The migration is verified both ways</w:t>
             </w:r>
             <w:r>
               <w:rPr>
-                <w:rFonts w:ascii="Calibri" w:hAnsi="Calibri" w:eastAsia="Calibri"/>
-                <w:color w:val="1A1A1A"/>
-                <w:sz w:val="20"/>
+                <w:rFonts w:ascii="Calibri" w:eastAsia="Calibri" w:hAnsi="Calibri"/>
+                <w:color w:val="1A1A1A"/>
+                <w:sz w:val="20"/>
+                <w:lang w:val="en-US"/>
               </w:rPr>
               <w:t xml:space="preserve"> on every change: up, down and up again.</w:t>
             </w:r>
           </w:p>
           <w:p>
             <w:pPr>
-              <w:spacing w:after="80" w:before="0"/>
+              <w:spacing w:after="80"/>
               <w:ind w:left="200" w:hanging="160"/>
-            </w:pPr>
-            <w:r>
-              <w:rPr>
-                <w:rFonts w:ascii="Calibri" w:hAnsi="Calibri" w:eastAsia="Calibri"/>
-                <w:color w:val="1A1A1A"/>
-                <w:sz w:val="20"/>
-              </w:rPr>
+              <w:rPr>
+                <w:lang w:val="en-US"/>
+              </w:rPr>
+            </w:pPr>
+            <w:r>
+              <w:rPr>
+                <w:rFonts w:ascii="Calibri" w:eastAsia="Calibri" w:hAnsi="Calibri"/>
+                <w:color w:val="1A1A1A"/>
+                <w:sz w:val="20"/>
+                <w:lang w:val="en-US"/>
+              </w:rPr>
+              <w:lastRenderedPageBreak/>
               <w:t xml:space="preserve">– </w:t>
             </w:r>
             <w:r>
               <w:rPr>
-                <w:rFonts w:ascii="Calibri" w:hAnsi="Calibri" w:eastAsia="Calibri"/>
-                <w:b/>
-                <w:color w:val="1A1A1A"/>
-                <w:sz w:val="20"/>
+                <w:rFonts w:ascii="Calibri" w:eastAsia="Calibri" w:hAnsi="Calibri"/>
+                <w:b/>
+                <w:color w:val="1A1A1A"/>
+                <w:sz w:val="20"/>
+                <w:lang w:val="en-US"/>
               </w:rPr>
               <w:t>Secrets are not in the repository.</w:t>
             </w:r>
             <w:r>
               <w:rPr>
-                <w:rFonts w:ascii="Calibri" w:hAnsi="Calibri" w:eastAsia="Calibri"/>
-                <w:color w:val="1A1A1A"/>
-                <w:sz w:val="20"/>
+                <w:rFonts w:ascii="Calibri" w:eastAsia="Calibri" w:hAnsi="Calibri"/>
+                <w:color w:val="1A1A1A"/>
+                <w:sz w:val="20"/>
+                <w:lang w:val="en-US"/>
               </w:rPr>
               <w:t xml:space="preserve"> Passwords live in a local .env file, and detect-secrets blocks the change if one appears.</w:t>
             </w:r>
           </w:p>
           <w:p>
             <w:pPr>
-              <w:spacing w:after="80" w:before="0"/>
+              <w:spacing w:after="80"/>
               <w:ind w:left="200" w:hanging="160"/>
-            </w:pPr>
-            <w:r>
-              <w:rPr>
-                <w:rFonts w:ascii="Calibri" w:hAnsi="Calibri" w:eastAsia="Calibri"/>
-                <w:color w:val="1A1A1A"/>
-                <w:sz w:val="20"/>
+              <w:rPr>
+                <w:lang w:val="en-US"/>
+              </w:rPr>
+            </w:pPr>
+            <w:r>
+              <w:rPr>
+                <w:rFonts w:ascii="Calibri" w:eastAsia="Calibri" w:hAnsi="Calibri"/>
+                <w:color w:val="1A1A1A"/>
+                <w:sz w:val="20"/>
+                <w:lang w:val="en-US"/>
               </w:rPr>
               <w:t xml:space="preserve">– </w:t>
             </w:r>
             <w:r>
               <w:rPr>
-                <w:rFonts w:ascii="Calibri" w:hAnsi="Calibri" w:eastAsia="Calibri"/>
-                <w:b/>
-                <w:color w:val="1A1A1A"/>
-                <w:sz w:val="20"/>
+                <w:rFonts w:ascii="Calibri" w:eastAsia="Calibri" w:hAnsi="Calibri"/>
+                <w:b/>
+                <w:color w:val="1A1A1A"/>
+                <w:sz w:val="20"/>
+                <w:lang w:val="en-US"/>
               </w:rPr>
               <w:t>Compliance with Law 21.719 is built into the design:</w:t>
             </w:r>
             <w:r>
               <w:rPr>
-                <w:rFonts w:ascii="Calibri" w:hAnsi="Calibri" w:eastAsia="Calibri"/>
-                <w:color w:val="1A1A1A"/>
-                <w:sz w:val="20"/>
+                <w:rFonts w:ascii="Calibri" w:eastAsia="Calibri" w:hAnsi="Calibri"/>
+                <w:color w:val="1A1A1A"/>
+                <w:sz w:val="20"/>
+                <w:lang w:val="en-US"/>
               </w:rPr>
               <w:t xml:space="preserve"> encryption with one key per cared-for person, which enables cryptographic erasure, consent according to the grantor's standing, and auditing of every access.</w:t>
             </w:r>
           </w:p>
           <w:p>
             <w:pPr>
-              <w:spacing w:after="80" w:before="0"/>
+              <w:spacing w:after="80"/>
               <w:ind w:left="200" w:hanging="160"/>
-            </w:pPr>
-            <w:r>
-              <w:rPr>
-                <w:rFonts w:ascii="Calibri" w:hAnsi="Calibri" w:eastAsia="Calibri"/>
-                <w:color w:val="1A1A1A"/>
-                <w:sz w:val="20"/>
+              <w:rPr>
+                <w:lang w:val="en-US"/>
+              </w:rPr>
+            </w:pPr>
+            <w:r>
+              <w:rPr>
+                <w:rFonts w:ascii="Calibri" w:eastAsia="Calibri" w:hAnsi="Calibri"/>
+                <w:color w:val="1A1A1A"/>
+                <w:sz w:val="20"/>
+                <w:lang w:val="en-US"/>
               </w:rPr>
               <w:t xml:space="preserve">– </w:t>
             </w:r>
             <w:r>
               <w:rPr>
-                <w:rFonts w:ascii="Calibri" w:hAnsi="Calibri" w:eastAsia="Calibri"/>
-                <w:b/>
-                <w:color w:val="1A1A1A"/>
-                <w:sz w:val="20"/>
+                <w:rFonts w:ascii="Calibri" w:eastAsia="Calibri" w:hAnsi="Calibri"/>
+                <w:b/>
+                <w:color w:val="1A1A1A"/>
+                <w:sz w:val="20"/>
+                <w:lang w:val="en-US"/>
               </w:rPr>
               <w:t>Decisions are recorded as ADRs</w:t>
             </w:r>
             <w:r>
               <w:rPr>
-                <w:rFonts w:ascii="Calibri" w:hAnsi="Calibri" w:eastAsia="Calibri"/>
-                <w:color w:val="1A1A1A"/>
-                <w:sz w:val="20"/>
+                <w:rFonts w:ascii="Calibri" w:eastAsia="Calibri" w:hAnsi="Calibri"/>
+                <w:color w:val="1A1A1A"/>
+                <w:sz w:val="20"/>
+                <w:lang w:val="en-US"/>
               </w:rPr>
               <w:t>, with the alternatives that were discarded.</w:t>
             </w:r>
           </w:p>
         </w:tc>
       </w:tr>
-    </w:tbl>
-    <w:tbl>
-      <w:tblPr>
-        <w:tblStyle w:val="Tablaconcuadrcula"/>
-        <w:tblW w:w="9640" w:type="dxa"/>
-        <w:tblBorders>
-          <w:top w:val="single" w:sz="4" w:space="0" w:color="BFBFBF" w:themeColor="background1" w:themeShade="BF"/>
-          <w:left w:val="single" w:sz="4" w:space="0" w:color="BFBFBF" w:themeColor="background1" w:themeShade="BF"/>
-          <w:bottom w:val="single" w:sz="4" w:space="0" w:color="BFBFBF" w:themeColor="background1" w:themeShade="BF"/>
-          <w:right w:val="single" w:sz="4" w:space="0" w:color="BFBFBF" w:themeColor="background1" w:themeShade="BF"/>
-          <w:insideH w:val="single" w:sz="4" w:space="0" w:color="BFBFBF" w:themeColor="background1" w:themeShade="BF"/>
-          <w:insideV w:val="single" w:sz="4" w:space="0" w:color="BFBFBF" w:themeColor="background1" w:themeShade="BF"/>
-        </w:tblBorders>
-        <w:tblLook w:val="04A0" w:firstRow="1" w:lastRow="0" w:firstColumn="1" w:lastColumn="0" w:noHBand="0" w:noVBand="1"/>
-      </w:tblPr>
-      <w:tblGrid>
-        <w:gridCol w:w="9640"/>
-      </w:tblGrid>
       <w:tr>
         <w:trPr>
           <w:trHeight w:val="440"/>
@@ -1964,6 +2076,7 @@
         <w:tc>
           <w:tcPr>
             <w:tcW w:w="9640" w:type="dxa"/>
+            <w:gridSpan w:val="2"/>
             <w:vAlign w:val="center"/>
           </w:tcPr>
           <w:p>
@@ -1982,6 +2095,7 @@
                 <w:sz w:val="28"/>
                 <w:szCs w:val="28"/>
               </w:rPr>
+              <w:lastRenderedPageBreak/>
               <w:t>2. Work Plan Monitoring</w:t>
             </w:r>
           </w:p>
@@ -1994,6 +2108,7 @@
         <w:tc>
           <w:tcPr>
             <w:tcW w:w="9640" w:type="dxa"/>
+            <w:gridSpan w:val="2"/>
             <w:shd w:val="clear" w:color="auto" w:fill="D9E2F3" w:themeFill="accent1" w:themeFillTint="33"/>
             <w:vAlign w:val="center"/>
           </w:tcPr>
@@ -2003,12 +2118,14 @@
               <w:rPr>
                 <w:rFonts w:ascii="Calibri" w:hAnsi="Calibri"/>
                 <w:color w:val="1F3864" w:themeColor="accent1" w:themeShade="80"/>
+                <w:lang w:val="en-US"/>
               </w:rPr>
             </w:pPr>
             <w:r>
               <w:rPr>
                 <w:rFonts w:ascii="Calibri" w:hAnsi="Calibri"/>
                 <w:color w:val="1F3864" w:themeColor="accent1" w:themeShade="80"/>
+                <w:lang w:val="en-US"/>
               </w:rPr>
               <w:t>Examine your work plan carefully, focusing especially on the progress status and adjustments columns.</w:t>
             </w:r>
@@ -2024,7 +2141,7 @@
           <w:color w:val="595959" w:themeColor="text1" w:themeTint="A6"/>
           <w:sz w:val="24"/>
           <w:szCs w:val="24"/>
-          <w:lang w:val="es-ES"/>
+          <w:lang w:val="en-US"/>
         </w:rPr>
       </w:pPr>
     </w:p>
@@ -2032,6 +2149,7 @@
       <w:tblPr>
         <w:tblStyle w:val="Tablaconcuadrcula"/>
         <w:tblW w:w="9776" w:type="dxa"/>
+        <w:jc w:val="center"/>
         <w:tblBorders>
           <w:top w:val="single" w:sz="4" w:space="0" w:color="BFBFBF" w:themeColor="background1" w:themeShade="BF"/>
           <w:left w:val="single" w:sz="4" w:space="0" w:color="BFBFBF" w:themeColor="background1" w:themeShade="BF"/>
@@ -2056,6 +2174,7 @@
       <w:tr>
         <w:trPr>
           <w:trHeight w:val="415"/>
+          <w:jc w:val="center"/>
         </w:trPr>
         <w:tc>
           <w:tcPr>
@@ -2086,6 +2205,7 @@
       <w:tr>
         <w:trPr>
           <w:trHeight w:val="711"/>
+          <w:jc w:val="center"/>
         </w:trPr>
         <w:tc>
           <w:tcPr>
@@ -2283,6 +2403,7 @@
       <w:tr>
         <w:trPr>
           <w:trHeight w:val="2410"/>
+          <w:jc w:val="center"/>
         </w:trPr>
         <w:tc>
           <w:tcPr>
@@ -2290,20 +2411,20 @@
           </w:tcPr>
           <w:p>
             <w:pPr>
-              <w:spacing w:after="0" w:before="0"/>
-              <w:ind w:left="0" w:firstLine="0"/>
-              <w:jc w:val="left"/>
+              <w:spacing w:after="0"/>
               <w:rPr>
                 <w:b/>
                 <w:sz w:val="18"/>
                 <w:szCs w:val="24"/>
-              </w:rPr>
-            </w:pPr>
-            <w:r>
-              <w:rPr>
-                <w:rFonts w:ascii="Calibri" w:hAnsi="Calibri" w:eastAsia="Calibri"/>
-                <w:color w:val="1A1A1A"/>
-                <w:sz w:val="16"/>
+                <w:lang w:val="en-US"/>
+              </w:rPr>
+            </w:pPr>
+            <w:r>
+              <w:rPr>
+                <w:rFonts w:ascii="Calibri" w:eastAsia="Calibri" w:hAnsi="Calibri"/>
+                <w:color w:val="1A1A1A"/>
+                <w:sz w:val="16"/>
+                <w:lang w:val="en-US"/>
               </w:rPr>
               <w:t>Requirements engineering · Project assessment and management</w:t>
             </w:r>
@@ -2315,9 +2436,7 @@
           </w:tcPr>
           <w:p>
             <w:pPr>
-              <w:spacing w:after="0" w:before="0"/>
-              <w:ind w:left="0" w:firstLine="0"/>
-              <w:jc w:val="left"/>
+              <w:spacing w:after="0"/>
               <w:rPr>
                 <w:rFonts w:ascii="Calibri" w:hAnsi="Calibri" w:cs="Arial"/>
                 <w:i/>
@@ -2329,7 +2448,7 @@
             </w:pPr>
             <w:r>
               <w:rPr>
-                <w:rFonts w:ascii="Calibri" w:hAnsi="Calibri" w:eastAsia="Calibri"/>
+                <w:rFonts w:ascii="Calibri" w:eastAsia="Calibri" w:hAnsi="Calibri"/>
                 <w:color w:val="1A1A1A"/>
                 <w:sz w:val="16"/>
               </w:rPr>
@@ -2343,20 +2462,20 @@
           </w:tcPr>
           <w:p>
             <w:pPr>
-              <w:spacing w:after="0" w:before="0"/>
-              <w:ind w:left="0" w:firstLine="0"/>
-              <w:jc w:val="left"/>
+              <w:spacing w:after="0"/>
               <w:rPr>
                 <w:b/>
                 <w:sz w:val="18"/>
                 <w:szCs w:val="24"/>
-              </w:rPr>
-            </w:pPr>
-            <w:r>
-              <w:rPr>
-                <w:rFonts w:ascii="Calibri" w:hAnsi="Calibri" w:eastAsia="Calibri"/>
-                <w:color w:val="1A1A1A"/>
-                <w:sz w:val="16"/>
+                <w:lang w:val="en-US"/>
+              </w:rPr>
+            </w:pPr>
+            <w:r>
+              <w:rPr>
+                <w:rFonts w:ascii="Calibri" w:eastAsia="Calibri" w:hAnsi="Calibri"/>
+                <w:color w:val="1A1A1A"/>
+                <w:sz w:val="16"/>
+                <w:lang w:val="en-US"/>
               </w:rPr>
               <w:t>Technical documentation, diagramming tools, repository</w:t>
             </w:r>
@@ -2368,9 +2487,7 @@
           </w:tcPr>
           <w:p>
             <w:pPr>
-              <w:spacing w:after="0" w:before="0"/>
-              <w:ind w:left="0" w:firstLine="0"/>
-              <w:jc w:val="left"/>
+              <w:spacing w:after="0"/>
               <w:rPr>
                 <w:b/>
                 <w:sz w:val="18"/>
@@ -2379,7 +2496,7 @@
             </w:pPr>
             <w:r>
               <w:rPr>
-                <w:rFonts w:ascii="Calibri" w:hAnsi="Calibri" w:eastAsia="Calibri"/>
+                <w:rFonts w:ascii="Calibri" w:eastAsia="Calibri" w:hAnsi="Calibri"/>
                 <w:color w:val="1A1A1A"/>
                 <w:sz w:val="16"/>
               </w:rPr>
@@ -2393,9 +2510,7 @@
           </w:tcPr>
           <w:p>
             <w:pPr>
-              <w:spacing w:after="0" w:before="0"/>
-              <w:ind w:left="0" w:firstLine="0"/>
-              <w:jc w:val="left"/>
+              <w:spacing w:after="0"/>
               <w:rPr>
                 <w:rFonts w:ascii="Calibri" w:hAnsi="Calibri" w:cs="Arial"/>
                 <w:i/>
@@ -2407,7 +2522,7 @@
             </w:pPr>
             <w:r>
               <w:rPr>
-                <w:rFonts w:ascii="Calibri" w:hAnsi="Calibri" w:eastAsia="Calibri"/>
+                <w:rFonts w:ascii="Calibri" w:eastAsia="Calibri" w:hAnsi="Calibri"/>
                 <w:color w:val="1A1A1A"/>
                 <w:sz w:val="16"/>
               </w:rPr>
@@ -2421,9 +2536,34 @@
           </w:tcPr>
           <w:p>
             <w:pPr>
-              <w:spacing w:after="0" w:before="0"/>
-              <w:ind w:left="0" w:firstLine="0"/>
-              <w:jc w:val="left"/>
+              <w:spacing w:after="0"/>
+              <w:rPr>
+                <w:rFonts w:ascii="Calibri" w:hAnsi="Calibri" w:cs="Arial"/>
+                <w:i/>
+                <w:color w:val="548DD4"/>
+                <w:sz w:val="18"/>
+                <w:szCs w:val="20"/>
+                <w:lang w:val="en-US" w:eastAsia="es-CL"/>
+              </w:rPr>
+            </w:pPr>
+            <w:r>
+              <w:rPr>
+                <w:rFonts w:ascii="Calibri" w:eastAsia="Calibri" w:hAnsi="Calibri"/>
+                <w:color w:val="1A1A1A"/>
+                <w:sz w:val="16"/>
+                <w:lang w:val="en-US"/>
+              </w:rPr>
+              <w:t>Helping factor: the design was closed before building.</w:t>
+            </w:r>
+          </w:p>
+        </w:tc>
+        <w:tc>
+          <w:tcPr>
+            <w:tcW w:w="1418" w:type="dxa"/>
+          </w:tcPr>
+          <w:p>
+            <w:pPr>
+              <w:spacing w:after="0"/>
               <w:rPr>
                 <w:rFonts w:ascii="Calibri" w:hAnsi="Calibri" w:cs="Arial"/>
                 <w:i/>
@@ -2435,23 +2575,21 @@
             </w:pPr>
             <w:r>
               <w:rPr>
-                <w:rFonts w:ascii="Calibri" w:hAnsi="Calibri" w:eastAsia="Calibri"/>
-                <w:color w:val="1A1A1A"/>
-                <w:sz w:val="16"/>
-              </w:rPr>
-              <w:t>Helping factor: the design was closed before building.</w:t>
-            </w:r>
-          </w:p>
-        </w:tc>
-        <w:tc>
-          <w:tcPr>
-            <w:tcW w:w="1418" w:type="dxa"/>
-          </w:tcPr>
-          <w:p>
-            <w:pPr>
-              <w:spacing w:after="0" w:before="0"/>
-              <w:ind w:left="0" w:firstLine="0"/>
-              <w:jc w:val="left"/>
+                <w:rFonts w:ascii="Calibri" w:eastAsia="Calibri" w:hAnsi="Calibri"/>
+                <w:color w:val="1A1A1A"/>
+                <w:sz w:val="16"/>
+              </w:rPr>
+              <w:t>Completed</w:t>
+            </w:r>
+          </w:p>
+        </w:tc>
+        <w:tc>
+          <w:tcPr>
+            <w:tcW w:w="850" w:type="dxa"/>
+          </w:tcPr>
+          <w:p>
+            <w:pPr>
+              <w:spacing w:after="0"/>
               <w:rPr>
                 <w:rFonts w:ascii="Calibri" w:hAnsi="Calibri" w:cs="Arial"/>
                 <w:i/>
@@ -2463,35 +2601,7 @@
             </w:pPr>
             <w:r>
               <w:rPr>
-                <w:rFonts w:ascii="Calibri" w:hAnsi="Calibri" w:eastAsia="Calibri"/>
-                <w:color w:val="1A1A1A"/>
-                <w:sz w:val="16"/>
-              </w:rPr>
-              <w:t>Completed</w:t>
-            </w:r>
-          </w:p>
-        </w:tc>
-        <w:tc>
-          <w:tcPr>
-            <w:tcW w:w="850" w:type="dxa"/>
-          </w:tcPr>
-          <w:p>
-            <w:pPr>
-              <w:spacing w:after="0" w:before="0"/>
-              <w:ind w:left="0" w:firstLine="0"/>
-              <w:jc w:val="left"/>
-              <w:rPr>
-                <w:rFonts w:ascii="Calibri" w:hAnsi="Calibri" w:cs="Arial"/>
-                <w:i/>
-                <w:color w:val="548DD4"/>
-                <w:sz w:val="18"/>
-                <w:szCs w:val="20"/>
-                <w:lang w:eastAsia="es-CL"/>
-              </w:rPr>
-            </w:pPr>
-            <w:r>
-              <w:rPr>
-                <w:rFonts w:ascii="Calibri" w:hAnsi="Calibri" w:eastAsia="Calibri"/>
+                <w:rFonts w:ascii="Calibri" w:eastAsia="Calibri" w:hAnsi="Calibri"/>
                 <w:color w:val="1A1A1A"/>
                 <w:sz w:val="16"/>
               </w:rPr>
@@ -2503,6 +2613,7 @@
       <w:tr>
         <w:trPr>
           <w:trHeight w:val="2410"/>
+          <w:jc w:val="center"/>
         </w:trPr>
         <w:tc>
           <w:tcPr>
@@ -2510,9 +2621,7 @@
           </w:tcPr>
           <w:p>
             <w:pPr>
-              <w:spacing w:after="0" w:before="0"/>
-              <w:ind w:left="0" w:firstLine="0"/>
-              <w:jc w:val="left"/>
+              <w:spacing w:after="0"/>
               <w:rPr>
                 <w:b/>
                 <w:sz w:val="18"/>
@@ -2521,7 +2630,7 @@
             </w:pPr>
             <w:r>
               <w:rPr>
-                <w:rFonts w:ascii="Calibri" w:hAnsi="Calibri" w:eastAsia="Calibri"/>
+                <w:rFonts w:ascii="Calibri" w:eastAsia="Calibri" w:hAnsi="Calibri"/>
                 <w:color w:val="1A1A1A"/>
                 <w:sz w:val="16"/>
               </w:rPr>
@@ -2535,9 +2644,7 @@
           </w:tcPr>
           <w:p>
             <w:pPr>
-              <w:spacing w:after="0" w:before="0"/>
-              <w:ind w:left="0" w:firstLine="0"/>
-              <w:jc w:val="left"/>
+              <w:spacing w:after="0"/>
               <w:rPr>
                 <w:rFonts w:ascii="Calibri" w:hAnsi="Calibri" w:cs="Arial"/>
                 <w:i/>
@@ -2549,7 +2656,7 @@
             </w:pPr>
             <w:r>
               <w:rPr>
-                <w:rFonts w:ascii="Calibri" w:hAnsi="Calibri" w:eastAsia="Calibri"/>
+                <w:rFonts w:ascii="Calibri" w:eastAsia="Calibri" w:hAnsi="Calibri"/>
                 <w:color w:val="1A1A1A"/>
                 <w:sz w:val="16"/>
               </w:rPr>
@@ -2563,20 +2670,20 @@
           </w:tcPr>
           <w:p>
             <w:pPr>
-              <w:spacing w:after="0" w:before="0"/>
-              <w:ind w:left="0" w:firstLine="0"/>
-              <w:jc w:val="left"/>
+              <w:spacing w:after="0"/>
               <w:rPr>
                 <w:b/>
                 <w:sz w:val="18"/>
                 <w:szCs w:val="24"/>
-              </w:rPr>
-            </w:pPr>
-            <w:r>
-              <w:rPr>
-                <w:rFonts w:ascii="Calibri" w:hAnsi="Calibri" w:eastAsia="Calibri"/>
-                <w:color w:val="1A1A1A"/>
-                <w:sz w:val="16"/>
+                <w:lang w:val="en-US"/>
+              </w:rPr>
+            </w:pPr>
+            <w:r>
+              <w:rPr>
+                <w:rFonts w:ascii="Calibri" w:eastAsia="Calibri" w:hAnsi="Calibri"/>
+                <w:color w:val="1A1A1A"/>
+                <w:sz w:val="16"/>
+                <w:lang w:val="en-US"/>
               </w:rPr>
               <w:t>Interview protocol, prototype on a phone, recording sheet</w:t>
             </w:r>
@@ -2588,9 +2695,7 @@
           </w:tcPr>
           <w:p>
             <w:pPr>
-              <w:spacing w:after="0" w:before="0"/>
-              <w:ind w:left="0" w:firstLine="0"/>
-              <w:jc w:val="left"/>
+              <w:spacing w:after="0"/>
               <w:rPr>
                 <w:b/>
                 <w:sz w:val="18"/>
@@ -2599,7 +2704,7 @@
             </w:pPr>
             <w:r>
               <w:rPr>
-                <w:rFonts w:ascii="Calibri" w:hAnsi="Calibri" w:eastAsia="Calibri"/>
+                <w:rFonts w:ascii="Calibri" w:eastAsia="Calibri" w:hAnsi="Calibri"/>
                 <w:color w:val="1A1A1A"/>
                 <w:sz w:val="16"/>
               </w:rPr>
@@ -2613,9 +2718,7 @@
           </w:tcPr>
           <w:p>
             <w:pPr>
-              <w:spacing w:after="0" w:before="0"/>
-              <w:ind w:left="0" w:firstLine="0"/>
-              <w:jc w:val="left"/>
+              <w:spacing w:after="0"/>
               <w:rPr>
                 <w:rFonts w:ascii="Calibri" w:hAnsi="Calibri" w:cs="Arial"/>
                 <w:i/>
@@ -2627,7 +2730,7 @@
             </w:pPr>
             <w:r>
               <w:rPr>
-                <w:rFonts w:ascii="Calibri" w:hAnsi="Calibri" w:eastAsia="Calibri"/>
+                <w:rFonts w:ascii="Calibri" w:eastAsia="Calibri" w:hAnsi="Calibri"/>
                 <w:color w:val="1A1A1A"/>
                 <w:sz w:val="16"/>
               </w:rPr>
@@ -2641,9 +2744,7 @@
           </w:tcPr>
           <w:p>
             <w:pPr>
-              <w:spacing w:after="0" w:before="0"/>
-              <w:ind w:left="0" w:firstLine="0"/>
-              <w:jc w:val="left"/>
+              <w:spacing w:after="0"/>
               <w:rPr>
                 <w:rFonts w:ascii="Calibri" w:hAnsi="Calibri" w:cs="Arial"/>
                 <w:i/>
@@ -2655,11 +2756,20 @@
             </w:pPr>
             <w:r>
               <w:rPr>
-                <w:rFonts w:ascii="Calibri" w:hAnsi="Calibri" w:eastAsia="Calibri"/>
-                <w:color w:val="1A1A1A"/>
-                <w:sz w:val="16"/>
-              </w:rPr>
-              <w:t>Helping factor: the team's network made it possible to meet the target. Difficulty: three hypotheses fell in the intermediate zone.</w:t>
+                <w:rFonts w:ascii="Calibri" w:eastAsia="Calibri" w:hAnsi="Calibri"/>
+                <w:color w:val="1A1A1A"/>
+                <w:sz w:val="16"/>
+                <w:lang w:val="en-US"/>
+              </w:rPr>
+              <w:t xml:space="preserve">Helping factor: the team's network made it possible to meet the target. </w:t>
+            </w:r>
+            <w:r>
+              <w:rPr>
+                <w:rFonts w:ascii="Calibri" w:eastAsia="Calibri" w:hAnsi="Calibri"/>
+                <w:color w:val="1A1A1A"/>
+                <w:sz w:val="16"/>
+              </w:rPr>
+              <w:t>Difficulty: three hypotheses fell in the intermediate zone.</w:t>
             </w:r>
           </w:p>
         </w:tc>
@@ -2669,9 +2779,7 @@
           </w:tcPr>
           <w:p>
             <w:pPr>
-              <w:spacing w:after="0" w:before="0"/>
-              <w:ind w:left="0" w:firstLine="0"/>
-              <w:jc w:val="left"/>
+              <w:spacing w:after="0"/>
               <w:rPr>
                 <w:rFonts w:ascii="Calibri" w:hAnsi="Calibri" w:cs="Arial"/>
                 <w:i/>
@@ -2683,7 +2791,7 @@
             </w:pPr>
             <w:r>
               <w:rPr>
-                <w:rFonts w:ascii="Calibri" w:hAnsi="Calibri" w:eastAsia="Calibri"/>
+                <w:rFonts w:ascii="Calibri" w:eastAsia="Calibri" w:hAnsi="Calibri"/>
                 <w:color w:val="1A1A1A"/>
                 <w:sz w:val="16"/>
               </w:rPr>
@@ -2697,9 +2805,7 @@
           </w:tcPr>
           <w:p>
             <w:pPr>
-              <w:spacing w:after="0" w:before="0"/>
-              <w:ind w:left="0" w:firstLine="0"/>
-              <w:jc w:val="left"/>
+              <w:spacing w:after="0"/>
               <w:rPr>
                 <w:rFonts w:ascii="Calibri" w:hAnsi="Calibri" w:cs="Arial"/>
                 <w:i/>
@@ -2711,7 +2817,7 @@
             </w:pPr>
             <w:r>
               <w:rPr>
-                <w:rFonts w:ascii="Calibri" w:hAnsi="Calibri" w:eastAsia="Calibri"/>
+                <w:rFonts w:ascii="Calibri" w:eastAsia="Calibri" w:hAnsi="Calibri"/>
                 <w:color w:val="1A1A1A"/>
                 <w:sz w:val="16"/>
               </w:rPr>
@@ -2723,6 +2829,7 @@
       <w:tr>
         <w:trPr>
           <w:trHeight w:val="2410"/>
+          <w:jc w:val="center"/>
         </w:trPr>
         <w:tc>
           <w:tcPr>
@@ -2730,9 +2837,7 @@
           </w:tcPr>
           <w:p>
             <w:pPr>
-              <w:spacing w:after="0" w:before="0"/>
-              <w:ind w:left="0" w:firstLine="0"/>
-              <w:jc w:val="left"/>
+              <w:spacing w:after="0"/>
               <w:rPr>
                 <w:b/>
                 <w:sz w:val="18"/>
@@ -2741,7 +2846,7 @@
             </w:pPr>
             <w:r>
               <w:rPr>
-                <w:rFonts w:ascii="Calibri" w:hAnsi="Calibri" w:eastAsia="Calibri"/>
+                <w:rFonts w:ascii="Calibri" w:eastAsia="Calibri" w:hAnsi="Calibri"/>
                 <w:color w:val="1A1A1A"/>
                 <w:sz w:val="16"/>
               </w:rPr>
@@ -2755,9 +2860,7 @@
           </w:tcPr>
           <w:p>
             <w:pPr>
-              <w:spacing w:after="0" w:before="0"/>
-              <w:ind w:left="0" w:firstLine="0"/>
-              <w:jc w:val="left"/>
+              <w:spacing w:after="0"/>
               <w:rPr>
                 <w:rFonts w:ascii="Calibri" w:hAnsi="Calibri" w:cs="Arial"/>
                 <w:i/>
@@ -2769,7 +2872,7 @@
             </w:pPr>
             <w:r>
               <w:rPr>
-                <w:rFonts w:ascii="Calibri" w:hAnsi="Calibri" w:eastAsia="Calibri"/>
+                <w:rFonts w:ascii="Calibri" w:eastAsia="Calibri" w:hAnsi="Calibri"/>
                 <w:color w:val="1A1A1A"/>
                 <w:sz w:val="16"/>
               </w:rPr>
@@ -2783,20 +2886,20 @@
           </w:tcPr>
           <w:p>
             <w:pPr>
-              <w:spacing w:after="0" w:before="0"/>
-              <w:ind w:left="0" w:firstLine="0"/>
-              <w:jc w:val="left"/>
+              <w:spacing w:after="0"/>
               <w:rPr>
                 <w:b/>
                 <w:sz w:val="18"/>
                 <w:szCs w:val="24"/>
-              </w:rPr>
-            </w:pPr>
-            <w:r>
-              <w:rPr>
-                <w:rFonts w:ascii="Calibri" w:hAnsi="Calibri" w:eastAsia="Calibri"/>
-                <w:color w:val="1A1A1A"/>
-                <w:sz w:val="16"/>
+                <w:lang w:val="en-US"/>
+              </w:rPr>
+            </w:pPr>
+            <w:r>
+              <w:rPr>
+                <w:rFonts w:ascii="Calibri" w:eastAsia="Calibri" w:hAnsi="Calibri"/>
+                <w:color w:val="1A1A1A"/>
+                <w:sz w:val="16"/>
+                <w:lang w:val="en-US"/>
               </w:rPr>
               <w:t>Report, presentation, prototype and appendices</w:t>
             </w:r>
@@ -2808,9 +2911,7 @@
           </w:tcPr>
           <w:p>
             <w:pPr>
-              <w:spacing w:after="0" w:before="0"/>
-              <w:ind w:left="0" w:firstLine="0"/>
-              <w:jc w:val="left"/>
+              <w:spacing w:after="0"/>
               <w:rPr>
                 <w:b/>
                 <w:sz w:val="18"/>
@@ -2819,7 +2920,7 @@
             </w:pPr>
             <w:r>
               <w:rPr>
-                <w:rFonts w:ascii="Calibri" w:hAnsi="Calibri" w:eastAsia="Calibri"/>
+                <w:rFonts w:ascii="Calibri" w:eastAsia="Calibri" w:hAnsi="Calibri"/>
                 <w:color w:val="1A1A1A"/>
                 <w:sz w:val="16"/>
               </w:rPr>
@@ -2833,9 +2934,7 @@
           </w:tcPr>
           <w:p>
             <w:pPr>
-              <w:spacing w:after="0" w:before="0"/>
-              <w:ind w:left="0" w:firstLine="0"/>
-              <w:jc w:val="left"/>
+              <w:spacing w:after="0"/>
               <w:rPr>
                 <w:rFonts w:ascii="Calibri" w:hAnsi="Calibri" w:cs="Arial"/>
                 <w:i/>
@@ -2847,7 +2946,7 @@
             </w:pPr>
             <w:r>
               <w:rPr>
-                <w:rFonts w:ascii="Calibri" w:hAnsi="Calibri" w:eastAsia="Calibri"/>
+                <w:rFonts w:ascii="Calibri" w:eastAsia="Calibri" w:hAnsi="Calibri"/>
                 <w:color w:val="1A1A1A"/>
                 <w:sz w:val="16"/>
               </w:rPr>
@@ -2861,9 +2960,34 @@
           </w:tcPr>
           <w:p>
             <w:pPr>
-              <w:spacing w:after="0" w:before="0"/>
-              <w:ind w:left="0" w:firstLine="0"/>
-              <w:jc w:val="left"/>
+              <w:spacing w:after="0"/>
+              <w:rPr>
+                <w:rFonts w:ascii="Calibri" w:hAnsi="Calibri" w:cs="Arial"/>
+                <w:i/>
+                <w:color w:val="548DD4"/>
+                <w:sz w:val="18"/>
+                <w:szCs w:val="20"/>
+                <w:lang w:val="en-US" w:eastAsia="es-CL"/>
+              </w:rPr>
+            </w:pPr>
+            <w:r>
+              <w:rPr>
+                <w:rFonts w:ascii="Calibri" w:eastAsia="Calibri" w:hAnsi="Calibri"/>
+                <w:color w:val="1A1A1A"/>
+                <w:sz w:val="16"/>
+                <w:lang w:val="en-US"/>
+              </w:rPr>
+              <w:t>Helping factor: the scope presented had already been corrected by validation.</w:t>
+            </w:r>
+          </w:p>
+        </w:tc>
+        <w:tc>
+          <w:tcPr>
+            <w:tcW w:w="1418" w:type="dxa"/>
+          </w:tcPr>
+          <w:p>
+            <w:pPr>
+              <w:spacing w:after="0"/>
               <w:rPr>
                 <w:rFonts w:ascii="Calibri" w:hAnsi="Calibri" w:cs="Arial"/>
                 <w:i/>
@@ -2875,23 +2999,21 @@
             </w:pPr>
             <w:r>
               <w:rPr>
-                <w:rFonts w:ascii="Calibri" w:hAnsi="Calibri" w:eastAsia="Calibri"/>
-                <w:color w:val="1A1A1A"/>
-                <w:sz w:val="16"/>
-              </w:rPr>
-              <w:t>Helping factor: the scope presented had already been corrected by validation.</w:t>
-            </w:r>
-          </w:p>
-        </w:tc>
-        <w:tc>
-          <w:tcPr>
-            <w:tcW w:w="1418" w:type="dxa"/>
-          </w:tcPr>
-          <w:p>
-            <w:pPr>
-              <w:spacing w:after="0" w:before="0"/>
-              <w:ind w:left="0" w:firstLine="0"/>
-              <w:jc w:val="left"/>
+                <w:rFonts w:ascii="Calibri" w:eastAsia="Calibri" w:hAnsi="Calibri"/>
+                <w:color w:val="1A1A1A"/>
+                <w:sz w:val="16"/>
+              </w:rPr>
+              <w:t>Completed</w:t>
+            </w:r>
+          </w:p>
+        </w:tc>
+        <w:tc>
+          <w:tcPr>
+            <w:tcW w:w="850" w:type="dxa"/>
+          </w:tcPr>
+          <w:p>
+            <w:pPr>
+              <w:spacing w:after="0"/>
               <w:rPr>
                 <w:rFonts w:ascii="Calibri" w:hAnsi="Calibri" w:cs="Arial"/>
                 <w:i/>
@@ -2903,35 +3025,7 @@
             </w:pPr>
             <w:r>
               <w:rPr>
-                <w:rFonts w:ascii="Calibri" w:hAnsi="Calibri" w:eastAsia="Calibri"/>
-                <w:color w:val="1A1A1A"/>
-                <w:sz w:val="16"/>
-              </w:rPr>
-              <w:t>Completed</w:t>
-            </w:r>
-          </w:p>
-        </w:tc>
-        <w:tc>
-          <w:tcPr>
-            <w:tcW w:w="850" w:type="dxa"/>
-          </w:tcPr>
-          <w:p>
-            <w:pPr>
-              <w:spacing w:after="0" w:before="0"/>
-              <w:ind w:left="0" w:firstLine="0"/>
-              <w:jc w:val="left"/>
-              <w:rPr>
-                <w:rFonts w:ascii="Calibri" w:hAnsi="Calibri" w:cs="Arial"/>
-                <w:i/>
-                <w:color w:val="548DD4"/>
-                <w:sz w:val="18"/>
-                <w:szCs w:val="20"/>
-                <w:lang w:eastAsia="es-CL"/>
-              </w:rPr>
-            </w:pPr>
-            <w:r>
-              <w:rPr>
-                <w:rFonts w:ascii="Calibri" w:hAnsi="Calibri" w:eastAsia="Calibri"/>
+                <w:rFonts w:ascii="Calibri" w:eastAsia="Calibri" w:hAnsi="Calibri"/>
                 <w:color w:val="1A1A1A"/>
                 <w:sz w:val="16"/>
               </w:rPr>
@@ -2943,6 +3037,7 @@
       <w:tr>
         <w:trPr>
           <w:trHeight w:val="2410"/>
+          <w:jc w:val="center"/>
         </w:trPr>
         <w:tc>
           <w:tcPr>
@@ -2950,9 +3045,7 @@
           </w:tcPr>
           <w:p>
             <w:pPr>
-              <w:spacing w:after="0" w:before="0"/>
-              <w:ind w:left="0" w:firstLine="0"/>
-              <w:jc w:val="left"/>
+              <w:spacing w:after="0"/>
               <w:rPr>
                 <w:b/>
                 <w:sz w:val="18"/>
@@ -2961,10 +3054,11 @@
             </w:pPr>
             <w:r>
               <w:rPr>
-                <w:rFonts w:ascii="Calibri" w:hAnsi="Calibri" w:eastAsia="Calibri"/>
-                <w:color w:val="1A1A1A"/>
-                <w:sz w:val="16"/>
-              </w:rPr>
+                <w:rFonts w:ascii="Calibri" w:eastAsia="Calibri" w:hAnsi="Calibri"/>
+                <w:color w:val="1A1A1A"/>
+                <w:sz w:val="16"/>
+              </w:rPr>
+              <w:lastRenderedPageBreak/>
               <w:t>Standards, security and sustainability</w:t>
             </w:r>
           </w:p>
@@ -2975,9 +3069,84 @@
           </w:tcPr>
           <w:p>
             <w:pPr>
-              <w:spacing w:after="0" w:before="0"/>
-              <w:ind w:left="0" w:firstLine="0"/>
-              <w:jc w:val="left"/>
+              <w:spacing w:after="0"/>
+              <w:rPr>
+                <w:rFonts w:ascii="Calibri" w:hAnsi="Calibri" w:cs="Arial"/>
+                <w:i/>
+                <w:color w:val="548DD4"/>
+                <w:sz w:val="18"/>
+                <w:szCs w:val="20"/>
+                <w:lang w:val="en-US" w:eastAsia="es-CL"/>
+              </w:rPr>
+            </w:pPr>
+            <w:r>
+              <w:rPr>
+                <w:rFonts w:ascii="Calibri" w:eastAsia="Calibri" w:hAnsi="Calibri"/>
+                <w:color w:val="1A1A1A"/>
+                <w:sz w:val="16"/>
+                <w:lang w:val="en-US"/>
+              </w:rPr>
+              <w:t>Technical setup and payment proof of concept</w:t>
+            </w:r>
+          </w:p>
+        </w:tc>
+        <w:tc>
+          <w:tcPr>
+            <w:tcW w:w="1276" w:type="dxa"/>
+          </w:tcPr>
+          <w:p>
+            <w:pPr>
+              <w:spacing w:after="0"/>
+              <w:rPr>
+                <w:b/>
+                <w:sz w:val="18"/>
+                <w:szCs w:val="24"/>
+                <w:lang w:val="en-US"/>
+              </w:rPr>
+            </w:pPr>
+            <w:r>
+              <w:rPr>
+                <w:rFonts w:ascii="Calibri" w:eastAsia="Calibri" w:hAnsi="Calibri"/>
+                <w:color w:val="1A1A1A"/>
+                <w:sz w:val="16"/>
+                <w:lang w:val="en-US"/>
+              </w:rPr>
+              <w:t>GitHub Actions, Docker, Alembic, Transbank integration environment</w:t>
+            </w:r>
+          </w:p>
+        </w:tc>
+        <w:tc>
+          <w:tcPr>
+            <w:tcW w:w="1276" w:type="dxa"/>
+          </w:tcPr>
+          <w:p>
+            <w:pPr>
+              <w:spacing w:after="0"/>
+              <w:rPr>
+                <w:b/>
+                <w:sz w:val="18"/>
+                <w:szCs w:val="24"/>
+                <w:lang w:val="en-US"/>
+              </w:rPr>
+            </w:pPr>
+            <w:r>
+              <w:rPr>
+                <w:rFonts w:ascii="Calibri" w:eastAsia="Calibri" w:hAnsi="Calibri"/>
+                <w:color w:val="1A1A1A"/>
+                <w:sz w:val="16"/>
+                <w:lang w:val="en-US"/>
+              </w:rPr>
+              <w:t>Planned: 1 week (week 7). Actual: weeks 7 to 10</w:t>
+            </w:r>
+          </w:p>
+        </w:tc>
+        <w:tc>
+          <w:tcPr>
+            <w:tcW w:w="1275" w:type="dxa"/>
+          </w:tcPr>
+          <w:p>
+            <w:pPr>
+              <w:spacing w:after="0"/>
               <w:rPr>
                 <w:rFonts w:ascii="Calibri" w:hAnsi="Calibri" w:cs="Arial"/>
                 <w:i/>
@@ -2989,11 +3158,11 @@
             </w:pPr>
             <w:r>
               <w:rPr>
-                <w:rFonts w:ascii="Calibri" w:hAnsi="Calibri" w:eastAsia="Calibri"/>
-                <w:color w:val="1A1A1A"/>
-                <w:sz w:val="16"/>
-              </w:rPr>
-              <w:t>Technical setup and payment proof of concept</w:t>
+                <w:rFonts w:ascii="Calibri" w:eastAsia="Calibri" w:hAnsi="Calibri"/>
+                <w:color w:val="1A1A1A"/>
+                <w:sz w:val="16"/>
+              </w:rPr>
+              <w:t>Martín Henríquez, with Jorge Espinoza</w:t>
             </w:r>
           </w:p>
         </w:tc>
@@ -3003,59 +3172,7 @@
           </w:tcPr>
           <w:p>
             <w:pPr>
-              <w:spacing w:after="0" w:before="0"/>
-              <w:ind w:left="0" w:firstLine="0"/>
-              <w:jc w:val="left"/>
-              <w:rPr>
-                <w:b/>
-                <w:sz w:val="18"/>
-                <w:szCs w:val="24"/>
-              </w:rPr>
-            </w:pPr>
-            <w:r>
-              <w:rPr>
-                <w:rFonts w:ascii="Calibri" w:hAnsi="Calibri" w:eastAsia="Calibri"/>
-                <w:color w:val="1A1A1A"/>
-                <w:sz w:val="16"/>
-              </w:rPr>
-              <w:t>GitHub Actions, Docker, Alembic, Transbank integration environment</w:t>
-            </w:r>
-          </w:p>
-        </w:tc>
-        <w:tc>
-          <w:tcPr>
-            <w:tcW w:w="1276" w:type="dxa"/>
-          </w:tcPr>
-          <w:p>
-            <w:pPr>
-              <w:spacing w:after="0" w:before="0"/>
-              <w:ind w:left="0" w:firstLine="0"/>
-              <w:jc w:val="left"/>
-              <w:rPr>
-                <w:b/>
-                <w:sz w:val="18"/>
-                <w:szCs w:val="24"/>
-              </w:rPr>
-            </w:pPr>
-            <w:r>
-              <w:rPr>
-                <w:rFonts w:ascii="Calibri" w:hAnsi="Calibri" w:eastAsia="Calibri"/>
-                <w:color w:val="1A1A1A"/>
-                <w:sz w:val="16"/>
-              </w:rPr>
-              <w:t>Planned: 1 week (week 7). Actual: weeks 7 to 10</w:t>
-            </w:r>
-          </w:p>
-        </w:tc>
-        <w:tc>
-          <w:tcPr>
-            <w:tcW w:w="1275" w:type="dxa"/>
-          </w:tcPr>
-          <w:p>
-            <w:pPr>
-              <w:spacing w:after="0" w:before="0"/>
-              <w:ind w:left="0" w:firstLine="0"/>
-              <w:jc w:val="left"/>
+              <w:spacing w:after="0"/>
               <w:rPr>
                 <w:rFonts w:ascii="Calibri" w:hAnsi="Calibri" w:cs="Arial"/>
                 <w:i/>
@@ -3067,23 +3184,30 @@
             </w:pPr>
             <w:r>
               <w:rPr>
-                <w:rFonts w:ascii="Calibri" w:hAnsi="Calibri" w:eastAsia="Calibri"/>
-                <w:color w:val="1A1A1A"/>
-                <w:sz w:val="16"/>
-              </w:rPr>
-              <w:t>Martín Henríquez, with Jorge Espinoza</w:t>
-            </w:r>
-          </w:p>
-        </w:tc>
-        <w:tc>
-          <w:tcPr>
-            <w:tcW w:w="1276" w:type="dxa"/>
-          </w:tcPr>
-          <w:p>
-            <w:pPr>
-              <w:spacing w:after="0" w:before="0"/>
-              <w:ind w:left="0" w:firstLine="0"/>
-              <w:jc w:val="left"/>
+                <w:rFonts w:ascii="Calibri" w:eastAsia="Calibri" w:hAnsi="Calibri"/>
+                <w:color w:val="1A1A1A"/>
+                <w:sz w:val="16"/>
+                <w:lang w:val="en-US"/>
+              </w:rPr>
+              <w:t xml:space="preserve">Difficulty: the environment and tools were agreed with the instructor only in week 10. </w:t>
+            </w:r>
+            <w:r>
+              <w:rPr>
+                <w:rFonts w:ascii="Calibri" w:eastAsia="Calibri" w:hAnsi="Calibri"/>
+                <w:color w:val="1A1A1A"/>
+                <w:sz w:val="16"/>
+              </w:rPr>
+              <w:t>Difficulty: the test payments ended up aborted.</w:t>
+            </w:r>
+          </w:p>
+        </w:tc>
+        <w:tc>
+          <w:tcPr>
+            <w:tcW w:w="1418" w:type="dxa"/>
+          </w:tcPr>
+          <w:p>
+            <w:pPr>
+              <w:spacing w:after="0"/>
               <w:rPr>
                 <w:rFonts w:ascii="Calibri" w:hAnsi="Calibri" w:cs="Arial"/>
                 <w:i/>
@@ -3095,39 +3219,20 @@
             </w:pPr>
             <w:r>
               <w:rPr>
-                <w:rFonts w:ascii="Calibri" w:hAnsi="Calibri" w:eastAsia="Calibri"/>
-                <w:color w:val="1A1A1A"/>
-                <w:sz w:val="16"/>
-              </w:rPr>
-              <w:t>Difficulty: the environment and tools were agreed with the instructor only in week 10. Difficulty: the test payments ended up aborted.</w:t>
-            </w:r>
-          </w:p>
-        </w:tc>
-        <w:tc>
-          <w:tcPr>
-            <w:tcW w:w="1418" w:type="dxa"/>
-          </w:tcPr>
-          <w:p>
-            <w:pPr>
-              <w:spacing w:after="0" w:before="0"/>
-              <w:ind w:left="0" w:firstLine="0"/>
-              <w:jc w:val="left"/>
-              <w:rPr>
-                <w:rFonts w:ascii="Calibri" w:hAnsi="Calibri" w:cs="Arial"/>
-                <w:i/>
-                <w:color w:val="548DD4"/>
-                <w:sz w:val="18"/>
-                <w:szCs w:val="20"/>
-                <w:lang w:eastAsia="es-CL"/>
-              </w:rPr>
-            </w:pPr>
-            <w:r>
-              <w:rPr>
-                <w:rFonts w:ascii="Calibri" w:hAnsi="Calibri" w:eastAsia="Calibri"/>
-                <w:color w:val="1A1A1A"/>
-                <w:sz w:val="16"/>
-              </w:rPr>
-              <w:t>In progress. Repository, environment and pipeline completed. Payment test partial</w:t>
+                <w:rFonts w:ascii="Calibri" w:eastAsia="Calibri" w:hAnsi="Calibri"/>
+                <w:color w:val="1A1A1A"/>
+                <w:sz w:val="16"/>
+                <w:lang w:val="en-US"/>
+              </w:rPr>
+              <w:t xml:space="preserve">In progress. Repository, environment and pipeline completed. </w:t>
+            </w:r>
+            <w:r>
+              <w:rPr>
+                <w:rFonts w:ascii="Calibri" w:eastAsia="Calibri" w:hAnsi="Calibri"/>
+                <w:color w:val="1A1A1A"/>
+                <w:sz w:val="16"/>
+              </w:rPr>
+              <w:t>Payment test partial</w:t>
             </w:r>
           </w:p>
         </w:tc>
@@ -3137,23 +3242,22 @@
           </w:tcPr>
           <w:p>
             <w:pPr>
-              <w:spacing w:after="0" w:before="0"/>
-              <w:ind w:left="0" w:firstLine="0"/>
-              <w:jc w:val="left"/>
-              <w:rPr>
-                <w:rFonts w:ascii="Calibri" w:hAnsi="Calibri" w:cs="Arial"/>
-                <w:i/>
-                <w:color w:val="548DD4"/>
-                <w:sz w:val="18"/>
-                <w:szCs w:val="20"/>
-                <w:lang w:eastAsia="es-CL"/>
-              </w:rPr>
-            </w:pPr>
-            <w:r>
-              <w:rPr>
-                <w:rFonts w:ascii="Calibri" w:hAnsi="Calibri" w:eastAsia="Calibri"/>
-                <w:color w:val="1A1A1A"/>
-                <w:sz w:val="16"/>
+              <w:spacing w:after="0"/>
+              <w:rPr>
+                <w:rFonts w:ascii="Calibri" w:hAnsi="Calibri" w:cs="Arial"/>
+                <w:i/>
+                <w:color w:val="548DD4"/>
+                <w:sz w:val="18"/>
+                <w:szCs w:val="20"/>
+                <w:lang w:val="en-US" w:eastAsia="es-CL"/>
+              </w:rPr>
+            </w:pPr>
+            <w:r>
+              <w:rPr>
+                <w:rFonts w:ascii="Calibri" w:eastAsia="Calibri" w:hAnsi="Calibri"/>
+                <w:color w:val="1A1A1A"/>
+                <w:sz w:val="16"/>
+                <w:lang w:val="en-US"/>
               </w:rPr>
               <w:t>Extended to week 10. The pending payment test cases move to sprint 1 (16 to 22 October).</w:t>
             </w:r>
@@ -3163,6 +3267,7 @@
       <w:tr>
         <w:trPr>
           <w:trHeight w:val="2410"/>
+          <w:jc w:val="center"/>
         </w:trPr>
         <w:tc>
           <w:tcPr>
@@ -3170,9 +3275,7 @@
           </w:tcPr>
           <w:p>
             <w:pPr>
-              <w:spacing w:after="0" w:before="0"/>
-              <w:ind w:left="0" w:firstLine="0"/>
-              <w:jc w:val="left"/>
+              <w:spacing w:after="0"/>
               <w:rPr>
                 <w:b/>
                 <w:sz w:val="18"/>
@@ -3181,7 +3284,7 @@
             </w:pPr>
             <w:r>
               <w:rPr>
-                <w:rFonts w:ascii="Calibri" w:hAnsi="Calibri" w:eastAsia="Calibri"/>
+                <w:rFonts w:ascii="Calibri" w:eastAsia="Calibri" w:hAnsi="Calibri"/>
                 <w:color w:val="1A1A1A"/>
                 <w:sz w:val="16"/>
               </w:rPr>
@@ -3195,9 +3298,80 @@
           </w:tcPr>
           <w:p>
             <w:pPr>
-              <w:spacing w:after="0" w:before="0"/>
-              <w:ind w:left="0" w:firstLine="0"/>
-              <w:jc w:val="left"/>
+              <w:spacing w:after="0"/>
+              <w:rPr>
+                <w:rFonts w:ascii="Calibri" w:hAnsi="Calibri" w:cs="Arial"/>
+                <w:i/>
+                <w:color w:val="548DD4"/>
+                <w:sz w:val="18"/>
+                <w:szCs w:val="20"/>
+                <w:lang w:val="en-US" w:eastAsia="es-CL"/>
+              </w:rPr>
+            </w:pPr>
+            <w:r>
+              <w:rPr>
+                <w:rFonts w:ascii="Calibri" w:eastAsia="Calibri" w:hAnsi="Calibri"/>
+                <w:color w:val="1A1A1A"/>
+                <w:sz w:val="16"/>
+                <w:lang w:val="en-US"/>
+              </w:rPr>
+              <w:t>Data model and multi-tenant isolation</w:t>
+            </w:r>
+          </w:p>
+        </w:tc>
+        <w:tc>
+          <w:tcPr>
+            <w:tcW w:w="1276" w:type="dxa"/>
+          </w:tcPr>
+          <w:p>
+            <w:pPr>
+              <w:spacing w:after="0"/>
+              <w:rPr>
+                <w:b/>
+                <w:sz w:val="18"/>
+                <w:szCs w:val="24"/>
+              </w:rPr>
+            </w:pPr>
+            <w:r>
+              <w:rPr>
+                <w:rFonts w:ascii="Calibri" w:eastAsia="Calibri" w:hAnsi="Calibri"/>
+                <w:color w:val="1A1A1A"/>
+                <w:sz w:val="16"/>
+              </w:rPr>
+              <w:t>PostgreSQL 16, Alembic, pytest</w:t>
+            </w:r>
+          </w:p>
+        </w:tc>
+        <w:tc>
+          <w:tcPr>
+            <w:tcW w:w="1276" w:type="dxa"/>
+          </w:tcPr>
+          <w:p>
+            <w:pPr>
+              <w:spacing w:after="0"/>
+              <w:rPr>
+                <w:b/>
+                <w:sz w:val="18"/>
+                <w:szCs w:val="24"/>
+              </w:rPr>
+            </w:pPr>
+            <w:r>
+              <w:rPr>
+                <w:rFonts w:ascii="Calibri" w:eastAsia="Calibri" w:hAnsi="Calibri"/>
+                <w:color w:val="1A1A1A"/>
+                <w:sz w:val="16"/>
+              </w:rPr>
+              <w:t>Planned: sprint 1. Actual: sprint 0</w:t>
+            </w:r>
+          </w:p>
+        </w:tc>
+        <w:tc>
+          <w:tcPr>
+            <w:tcW w:w="1275" w:type="dxa"/>
+          </w:tcPr>
+          <w:p>
+            <w:pPr>
+              <w:spacing w:after="0"/>
               <w:rPr>
                 <w:rFonts w:ascii="Calibri" w:hAnsi="Calibri" w:cs="Arial"/>
                 <w:i/>
@@ -3209,11 +3383,11 @@
             </w:pPr>
             <w:r>
               <w:rPr>
-                <w:rFonts w:ascii="Calibri" w:hAnsi="Calibri" w:eastAsia="Calibri"/>
-                <w:color w:val="1A1A1A"/>
-                <w:sz w:val="16"/>
-              </w:rPr>
-              <w:t>Data model and multi-tenant isolation</w:t>
+                <w:rFonts w:ascii="Calibri" w:eastAsia="Calibri" w:hAnsi="Calibri"/>
+                <w:color w:val="1A1A1A"/>
+                <w:sz w:val="16"/>
+              </w:rPr>
+              <w:t>Martín Henríquez and Jorge Espinoza</w:t>
             </w:r>
           </w:p>
         </w:tc>
@@ -3223,59 +3397,34 @@
           </w:tcPr>
           <w:p>
             <w:pPr>
-              <w:spacing w:after="0" w:before="0"/>
-              <w:ind w:left="0" w:firstLine="0"/>
-              <w:jc w:val="left"/>
-              <w:rPr>
-                <w:b/>
-                <w:sz w:val="18"/>
-                <w:szCs w:val="24"/>
-              </w:rPr>
-            </w:pPr>
-            <w:r>
-              <w:rPr>
-                <w:rFonts w:ascii="Calibri" w:hAnsi="Calibri" w:eastAsia="Calibri"/>
-                <w:color w:val="1A1A1A"/>
-                <w:sz w:val="16"/>
-              </w:rPr>
-              <w:t>PostgreSQL 16, Alembic, pytest</w:t>
-            </w:r>
-          </w:p>
-        </w:tc>
-        <w:tc>
-          <w:tcPr>
-            <w:tcW w:w="1276" w:type="dxa"/>
-          </w:tcPr>
-          <w:p>
-            <w:pPr>
-              <w:spacing w:after="0" w:before="0"/>
-              <w:ind w:left="0" w:firstLine="0"/>
-              <w:jc w:val="left"/>
-              <w:rPr>
-                <w:b/>
-                <w:sz w:val="18"/>
-                <w:szCs w:val="24"/>
-              </w:rPr>
-            </w:pPr>
-            <w:r>
-              <w:rPr>
-                <w:rFonts w:ascii="Calibri" w:hAnsi="Calibri" w:eastAsia="Calibri"/>
-                <w:color w:val="1A1A1A"/>
-                <w:sz w:val="16"/>
-              </w:rPr>
-              <w:t>Planned: sprint 1. Actual: sprint 0</w:t>
-            </w:r>
-          </w:p>
-        </w:tc>
-        <w:tc>
-          <w:tcPr>
-            <w:tcW w:w="1275" w:type="dxa"/>
-          </w:tcPr>
-          <w:p>
-            <w:pPr>
-              <w:spacing w:after="0" w:before="0"/>
-              <w:ind w:left="0" w:firstLine="0"/>
-              <w:jc w:val="left"/>
+              <w:spacing w:after="0"/>
+              <w:rPr>
+                <w:rFonts w:ascii="Calibri" w:hAnsi="Calibri" w:cs="Arial"/>
+                <w:i/>
+                <w:color w:val="548DD4"/>
+                <w:sz w:val="18"/>
+                <w:szCs w:val="20"/>
+                <w:lang w:val="en-US" w:eastAsia="es-CL"/>
+              </w:rPr>
+            </w:pPr>
+            <w:r>
+              <w:rPr>
+                <w:rFonts w:ascii="Calibri" w:eastAsia="Calibri" w:hAnsi="Calibri"/>
+                <w:color w:val="1A1A1A"/>
+                <w:sz w:val="16"/>
+                <w:lang w:val="en-US"/>
+              </w:rPr>
+              <w:t>Helping factor: writing the model as executable SQL made it possible to test isolation before having an API.</w:t>
+            </w:r>
+          </w:p>
+        </w:tc>
+        <w:tc>
+          <w:tcPr>
+            <w:tcW w:w="1418" w:type="dxa"/>
+          </w:tcPr>
+          <w:p>
+            <w:pPr>
+              <w:spacing w:after="0"/>
               <w:rPr>
                 <w:rFonts w:ascii="Calibri" w:hAnsi="Calibri" w:cs="Arial"/>
                 <w:i/>
@@ -3287,63 +3436,7 @@
             </w:pPr>
             <w:r>
               <w:rPr>
-                <w:rFonts w:ascii="Calibri" w:hAnsi="Calibri" w:eastAsia="Calibri"/>
-                <w:color w:val="1A1A1A"/>
-                <w:sz w:val="16"/>
-              </w:rPr>
-              <w:t>Martín Henríquez and Jorge Espinoza</w:t>
-            </w:r>
-          </w:p>
-        </w:tc>
-        <w:tc>
-          <w:tcPr>
-            <w:tcW w:w="1276" w:type="dxa"/>
-          </w:tcPr>
-          <w:p>
-            <w:pPr>
-              <w:spacing w:after="0" w:before="0"/>
-              <w:ind w:left="0" w:firstLine="0"/>
-              <w:jc w:val="left"/>
-              <w:rPr>
-                <w:rFonts w:ascii="Calibri" w:hAnsi="Calibri" w:cs="Arial"/>
-                <w:i/>
-                <w:color w:val="548DD4"/>
-                <w:sz w:val="18"/>
-                <w:szCs w:val="20"/>
-                <w:lang w:eastAsia="es-CL"/>
-              </w:rPr>
-            </w:pPr>
-            <w:r>
-              <w:rPr>
-                <w:rFonts w:ascii="Calibri" w:hAnsi="Calibri" w:eastAsia="Calibri"/>
-                <w:color w:val="1A1A1A"/>
-                <w:sz w:val="16"/>
-              </w:rPr>
-              <w:t>Helping factor: writing the model as executable SQL made it possible to test isolation before having an API.</w:t>
-            </w:r>
-          </w:p>
-        </w:tc>
-        <w:tc>
-          <w:tcPr>
-            <w:tcW w:w="1418" w:type="dxa"/>
-          </w:tcPr>
-          <w:p>
-            <w:pPr>
-              <w:spacing w:after="0" w:before="0"/>
-              <w:ind w:left="0" w:firstLine="0"/>
-              <w:jc w:val="left"/>
-              <w:rPr>
-                <w:rFonts w:ascii="Calibri" w:hAnsi="Calibri" w:cs="Arial"/>
-                <w:i/>
-                <w:color w:val="548DD4"/>
-                <w:sz w:val="18"/>
-                <w:szCs w:val="20"/>
-                <w:lang w:eastAsia="es-CL"/>
-              </w:rPr>
-            </w:pPr>
-            <w:r>
-              <w:rPr>
-                <w:rFonts w:ascii="Calibri" w:hAnsi="Calibri" w:eastAsia="Calibri"/>
+                <w:rFonts w:ascii="Calibri" w:eastAsia="Calibri" w:hAnsi="Calibri"/>
                 <w:color w:val="1A1A1A"/>
                 <w:sz w:val="16"/>
               </w:rPr>
@@ -3357,23 +3450,22 @@
           </w:tcPr>
           <w:p>
             <w:pPr>
-              <w:spacing w:after="0" w:before="0"/>
-              <w:ind w:left="0" w:firstLine="0"/>
-              <w:jc w:val="left"/>
-              <w:rPr>
-                <w:rFonts w:ascii="Calibri" w:hAnsi="Calibri" w:cs="Arial"/>
-                <w:i/>
-                <w:color w:val="548DD4"/>
-                <w:sz w:val="18"/>
-                <w:szCs w:val="20"/>
-                <w:lang w:eastAsia="es-CL"/>
-              </w:rPr>
-            </w:pPr>
-            <w:r>
-              <w:rPr>
-                <w:rFonts w:ascii="Calibri" w:hAnsi="Calibri" w:eastAsia="Calibri"/>
-                <w:color w:val="1A1A1A"/>
-                <w:sz w:val="16"/>
+              <w:spacing w:after="0"/>
+              <w:rPr>
+                <w:rFonts w:ascii="Calibri" w:hAnsi="Calibri" w:cs="Arial"/>
+                <w:i/>
+                <w:color w:val="548DD4"/>
+                <w:sz w:val="18"/>
+                <w:szCs w:val="20"/>
+                <w:lang w:val="en-US" w:eastAsia="es-CL"/>
+              </w:rPr>
+            </w:pPr>
+            <w:r>
+              <w:rPr>
+                <w:rFonts w:ascii="Calibri" w:eastAsia="Calibri" w:hAnsi="Calibri"/>
+                <w:color w:val="1A1A1A"/>
+                <w:sz w:val="16"/>
+                <w:lang w:val="en-US"/>
               </w:rPr>
               <w:t>Brought forward to sprint 0 and exceeded the target: 31 isolation tests instead of 10.</w:t>
             </w:r>
@@ -3383,6 +3475,7 @@
       <w:tr>
         <w:trPr>
           <w:trHeight w:val="2410"/>
+          <w:jc w:val="center"/>
         </w:trPr>
         <w:tc>
           <w:tcPr>
@@ -3390,20 +3483,20 @@
           </w:tcPr>
           <w:p>
             <w:pPr>
-              <w:spacing w:after="0" w:before="0"/>
-              <w:ind w:left="0" w:firstLine="0"/>
-              <w:jc w:val="left"/>
+              <w:spacing w:after="0"/>
               <w:rPr>
                 <w:b/>
                 <w:sz w:val="18"/>
                 <w:szCs w:val="24"/>
-              </w:rPr>
-            </w:pPr>
-            <w:r>
-              <w:rPr>
-                <w:rFonts w:ascii="Calibri" w:hAnsi="Calibri" w:eastAsia="Calibri"/>
-                <w:color w:val="1A1A1A"/>
-                <w:sz w:val="16"/>
+                <w:lang w:val="en-US"/>
+              </w:rPr>
+            </w:pPr>
+            <w:r>
+              <w:rPr>
+                <w:rFonts w:ascii="Calibri" w:eastAsia="Calibri" w:hAnsi="Calibri"/>
+                <w:color w:val="1A1A1A"/>
+                <w:sz w:val="16"/>
+                <w:lang w:val="en-US"/>
               </w:rPr>
               <w:t>Software solutions · Standards, security and sustainability</w:t>
             </w:r>
@@ -3415,9 +3508,84 @@
           </w:tcPr>
           <w:p>
             <w:pPr>
-              <w:spacing w:after="0" w:before="0"/>
-              <w:ind w:left="0" w:firstLine="0"/>
-              <w:jc w:val="left"/>
+              <w:spacing w:after="0"/>
+              <w:rPr>
+                <w:rFonts w:ascii="Calibri" w:hAnsi="Calibri" w:cs="Arial"/>
+                <w:i/>
+                <w:color w:val="548DD4"/>
+                <w:sz w:val="18"/>
+                <w:szCs w:val="20"/>
+                <w:lang w:val="en-US" w:eastAsia="es-CL"/>
+              </w:rPr>
+            </w:pPr>
+            <w:r>
+              <w:rPr>
+                <w:rFonts w:ascii="Calibri" w:eastAsia="Calibri" w:hAnsi="Calibri"/>
+                <w:color w:val="1A1A1A"/>
+                <w:sz w:val="16"/>
+                <w:lang w:val="en-US"/>
+              </w:rPr>
+              <w:t>Layer 1 · Care plan: relief sheet and relief access</w:t>
+            </w:r>
+          </w:p>
+        </w:tc>
+        <w:tc>
+          <w:tcPr>
+            <w:tcW w:w="1276" w:type="dxa"/>
+          </w:tcPr>
+          <w:p>
+            <w:pPr>
+              <w:spacing w:after="0"/>
+              <w:rPr>
+                <w:b/>
+                <w:sz w:val="18"/>
+                <w:szCs w:val="24"/>
+                <w:lang w:val="en-US"/>
+              </w:rPr>
+            </w:pPr>
+            <w:r>
+              <w:rPr>
+                <w:rFonts w:ascii="Calibri" w:eastAsia="Calibri" w:hAnsi="Calibri"/>
+                <w:color w:val="1A1A1A"/>
+                <w:sz w:val="16"/>
+                <w:lang w:val="en-US"/>
+              </w:rPr>
+              <w:t>Python, FastAPI, PostgreSQL, cryptography library</w:t>
+            </w:r>
+          </w:p>
+        </w:tc>
+        <w:tc>
+          <w:tcPr>
+            <w:tcW w:w="1276" w:type="dxa"/>
+          </w:tcPr>
+          <w:p>
+            <w:pPr>
+              <w:spacing w:after="0"/>
+              <w:rPr>
+                <w:b/>
+                <w:sz w:val="18"/>
+                <w:szCs w:val="24"/>
+                <w:lang w:val="en-US"/>
+              </w:rPr>
+            </w:pPr>
+            <w:r>
+              <w:rPr>
+                <w:rFonts w:ascii="Calibri" w:eastAsia="Calibri" w:hAnsi="Calibri"/>
+                <w:color w:val="1A1A1A"/>
+                <w:sz w:val="16"/>
+                <w:lang w:val="en-US"/>
+              </w:rPr>
+              <w:t>Planned: 2 weeks (sprints 2 and 3). Adjusted: 1 week (sprint 2, 23 to 29 October)</w:t>
+            </w:r>
+          </w:p>
+        </w:tc>
+        <w:tc>
+          <w:tcPr>
+            <w:tcW w:w="1275" w:type="dxa"/>
+          </w:tcPr>
+          <w:p>
+            <w:pPr>
+              <w:spacing w:after="0"/>
               <w:rPr>
                 <w:rFonts w:ascii="Calibri" w:hAnsi="Calibri" w:cs="Arial"/>
                 <w:i/>
@@ -3429,11 +3597,11 @@
             </w:pPr>
             <w:r>
               <w:rPr>
-                <w:rFonts w:ascii="Calibri" w:hAnsi="Calibri" w:eastAsia="Calibri"/>
-                <w:color w:val="1A1A1A"/>
-                <w:sz w:val="16"/>
-              </w:rPr>
-              <w:t>Layer 1 · Care plan: relief sheet and relief access</w:t>
+                <w:rFonts w:ascii="Calibri" w:eastAsia="Calibri" w:hAnsi="Calibri"/>
+                <w:color w:val="1A1A1A"/>
+                <w:sz w:val="16"/>
+              </w:rPr>
+              <w:t>Jorge Espinoza and Martín Henríquez</w:t>
             </w:r>
           </w:p>
         </w:tc>
@@ -3443,59 +3611,34 @@
           </w:tcPr>
           <w:p>
             <w:pPr>
-              <w:spacing w:after="0" w:before="0"/>
-              <w:ind w:left="0" w:firstLine="0"/>
-              <w:jc w:val="left"/>
-              <w:rPr>
-                <w:b/>
-                <w:sz w:val="18"/>
-                <w:szCs w:val="24"/>
-              </w:rPr>
-            </w:pPr>
-            <w:r>
-              <w:rPr>
-                <w:rFonts w:ascii="Calibri" w:hAnsi="Calibri" w:eastAsia="Calibri"/>
-                <w:color w:val="1A1A1A"/>
-                <w:sz w:val="16"/>
-              </w:rPr>
-              <w:t>Python, FastAPI, PostgreSQL, cryptography library</w:t>
-            </w:r>
-          </w:p>
-        </w:tc>
-        <w:tc>
-          <w:tcPr>
-            <w:tcW w:w="1276" w:type="dxa"/>
-          </w:tcPr>
-          <w:p>
-            <w:pPr>
-              <w:spacing w:after="0" w:before="0"/>
-              <w:ind w:left="0" w:firstLine="0"/>
-              <w:jc w:val="left"/>
-              <w:rPr>
-                <w:b/>
-                <w:sz w:val="18"/>
-                <w:szCs w:val="24"/>
-              </w:rPr>
-            </w:pPr>
-            <w:r>
-              <w:rPr>
-                <w:rFonts w:ascii="Calibri" w:hAnsi="Calibri" w:eastAsia="Calibri"/>
-                <w:color w:val="1A1A1A"/>
-                <w:sz w:val="16"/>
-              </w:rPr>
-              <w:t>Planned: 2 weeks (sprints 2 and 3). Adjusted: 1 week (sprint 2, 23 to 29 October)</w:t>
-            </w:r>
-          </w:p>
-        </w:tc>
-        <w:tc>
-          <w:tcPr>
-            <w:tcW w:w="1275" w:type="dxa"/>
-          </w:tcPr>
-          <w:p>
-            <w:pPr>
-              <w:spacing w:after="0" w:before="0"/>
-              <w:ind w:left="0" w:firstLine="0"/>
-              <w:jc w:val="left"/>
+              <w:spacing w:after="0"/>
+              <w:rPr>
+                <w:rFonts w:ascii="Calibri" w:hAnsi="Calibri" w:cs="Arial"/>
+                <w:i/>
+                <w:color w:val="548DD4"/>
+                <w:sz w:val="18"/>
+                <w:szCs w:val="20"/>
+                <w:lang w:val="en-US" w:eastAsia="es-CL"/>
+              </w:rPr>
+            </w:pPr>
+            <w:r>
+              <w:rPr>
+                <w:rFonts w:ascii="Calibri" w:eastAsia="Calibri" w:hAnsi="Calibri"/>
+                <w:color w:val="1A1A1A"/>
+                <w:sz w:val="16"/>
+                <w:lang w:val="en-US"/>
+              </w:rPr>
+              <w:t>Helping factor: backlog with acceptance criteria. Difficulty: it is the sprint with the most estimated hours.</w:t>
+            </w:r>
+          </w:p>
+        </w:tc>
+        <w:tc>
+          <w:tcPr>
+            <w:tcW w:w="1418" w:type="dxa"/>
+          </w:tcPr>
+          <w:p>
+            <w:pPr>
+              <w:spacing w:after="0"/>
               <w:rPr>
                 <w:rFonts w:ascii="Calibri" w:hAnsi="Calibri" w:cs="Arial"/>
                 <w:i/>
@@ -3507,23 +3650,21 @@
             </w:pPr>
             <w:r>
               <w:rPr>
-                <w:rFonts w:ascii="Calibri" w:hAnsi="Calibri" w:eastAsia="Calibri"/>
-                <w:color w:val="1A1A1A"/>
-                <w:sz w:val="16"/>
-              </w:rPr>
-              <w:t>Jorge Espinoza and Martín Henríquez</w:t>
-            </w:r>
-          </w:p>
-        </w:tc>
-        <w:tc>
-          <w:tcPr>
-            <w:tcW w:w="1276" w:type="dxa"/>
-          </w:tcPr>
-          <w:p>
-            <w:pPr>
-              <w:spacing w:after="0" w:before="0"/>
-              <w:ind w:left="0" w:firstLine="0"/>
-              <w:jc w:val="left"/>
+                <w:rFonts w:ascii="Calibri" w:eastAsia="Calibri" w:hAnsi="Calibri"/>
+                <w:color w:val="1A1A1A"/>
+                <w:sz w:val="16"/>
+              </w:rPr>
+              <w:t>Not started</w:t>
+            </w:r>
+          </w:p>
+        </w:tc>
+        <w:tc>
+          <w:tcPr>
+            <w:tcW w:w="850" w:type="dxa"/>
+          </w:tcPr>
+          <w:p>
+            <w:pPr>
+              <w:spacing w:after="0"/>
               <w:rPr>
                 <w:rFonts w:ascii="Calibri" w:hAnsi="Calibri" w:cs="Arial"/>
                 <w:i/>
@@ -3535,67 +3676,20 @@
             </w:pPr>
             <w:r>
               <w:rPr>
-                <w:rFonts w:ascii="Calibri" w:hAnsi="Calibri" w:eastAsia="Calibri"/>
-                <w:color w:val="1A1A1A"/>
-                <w:sz w:val="16"/>
-              </w:rPr>
-              <w:t>Helping factor: backlog with acceptance criteria. Difficulty: it is the sprint with the most estimated hours.</w:t>
-            </w:r>
-          </w:p>
-        </w:tc>
-        <w:tc>
-          <w:tcPr>
-            <w:tcW w:w="1418" w:type="dxa"/>
-          </w:tcPr>
-          <w:p>
-            <w:pPr>
-              <w:spacing w:after="0" w:before="0"/>
-              <w:ind w:left="0" w:firstLine="0"/>
-              <w:jc w:val="left"/>
-              <w:rPr>
-                <w:rFonts w:ascii="Calibri" w:hAnsi="Calibri" w:cs="Arial"/>
-                <w:i/>
-                <w:color w:val="548DD4"/>
-                <w:sz w:val="18"/>
-                <w:szCs w:val="20"/>
-                <w:lang w:eastAsia="es-CL"/>
-              </w:rPr>
-            </w:pPr>
-            <w:r>
-              <w:rPr>
-                <w:rFonts w:ascii="Calibri" w:hAnsi="Calibri" w:eastAsia="Calibri"/>
-                <w:color w:val="1A1A1A"/>
-                <w:sz w:val="16"/>
-              </w:rPr>
-              <w:t>Not started</w:t>
-            </w:r>
-          </w:p>
-        </w:tc>
-        <w:tc>
-          <w:tcPr>
-            <w:tcW w:w="850" w:type="dxa"/>
-          </w:tcPr>
-          <w:p>
-            <w:pPr>
-              <w:spacing w:after="0" w:before="0"/>
-              <w:ind w:left="0" w:firstLine="0"/>
-              <w:jc w:val="left"/>
-              <w:rPr>
-                <w:rFonts w:ascii="Calibri" w:hAnsi="Calibri" w:cs="Arial"/>
-                <w:i/>
-                <w:color w:val="548DD4"/>
-                <w:sz w:val="18"/>
-                <w:szCs w:val="20"/>
-                <w:lang w:eastAsia="es-CL"/>
-              </w:rPr>
-            </w:pPr>
-            <w:r>
-              <w:rPr>
-                <w:rFonts w:ascii="Calibri" w:hAnsi="Calibri" w:eastAsia="Calibri"/>
-                <w:color w:val="1A1A1A"/>
-                <w:sz w:val="16"/>
-              </w:rPr>
-              <w:t>Sprints 2 and 3 of the plan are merged, with AI-assisted development. First end-to-end product on 29 October.</w:t>
+                <w:rFonts w:ascii="Calibri" w:eastAsia="Calibri" w:hAnsi="Calibri"/>
+                <w:color w:val="1A1A1A"/>
+                <w:sz w:val="16"/>
+                <w:lang w:val="en-US"/>
+              </w:rPr>
+              <w:t xml:space="preserve">Sprints 2 and 3 of the plan are merged, with AI-assisted development. </w:t>
+            </w:r>
+            <w:r>
+              <w:rPr>
+                <w:rFonts w:ascii="Calibri" w:eastAsia="Calibri" w:hAnsi="Calibri"/>
+                <w:color w:val="1A1A1A"/>
+                <w:sz w:val="16"/>
+              </w:rPr>
+              <w:t>First end-to-end product on 29 October.</w:t>
             </w:r>
           </w:p>
         </w:tc>
@@ -3603,6 +3697,7 @@
       <w:tr>
         <w:trPr>
           <w:trHeight w:val="2410"/>
+          <w:jc w:val="center"/>
         </w:trPr>
         <w:tc>
           <w:tcPr>
@@ -3610,9 +3705,7 @@
           </w:tcPr>
           <w:p>
             <w:pPr>
-              <w:spacing w:after="0" w:before="0"/>
-              <w:ind w:left="0" w:firstLine="0"/>
-              <w:jc w:val="left"/>
+              <w:spacing w:after="0"/>
               <w:rPr>
                 <w:b/>
                 <w:sz w:val="18"/>
@@ -3621,7 +3714,7 @@
             </w:pPr>
             <w:r>
               <w:rPr>
-                <w:rFonts w:ascii="Calibri" w:hAnsi="Calibri" w:eastAsia="Calibri"/>
+                <w:rFonts w:ascii="Calibri" w:eastAsia="Calibri" w:hAnsi="Calibri"/>
                 <w:color w:val="1A1A1A"/>
                 <w:sz w:val="16"/>
               </w:rPr>
@@ -3635,9 +3728,7 @@
           </w:tcPr>
           <w:p>
             <w:pPr>
-              <w:spacing w:after="0" w:before="0"/>
-              <w:ind w:left="0" w:firstLine="0"/>
-              <w:jc w:val="left"/>
+              <w:spacing w:after="0"/>
               <w:rPr>
                 <w:rFonts w:ascii="Calibri" w:hAnsi="Calibri" w:cs="Arial"/>
                 <w:i/>
@@ -3649,7 +3740,7 @@
             </w:pPr>
             <w:r>
               <w:rPr>
-                <w:rFonts w:ascii="Calibri" w:hAnsi="Calibri" w:eastAsia="Calibri"/>
+                <w:rFonts w:ascii="Calibri" w:eastAsia="Calibri" w:hAnsi="Calibri"/>
                 <w:color w:val="1A1A1A"/>
                 <w:sz w:val="16"/>
               </w:rPr>
@@ -3663,20 +3754,20 @@
           </w:tcPr>
           <w:p>
             <w:pPr>
-              <w:spacing w:after="0" w:before="0"/>
-              <w:ind w:left="0" w:firstLine="0"/>
-              <w:jc w:val="left"/>
+              <w:spacing w:after="0"/>
               <w:rPr>
                 <w:b/>
                 <w:sz w:val="18"/>
                 <w:szCs w:val="24"/>
-              </w:rPr>
-            </w:pPr>
-            <w:r>
-              <w:rPr>
-                <w:rFonts w:ascii="Calibri" w:hAnsi="Calibri" w:eastAsia="Calibri"/>
-                <w:color w:val="1A1A1A"/>
-                <w:sz w:val="16"/>
+                <w:lang w:val="en-US"/>
+              </w:rPr>
+            </w:pPr>
+            <w:r>
+              <w:rPr>
+                <w:rFonts w:ascii="Calibri" w:eastAsia="Calibri" w:hAnsi="Calibri"/>
+                <w:color w:val="1A1A1A"/>
+                <w:sz w:val="16"/>
+                <w:lang w:val="en-US"/>
               </w:rPr>
               <w:t>Adjusted protocol, test prototype, recording sheet</w:t>
             </w:r>
@@ -3688,9 +3779,7 @@
           </w:tcPr>
           <w:p>
             <w:pPr>
-              <w:spacing w:after="0" w:before="0"/>
-              <w:ind w:left="0" w:firstLine="0"/>
-              <w:jc w:val="left"/>
+              <w:spacing w:after="0"/>
               <w:rPr>
                 <w:b/>
                 <w:sz w:val="18"/>
@@ -3699,7 +3788,7 @@
             </w:pPr>
             <w:r>
               <w:rPr>
-                <w:rFonts w:ascii="Calibri" w:hAnsi="Calibri" w:eastAsia="Calibri"/>
+                <w:rFonts w:ascii="Calibri" w:eastAsia="Calibri" w:hAnsi="Calibri"/>
                 <w:color w:val="1A1A1A"/>
                 <w:sz w:val="16"/>
               </w:rPr>
@@ -3713,9 +3802,7 @@
           </w:tcPr>
           <w:p>
             <w:pPr>
-              <w:spacing w:after="0" w:before="0"/>
-              <w:ind w:left="0" w:firstLine="0"/>
-              <w:jc w:val="left"/>
+              <w:spacing w:after="0"/>
               <w:rPr>
                 <w:rFonts w:ascii="Calibri" w:hAnsi="Calibri" w:cs="Arial"/>
                 <w:i/>
@@ -3727,7 +3814,7 @@
             </w:pPr>
             <w:r>
               <w:rPr>
-                <w:rFonts w:ascii="Calibri" w:hAnsi="Calibri" w:eastAsia="Calibri"/>
+                <w:rFonts w:ascii="Calibri" w:eastAsia="Calibri" w:hAnsi="Calibri"/>
                 <w:color w:val="1A1A1A"/>
                 <w:sz w:val="16"/>
               </w:rPr>
@@ -3741,9 +3828,34 @@
           </w:tcPr>
           <w:p>
             <w:pPr>
-              <w:spacing w:after="0" w:before="0"/>
-              <w:ind w:left="0" w:firstLine="0"/>
-              <w:jc w:val="left"/>
+              <w:spacing w:after="0"/>
+              <w:rPr>
+                <w:rFonts w:ascii="Calibri" w:hAnsi="Calibri" w:cs="Arial"/>
+                <w:i/>
+                <w:color w:val="548DD4"/>
+                <w:sz w:val="18"/>
+                <w:szCs w:val="20"/>
+                <w:lang w:val="en-US" w:eastAsia="es-CL"/>
+              </w:rPr>
+            </w:pPr>
+            <w:r>
+              <w:rPr>
+                <w:rFonts w:ascii="Calibri" w:eastAsia="Calibri" w:hAnsi="Calibri"/>
+                <w:color w:val="1A1A1A"/>
+                <w:sz w:val="16"/>
+                <w:lang w:val="en-US"/>
+              </w:rPr>
+              <w:t>Difficulty: the sprint 0 extension took up the week. Helping factor: an interviewee offered a contact with a group of relatives.</w:t>
+            </w:r>
+          </w:p>
+        </w:tc>
+        <w:tc>
+          <w:tcPr>
+            <w:tcW w:w="1418" w:type="dxa"/>
+          </w:tcPr>
+          <w:p>
+            <w:pPr>
+              <w:spacing w:after="0"/>
               <w:rPr>
                 <w:rFonts w:ascii="Calibri" w:hAnsi="Calibri" w:cs="Arial"/>
                 <w:i/>
@@ -3755,35 +3867,7 @@
             </w:pPr>
             <w:r>
               <w:rPr>
-                <w:rFonts w:ascii="Calibri" w:hAnsi="Calibri" w:eastAsia="Calibri"/>
-                <w:color w:val="1A1A1A"/>
-                <w:sz w:val="16"/>
-              </w:rPr>
-              <w:t>Difficulty: the sprint 0 extension took up the week. Helping factor: an interviewee offered a contact with a group of relatives.</w:t>
-            </w:r>
-          </w:p>
-        </w:tc>
-        <w:tc>
-          <w:tcPr>
-            <w:tcW w:w="1418" w:type="dxa"/>
-          </w:tcPr>
-          <w:p>
-            <w:pPr>
-              <w:spacing w:after="0" w:before="0"/>
-              <w:ind w:left="0" w:firstLine="0"/>
-              <w:jc w:val="left"/>
-              <w:rPr>
-                <w:rFonts w:ascii="Calibri" w:hAnsi="Calibri" w:cs="Arial"/>
-                <w:i/>
-                <w:color w:val="548DD4"/>
-                <w:sz w:val="18"/>
-                <w:szCs w:val="20"/>
-                <w:lang w:eastAsia="es-CL"/>
-              </w:rPr>
-            </w:pPr>
-            <w:r>
-              <w:rPr>
-                <w:rFonts w:ascii="Calibri" w:hAnsi="Calibri" w:eastAsia="Calibri"/>
+                <w:rFonts w:ascii="Calibri" w:eastAsia="Calibri" w:hAnsi="Calibri"/>
                 <w:color w:val="1A1A1A"/>
                 <w:sz w:val="16"/>
               </w:rPr>
@@ -3797,23 +3881,22 @@
           </w:tcPr>
           <w:p>
             <w:pPr>
-              <w:spacing w:after="0" w:before="0"/>
-              <w:ind w:left="0" w:firstLine="0"/>
-              <w:jc w:val="left"/>
-              <w:rPr>
-                <w:rFonts w:ascii="Calibri" w:hAnsi="Calibri" w:cs="Arial"/>
-                <w:i/>
-                <w:color w:val="548DD4"/>
-                <w:sz w:val="18"/>
-                <w:szCs w:val="20"/>
-                <w:lang w:eastAsia="es-CL"/>
-              </w:rPr>
-            </w:pPr>
-            <w:r>
-              <w:rPr>
-                <w:rFonts w:ascii="Calibri" w:hAnsi="Calibri" w:eastAsia="Calibri"/>
-                <w:color w:val="1A1A1A"/>
-                <w:sz w:val="16"/>
+              <w:spacing w:after="0"/>
+              <w:rPr>
+                <w:rFonts w:ascii="Calibri" w:hAnsi="Calibri" w:cs="Arial"/>
+                <w:i/>
+                <w:color w:val="548DD4"/>
+                <w:sz w:val="18"/>
+                <w:szCs w:val="20"/>
+                <w:lang w:val="en-US" w:eastAsia="es-CL"/>
+              </w:rPr>
+            </w:pPr>
+            <w:r>
+              <w:rPr>
+                <w:rFonts w:ascii="Calibri" w:eastAsia="Calibri" w:hAnsi="Calibri"/>
+                <w:color w:val="1A1A1A"/>
+                <w:sz w:val="16"/>
+                <w:lang w:val="en-US"/>
               </w:rPr>
               <w:t>New deadline: before sprint 4 (6 November). It guides the product roadmap beyond the semester without constraining the MVP.</w:t>
             </w:r>
@@ -3823,6 +3906,7 @@
       <w:tr>
         <w:trPr>
           <w:trHeight w:val="2410"/>
+          <w:jc w:val="center"/>
         </w:trPr>
         <w:tc>
           <w:tcPr>
@@ -3830,9 +3914,7 @@
           </w:tcPr>
           <w:p>
             <w:pPr>
-              <w:spacing w:after="0" w:before="0"/>
-              <w:ind w:left="0" w:firstLine="0"/>
-              <w:jc w:val="left"/>
+              <w:spacing w:after="0"/>
               <w:rPr>
                 <w:b/>
                 <w:sz w:val="18"/>
@@ -3841,10 +3923,11 @@
             </w:pPr>
             <w:r>
               <w:rPr>
-                <w:rFonts w:ascii="Calibri" w:hAnsi="Calibri" w:eastAsia="Calibri"/>
-                <w:color w:val="1A1A1A"/>
-                <w:sz w:val="16"/>
-              </w:rPr>
+                <w:rFonts w:ascii="Calibri" w:eastAsia="Calibri" w:hAnsi="Calibri"/>
+                <w:color w:val="1A1A1A"/>
+                <w:sz w:val="16"/>
+              </w:rPr>
+              <w:lastRenderedPageBreak/>
               <w:t>Mobile platform development</w:t>
             </w:r>
           </w:p>
@@ -3855,9 +3938,7 @@
           </w:tcPr>
           <w:p>
             <w:pPr>
-              <w:spacing w:after="0" w:before="0"/>
-              <w:ind w:left="0" w:firstLine="0"/>
-              <w:jc w:val="left"/>
+              <w:spacing w:after="0"/>
               <w:rPr>
                 <w:rFonts w:ascii="Calibri" w:hAnsi="Calibri" w:cs="Arial"/>
                 <w:i/>
@@ -3869,7 +3950,7 @@
             </w:pPr>
             <w:r>
               <w:rPr>
-                <w:rFonts w:ascii="Calibri" w:hAnsi="Calibri" w:eastAsia="Calibri"/>
+                <w:rFonts w:ascii="Calibri" w:eastAsia="Calibri" w:hAnsi="Calibri"/>
                 <w:color w:val="1A1A1A"/>
                 <w:sz w:val="16"/>
               </w:rPr>
@@ -3883,9 +3964,7 @@
           </w:tcPr>
           <w:p>
             <w:pPr>
-              <w:spacing w:after="0" w:before="0"/>
-              <w:ind w:left="0" w:firstLine="0"/>
-              <w:jc w:val="left"/>
+              <w:spacing w:after="0"/>
               <w:rPr>
                 <w:b/>
                 <w:sz w:val="18"/>
@@ -3894,7 +3973,7 @@
             </w:pPr>
             <w:r>
               <w:rPr>
-                <w:rFonts w:ascii="Calibri" w:hAnsi="Calibri" w:eastAsia="Calibri"/>
+                <w:rFonts w:ascii="Calibri" w:eastAsia="Calibri" w:hAnsi="Calibri"/>
                 <w:color w:val="1A1A1A"/>
                 <w:sz w:val="16"/>
               </w:rPr>
@@ -3908,20 +3987,20 @@
           </w:tcPr>
           <w:p>
             <w:pPr>
-              <w:spacing w:after="0" w:before="0"/>
-              <w:ind w:left="0" w:firstLine="0"/>
-              <w:jc w:val="left"/>
+              <w:spacing w:after="0"/>
               <w:rPr>
                 <w:b/>
                 <w:sz w:val="18"/>
                 <w:szCs w:val="24"/>
-              </w:rPr>
-            </w:pPr>
-            <w:r>
-              <w:rPr>
-                <w:rFonts w:ascii="Calibri" w:hAnsi="Calibri" w:eastAsia="Calibri"/>
-                <w:color w:val="1A1A1A"/>
-                <w:sz w:val="16"/>
+                <w:lang w:val="en-US"/>
+              </w:rPr>
+            </w:pPr>
+            <w:r>
+              <w:rPr>
+                <w:rFonts w:ascii="Calibri" w:eastAsia="Calibri" w:hAnsi="Calibri"/>
+                <w:color w:val="1A1A1A"/>
+                <w:sz w:val="16"/>
+                <w:lang w:val="en-US"/>
               </w:rPr>
               <w:t>Planned: sprint 4. Adjusted: sprint 3 (30 October to 5 November)</w:t>
             </w:r>
@@ -3933,9 +4012,7 @@
           </w:tcPr>
           <w:p>
             <w:pPr>
-              <w:spacing w:after="0" w:before="0"/>
-              <w:ind w:left="0" w:firstLine="0"/>
-              <w:jc w:val="left"/>
+              <w:spacing w:after="0"/>
               <w:rPr>
                 <w:rFonts w:ascii="Calibri" w:hAnsi="Calibri" w:cs="Arial"/>
                 <w:i/>
@@ -3947,7 +4024,7 @@
             </w:pPr>
             <w:r>
               <w:rPr>
-                <w:rFonts w:ascii="Calibri" w:hAnsi="Calibri" w:eastAsia="Calibri"/>
+                <w:rFonts w:ascii="Calibri" w:eastAsia="Calibri" w:hAnsi="Calibri"/>
                 <w:color w:val="1A1A1A"/>
                 <w:sz w:val="16"/>
               </w:rPr>
@@ -3961,9 +4038,34 @@
           </w:tcPr>
           <w:p>
             <w:pPr>
-              <w:spacing w:after="0" w:before="0"/>
-              <w:ind w:left="0" w:firstLine="0"/>
-              <w:jc w:val="left"/>
+              <w:spacing w:after="0"/>
+              <w:rPr>
+                <w:rFonts w:ascii="Calibri" w:hAnsi="Calibri" w:cs="Arial"/>
+                <w:i/>
+                <w:color w:val="548DD4"/>
+                <w:sz w:val="18"/>
+                <w:szCs w:val="20"/>
+                <w:lang w:val="en-US" w:eastAsia="es-CL"/>
+              </w:rPr>
+            </w:pPr>
+            <w:r>
+              <w:rPr>
+                <w:rFonts w:ascii="Calibri" w:eastAsia="Calibri" w:hAnsi="Calibri"/>
+                <w:color w:val="1A1A1A"/>
+                <w:sz w:val="16"/>
+                <w:lang w:val="en-US"/>
+              </w:rPr>
+              <w:t>Difficulty: learning Flutter. Helping factor: AI assistance with the code.</w:t>
+            </w:r>
+          </w:p>
+        </w:tc>
+        <w:tc>
+          <w:tcPr>
+            <w:tcW w:w="1418" w:type="dxa"/>
+          </w:tcPr>
+          <w:p>
+            <w:pPr>
+              <w:spacing w:after="0"/>
               <w:rPr>
                 <w:rFonts w:ascii="Calibri" w:hAnsi="Calibri" w:cs="Arial"/>
                 <w:i/>
@@ -3975,35 +4077,7 @@
             </w:pPr>
             <w:r>
               <w:rPr>
-                <w:rFonts w:ascii="Calibri" w:hAnsi="Calibri" w:eastAsia="Calibri"/>
-                <w:color w:val="1A1A1A"/>
-                <w:sz w:val="16"/>
-              </w:rPr>
-              <w:t>Difficulty: learning Flutter. Helping factor: AI assistance with the code.</w:t>
-            </w:r>
-          </w:p>
-        </w:tc>
-        <w:tc>
-          <w:tcPr>
-            <w:tcW w:w="1418" w:type="dxa"/>
-          </w:tcPr>
-          <w:p>
-            <w:pPr>
-              <w:spacing w:after="0" w:before="0"/>
-              <w:ind w:left="0" w:firstLine="0"/>
-              <w:jc w:val="left"/>
-              <w:rPr>
-                <w:rFonts w:ascii="Calibri" w:hAnsi="Calibri" w:cs="Arial"/>
-                <w:i/>
-                <w:color w:val="548DD4"/>
-                <w:sz w:val="18"/>
-                <w:szCs w:val="20"/>
-                <w:lang w:eastAsia="es-CL"/>
-              </w:rPr>
-            </w:pPr>
-            <w:r>
-              <w:rPr>
-                <w:rFonts w:ascii="Calibri" w:hAnsi="Calibri" w:eastAsia="Calibri"/>
+                <w:rFonts w:ascii="Calibri" w:eastAsia="Calibri" w:hAnsi="Calibri"/>
                 <w:color w:val="1A1A1A"/>
                 <w:sz w:val="16"/>
               </w:rPr>
@@ -4017,23 +4091,22 @@
           </w:tcPr>
           <w:p>
             <w:pPr>
-              <w:spacing w:after="0" w:before="0"/>
-              <w:ind w:left="0" w:firstLine="0"/>
-              <w:jc w:val="left"/>
-              <w:rPr>
-                <w:rFonts w:ascii="Calibri" w:hAnsi="Calibri" w:cs="Arial"/>
-                <w:i/>
-                <w:color w:val="548DD4"/>
-                <w:sz w:val="18"/>
-                <w:szCs w:val="20"/>
-                <w:lang w:eastAsia="es-CL"/>
-              </w:rPr>
-            </w:pPr>
-            <w:r>
-              <w:rPr>
-                <w:rFonts w:ascii="Calibri" w:hAnsi="Calibri" w:eastAsia="Calibri"/>
-                <w:color w:val="1A1A1A"/>
-                <w:sz w:val="16"/>
+              <w:spacing w:after="0"/>
+              <w:rPr>
+                <w:rFonts w:ascii="Calibri" w:hAnsi="Calibri" w:cs="Arial"/>
+                <w:i/>
+                <w:color w:val="548DD4"/>
+                <w:sz w:val="18"/>
+                <w:szCs w:val="20"/>
+                <w:lang w:val="en-US" w:eastAsia="es-CL"/>
+              </w:rPr>
+            </w:pPr>
+            <w:r>
+              <w:rPr>
+                <w:rFonts w:ascii="Calibri" w:eastAsia="Calibri" w:hAnsi="Calibri"/>
+                <w:color w:val="1A1A1A"/>
+                <w:sz w:val="16"/>
+                <w:lang w:val="en-US"/>
               </w:rPr>
               <w:t>Grouped with layer 2 in sprint 3.</w:t>
             </w:r>
@@ -4043,6 +4116,7 @@
       <w:tr>
         <w:trPr>
           <w:trHeight w:val="2410"/>
+          <w:jc w:val="center"/>
         </w:trPr>
         <w:tc>
           <w:tcPr>
@@ -4050,20 +4124,20 @@
           </w:tcPr>
           <w:p>
             <w:pPr>
-              <w:spacing w:after="0" w:before="0"/>
-              <w:ind w:left="0" w:firstLine="0"/>
-              <w:jc w:val="left"/>
+              <w:spacing w:after="0"/>
               <w:rPr>
                 <w:b/>
                 <w:sz w:val="18"/>
                 <w:szCs w:val="24"/>
-              </w:rPr>
-            </w:pPr>
-            <w:r>
-              <w:rPr>
-                <w:rFonts w:ascii="Calibri" w:hAnsi="Calibri" w:eastAsia="Calibri"/>
-                <w:color w:val="1A1A1A"/>
-                <w:sz w:val="16"/>
+                <w:lang w:val="en-US"/>
+              </w:rPr>
+            </w:pPr>
+            <w:r>
+              <w:rPr>
+                <w:rFonts w:ascii="Calibri" w:eastAsia="Calibri" w:hAnsi="Calibri"/>
+                <w:color w:val="1A1A1A"/>
+                <w:sz w:val="16"/>
+                <w:lang w:val="en-US"/>
               </w:rPr>
               <w:t>Software solutions and life cycle</w:t>
             </w:r>
@@ -4075,9 +4149,7 @@
           </w:tcPr>
           <w:p>
             <w:pPr>
-              <w:spacing w:after="0" w:before="0"/>
-              <w:ind w:left="0" w:firstLine="0"/>
-              <w:jc w:val="left"/>
+              <w:spacing w:after="0"/>
               <w:rPr>
                 <w:rFonts w:ascii="Calibri" w:hAnsi="Calibri" w:cs="Arial"/>
                 <w:i/>
@@ -4089,7 +4161,7 @@
             </w:pPr>
             <w:r>
               <w:rPr>
-                <w:rFonts w:ascii="Calibri" w:hAnsi="Calibri" w:eastAsia="Calibri"/>
+                <w:rFonts w:ascii="Calibri" w:eastAsia="Calibri" w:hAnsi="Calibri"/>
                 <w:color w:val="1A1A1A"/>
                 <w:sz w:val="16"/>
               </w:rPr>
@@ -4103,9 +4175,7 @@
           </w:tcPr>
           <w:p>
             <w:pPr>
-              <w:spacing w:after="0" w:before="0"/>
-              <w:ind w:left="0" w:firstLine="0"/>
-              <w:jc w:val="left"/>
+              <w:spacing w:after="0"/>
               <w:rPr>
                 <w:b/>
                 <w:sz w:val="18"/>
@@ -4114,7 +4184,7 @@
             </w:pPr>
             <w:r>
               <w:rPr>
-                <w:rFonts w:ascii="Calibri" w:hAnsi="Calibri" w:eastAsia="Calibri"/>
+                <w:rFonts w:ascii="Calibri" w:eastAsia="Calibri" w:hAnsi="Calibri"/>
                 <w:color w:val="1A1A1A"/>
                 <w:sz w:val="16"/>
               </w:rPr>
@@ -4128,9 +4198,7 @@
           </w:tcPr>
           <w:p>
             <w:pPr>
-              <w:spacing w:after="0" w:before="0"/>
-              <w:ind w:left="0" w:firstLine="0"/>
-              <w:jc w:val="left"/>
+              <w:spacing w:after="0"/>
               <w:rPr>
                 <w:b/>
                 <w:sz w:val="18"/>
@@ -4139,7 +4207,7 @@
             </w:pPr>
             <w:r>
               <w:rPr>
-                <w:rFonts w:ascii="Calibri" w:hAnsi="Calibri" w:eastAsia="Calibri"/>
+                <w:rFonts w:ascii="Calibri" w:eastAsia="Calibri" w:hAnsi="Calibri"/>
                 <w:color w:val="1A1A1A"/>
                 <w:sz w:val="16"/>
               </w:rPr>
@@ -4153,9 +4221,7 @@
           </w:tcPr>
           <w:p>
             <w:pPr>
-              <w:spacing w:after="0" w:before="0"/>
-              <w:ind w:left="0" w:firstLine="0"/>
-              <w:jc w:val="left"/>
+              <w:spacing w:after="0"/>
               <w:rPr>
                 <w:rFonts w:ascii="Calibri" w:hAnsi="Calibri" w:cs="Arial"/>
                 <w:i/>
@@ -4167,7 +4233,7 @@
             </w:pPr>
             <w:r>
               <w:rPr>
-                <w:rFonts w:ascii="Calibri" w:hAnsi="Calibri" w:eastAsia="Calibri"/>
+                <w:rFonts w:ascii="Calibri" w:eastAsia="Calibri" w:hAnsi="Calibri"/>
                 <w:color w:val="1A1A1A"/>
                 <w:sz w:val="16"/>
               </w:rPr>
@@ -4181,9 +4247,34 @@
           </w:tcPr>
           <w:p>
             <w:pPr>
-              <w:spacing w:after="0" w:before="0"/>
-              <w:ind w:left="0" w:firstLine="0"/>
-              <w:jc w:val="left"/>
+              <w:spacing w:after="0"/>
+              <w:rPr>
+                <w:rFonts w:ascii="Calibri" w:hAnsi="Calibri" w:cs="Arial"/>
+                <w:i/>
+                <w:color w:val="548DD4"/>
+                <w:sz w:val="18"/>
+                <w:szCs w:val="20"/>
+                <w:lang w:val="en-US" w:eastAsia="es-CL"/>
+              </w:rPr>
+            </w:pPr>
+            <w:r>
+              <w:rPr>
+                <w:rFonts w:ascii="Calibri" w:eastAsia="Calibri" w:hAnsi="Calibri"/>
+                <w:color w:val="1A1A1A"/>
+                <w:sz w:val="16"/>
+                <w:lang w:val="en-US"/>
+              </w:rPr>
+              <w:t>Helping factor: it is simple arithmetic on data that layer 1 already holds.</w:t>
+            </w:r>
+          </w:p>
+        </w:tc>
+        <w:tc>
+          <w:tcPr>
+            <w:tcW w:w="1418" w:type="dxa"/>
+          </w:tcPr>
+          <w:p>
+            <w:pPr>
+              <w:spacing w:after="0"/>
               <w:rPr>
                 <w:rFonts w:ascii="Calibri" w:hAnsi="Calibri" w:cs="Arial"/>
                 <w:i/>
@@ -4195,23 +4286,21 @@
             </w:pPr>
             <w:r>
               <w:rPr>
-                <w:rFonts w:ascii="Calibri" w:hAnsi="Calibri" w:eastAsia="Calibri"/>
-                <w:color w:val="1A1A1A"/>
-                <w:sz w:val="16"/>
-              </w:rPr>
-              <w:t>Helping factor: it is simple arithmetic on data that layer 1 already holds.</w:t>
-            </w:r>
-          </w:p>
-        </w:tc>
-        <w:tc>
-          <w:tcPr>
-            <w:tcW w:w="1418" w:type="dxa"/>
-          </w:tcPr>
-          <w:p>
-            <w:pPr>
-              <w:spacing w:after="0" w:before="0"/>
-              <w:ind w:left="0" w:firstLine="0"/>
-              <w:jc w:val="left"/>
+                <w:rFonts w:ascii="Calibri" w:eastAsia="Calibri" w:hAnsi="Calibri"/>
+                <w:color w:val="1A1A1A"/>
+                <w:sz w:val="16"/>
+              </w:rPr>
+              <w:t>Not started</w:t>
+            </w:r>
+          </w:p>
+        </w:tc>
+        <w:tc>
+          <w:tcPr>
+            <w:tcW w:w="850" w:type="dxa"/>
+          </w:tcPr>
+          <w:p>
+            <w:pPr>
+              <w:spacing w:after="0"/>
               <w:rPr>
                 <w:rFonts w:ascii="Calibri" w:hAnsi="Calibri" w:cs="Arial"/>
                 <w:i/>
@@ -4223,35 +4312,7 @@
             </w:pPr>
             <w:r>
               <w:rPr>
-                <w:rFonts w:ascii="Calibri" w:hAnsi="Calibri" w:eastAsia="Calibri"/>
-                <w:color w:val="1A1A1A"/>
-                <w:sz w:val="16"/>
-              </w:rPr>
-              <w:t>Not started</w:t>
-            </w:r>
-          </w:p>
-        </w:tc>
-        <w:tc>
-          <w:tcPr>
-            <w:tcW w:w="850" w:type="dxa"/>
-          </w:tcPr>
-          <w:p>
-            <w:pPr>
-              <w:spacing w:after="0" w:before="0"/>
-              <w:ind w:left="0" w:firstLine="0"/>
-              <w:jc w:val="left"/>
-              <w:rPr>
-                <w:rFonts w:ascii="Calibri" w:hAnsi="Calibri" w:cs="Arial"/>
-                <w:i/>
-                <w:color w:val="548DD4"/>
-                <w:sz w:val="18"/>
-                <w:szCs w:val="20"/>
-                <w:lang w:eastAsia="es-CL"/>
-              </w:rPr>
-            </w:pPr>
-            <w:r>
-              <w:rPr>
-                <w:rFonts w:ascii="Calibri" w:hAnsi="Calibri" w:eastAsia="Calibri"/>
+                <w:rFonts w:ascii="Calibri" w:eastAsia="Calibri" w:hAnsi="Calibri"/>
                 <w:color w:val="1A1A1A"/>
                 <w:sz w:val="16"/>
               </w:rPr>
@@ -4263,6 +4324,7 @@
       <w:tr>
         <w:trPr>
           <w:trHeight w:val="2410"/>
+          <w:jc w:val="center"/>
         </w:trPr>
         <w:tc>
           <w:tcPr>
@@ -4270,20 +4332,20 @@
           </w:tcPr>
           <w:p>
             <w:pPr>
-              <w:spacing w:after="0" w:before="0"/>
-              <w:ind w:left="0" w:firstLine="0"/>
-              <w:jc w:val="left"/>
+              <w:spacing w:after="0"/>
               <w:rPr>
                 <w:b/>
                 <w:sz w:val="18"/>
                 <w:szCs w:val="24"/>
-              </w:rPr>
-            </w:pPr>
-            <w:r>
-              <w:rPr>
-                <w:rFonts w:ascii="Calibri" w:hAnsi="Calibri" w:eastAsia="Calibri"/>
-                <w:color w:val="1A1A1A"/>
-                <w:sz w:val="16"/>
+                <w:lang w:val="en-US"/>
+              </w:rPr>
+            </w:pPr>
+            <w:r>
+              <w:rPr>
+                <w:rFonts w:ascii="Calibri" w:eastAsia="Calibri" w:hAnsi="Calibri"/>
+                <w:color w:val="1A1A1A"/>
+                <w:sz w:val="16"/>
+                <w:lang w:val="en-US"/>
               </w:rPr>
               <w:t>Software solutions and life cycle</w:t>
             </w:r>
@@ -4295,9 +4357,7 @@
           </w:tcPr>
           <w:p>
             <w:pPr>
-              <w:spacing w:after="0" w:before="0"/>
-              <w:ind w:left="0" w:firstLine="0"/>
-              <w:jc w:val="left"/>
+              <w:spacing w:after="0"/>
               <w:rPr>
                 <w:rFonts w:ascii="Calibri" w:hAnsi="Calibri" w:cs="Arial"/>
                 <w:i/>
@@ -4309,7 +4369,7 @@
             </w:pPr>
             <w:r>
               <w:rPr>
-                <w:rFonts w:ascii="Calibri" w:hAnsi="Calibri" w:eastAsia="Calibri"/>
+                <w:rFonts w:ascii="Calibri" w:eastAsia="Calibri" w:hAnsi="Calibri"/>
                 <w:color w:val="1A1A1A"/>
                 <w:sz w:val="16"/>
               </w:rPr>
@@ -4323,9 +4383,7 @@
           </w:tcPr>
           <w:p>
             <w:pPr>
-              <w:spacing w:after="0" w:before="0"/>
-              <w:ind w:left="0" w:firstLine="0"/>
-              <w:jc w:val="left"/>
+              <w:spacing w:after="0"/>
               <w:rPr>
                 <w:b/>
                 <w:sz w:val="18"/>
@@ -4334,7 +4392,7 @@
             </w:pPr>
             <w:r>
               <w:rPr>
-                <w:rFonts w:ascii="Calibri" w:hAnsi="Calibri" w:eastAsia="Calibri"/>
+                <w:rFonts w:ascii="Calibri" w:eastAsia="Calibri" w:hAnsi="Calibri"/>
                 <w:color w:val="1A1A1A"/>
                 <w:sz w:val="16"/>
               </w:rPr>
@@ -4348,20 +4406,20 @@
           </w:tcPr>
           <w:p>
             <w:pPr>
-              <w:spacing w:after="0" w:before="0"/>
-              <w:ind w:left="0" w:firstLine="0"/>
-              <w:jc w:val="left"/>
+              <w:spacing w:after="0"/>
               <w:rPr>
                 <w:b/>
                 <w:sz w:val="18"/>
                 <w:szCs w:val="24"/>
-              </w:rPr>
-            </w:pPr>
-            <w:r>
-              <w:rPr>
-                <w:rFonts w:ascii="Calibri" w:hAnsi="Calibri" w:eastAsia="Calibri"/>
-                <w:color w:val="1A1A1A"/>
-                <w:sz w:val="16"/>
+                <w:lang w:val="en-US"/>
+              </w:rPr>
+            </w:pPr>
+            <w:r>
+              <w:rPr>
+                <w:rFonts w:ascii="Calibri" w:eastAsia="Calibri" w:hAnsi="Calibri"/>
+                <w:color w:val="1A1A1A"/>
+                <w:sz w:val="16"/>
+                <w:lang w:val="en-US"/>
               </w:rPr>
               <w:t>Planned: sprint 6. Adjusted: sprint 4 (6 to 12 November)</w:t>
             </w:r>
@@ -4373,9 +4431,7 @@
           </w:tcPr>
           <w:p>
             <w:pPr>
-              <w:spacing w:after="0" w:before="0"/>
-              <w:ind w:left="0" w:firstLine="0"/>
-              <w:jc w:val="left"/>
+              <w:spacing w:after="0"/>
               <w:rPr>
                 <w:rFonts w:ascii="Calibri" w:hAnsi="Calibri" w:cs="Arial"/>
                 <w:i/>
@@ -4387,7 +4443,7 @@
             </w:pPr>
             <w:r>
               <w:rPr>
-                <w:rFonts w:ascii="Calibri" w:hAnsi="Calibri" w:eastAsia="Calibri"/>
+                <w:rFonts w:ascii="Calibri" w:eastAsia="Calibri" w:hAnsi="Calibri"/>
                 <w:color w:val="1A1A1A"/>
                 <w:sz w:val="16"/>
               </w:rPr>
@@ -4401,9 +4457,34 @@
           </w:tcPr>
           <w:p>
             <w:pPr>
-              <w:spacing w:after="0" w:before="0"/>
-              <w:ind w:left="0" w:firstLine="0"/>
-              <w:jc w:val="left"/>
+              <w:spacing w:after="0"/>
+              <w:rPr>
+                <w:rFonts w:ascii="Calibri" w:hAnsi="Calibri" w:cs="Arial"/>
+                <w:i/>
+                <w:color w:val="548DD4"/>
+                <w:sz w:val="18"/>
+                <w:szCs w:val="20"/>
+                <w:lang w:val="en-US" w:eastAsia="es-CL"/>
+              </w:rPr>
+            </w:pPr>
+            <w:r>
+              <w:rPr>
+                <w:rFonts w:ascii="Calibri" w:eastAsia="Calibri" w:hAnsi="Calibri"/>
+                <w:color w:val="1A1A1A"/>
+                <w:sz w:val="16"/>
+                <w:lang w:val="en-US"/>
+              </w:rPr>
+              <w:t>Helping factor: exporting the list allows the system to work without a commercial agreement.</w:t>
+            </w:r>
+          </w:p>
+        </w:tc>
+        <w:tc>
+          <w:tcPr>
+            <w:tcW w:w="1418" w:type="dxa"/>
+          </w:tcPr>
+          <w:p>
+            <w:pPr>
+              <w:spacing w:after="0"/>
               <w:rPr>
                 <w:rFonts w:ascii="Calibri" w:hAnsi="Calibri" w:cs="Arial"/>
                 <w:i/>
@@ -4415,35 +4496,7 @@
             </w:pPr>
             <w:r>
               <w:rPr>
-                <w:rFonts w:ascii="Calibri" w:hAnsi="Calibri" w:eastAsia="Calibri"/>
-                <w:color w:val="1A1A1A"/>
-                <w:sz w:val="16"/>
-              </w:rPr>
-              <w:t>Helping factor: exporting the list allows the system to work without a commercial agreement.</w:t>
-            </w:r>
-          </w:p>
-        </w:tc>
-        <w:tc>
-          <w:tcPr>
-            <w:tcW w:w="1418" w:type="dxa"/>
-          </w:tcPr>
-          <w:p>
-            <w:pPr>
-              <w:spacing w:after="0" w:before="0"/>
-              <w:ind w:left="0" w:firstLine="0"/>
-              <w:jc w:val="left"/>
-              <w:rPr>
-                <w:rFonts w:ascii="Calibri" w:hAnsi="Calibri" w:cs="Arial"/>
-                <w:i/>
-                <w:color w:val="548DD4"/>
-                <w:sz w:val="18"/>
-                <w:szCs w:val="20"/>
-                <w:lang w:eastAsia="es-CL"/>
-              </w:rPr>
-            </w:pPr>
-            <w:r>
-              <w:rPr>
-                <w:rFonts w:ascii="Calibri" w:hAnsi="Calibri" w:eastAsia="Calibri"/>
+                <w:rFonts w:ascii="Calibri" w:eastAsia="Calibri" w:hAnsi="Calibri"/>
                 <w:color w:val="1A1A1A"/>
                 <w:sz w:val="16"/>
               </w:rPr>
@@ -4457,23 +4510,22 @@
           </w:tcPr>
           <w:p>
             <w:pPr>
-              <w:spacing w:after="0" w:before="0"/>
-              <w:ind w:left="0" w:firstLine="0"/>
-              <w:jc w:val="left"/>
-              <w:rPr>
-                <w:rFonts w:ascii="Calibri" w:hAnsi="Calibri" w:cs="Arial"/>
-                <w:i/>
-                <w:color w:val="548DD4"/>
-                <w:sz w:val="18"/>
-                <w:szCs w:val="20"/>
-                <w:lang w:eastAsia="es-CL"/>
-              </w:rPr>
-            </w:pPr>
-            <w:r>
-              <w:rPr>
-                <w:rFonts w:ascii="Calibri" w:hAnsi="Calibri" w:eastAsia="Calibri"/>
-                <w:color w:val="1A1A1A"/>
-                <w:sz w:val="16"/>
+              <w:spacing w:after="0"/>
+              <w:rPr>
+                <w:rFonts w:ascii="Calibri" w:hAnsi="Calibri" w:cs="Arial"/>
+                <w:i/>
+                <w:color w:val="548DD4"/>
+                <w:sz w:val="18"/>
+                <w:szCs w:val="20"/>
+                <w:lang w:val="en-US" w:eastAsia="es-CL"/>
+              </w:rPr>
+            </w:pPr>
+            <w:r>
+              <w:rPr>
+                <w:rFonts w:ascii="Calibri" w:eastAsia="Calibri" w:hAnsi="Calibri"/>
+                <w:color w:val="1A1A1A"/>
+                <w:sz w:val="16"/>
+                <w:lang w:val="en-US"/>
               </w:rPr>
               <w:t>Brought forward to sprint 4. The staging environment is set up earlier, in sprint 3.</w:t>
             </w:r>
@@ -4483,6 +4535,7 @@
       <w:tr>
         <w:trPr>
           <w:trHeight w:val="2410"/>
+          <w:jc w:val="center"/>
         </w:trPr>
         <w:tc>
           <w:tcPr>
@@ -4490,9 +4543,7 @@
           </w:tcPr>
           <w:p>
             <w:pPr>
-              <w:spacing w:after="0" w:before="0"/>
-              <w:ind w:left="0" w:firstLine="0"/>
-              <w:jc w:val="left"/>
+              <w:spacing w:after="0"/>
               <w:rPr>
                 <w:b/>
                 <w:sz w:val="18"/>
@@ -4501,7 +4552,7 @@
             </w:pPr>
             <w:r>
               <w:rPr>
-                <w:rFonts w:ascii="Calibri" w:hAnsi="Calibri" w:eastAsia="Calibri"/>
+                <w:rFonts w:ascii="Calibri" w:eastAsia="Calibri" w:hAnsi="Calibri"/>
                 <w:color w:val="1A1A1A"/>
                 <w:sz w:val="16"/>
               </w:rPr>
@@ -4515,9 +4566,7 @@
           </w:tcPr>
           <w:p>
             <w:pPr>
-              <w:spacing w:after="0" w:before="0"/>
-              <w:ind w:left="0" w:firstLine="0"/>
-              <w:jc w:val="left"/>
+              <w:spacing w:after="0"/>
               <w:rPr>
                 <w:rFonts w:ascii="Calibri" w:hAnsi="Calibri" w:cs="Arial"/>
                 <w:i/>
@@ -4529,7 +4578,7 @@
             </w:pPr>
             <w:r>
               <w:rPr>
-                <w:rFonts w:ascii="Calibri" w:hAnsi="Calibri" w:eastAsia="Calibri"/>
+                <w:rFonts w:ascii="Calibri" w:eastAsia="Calibri" w:hAnsi="Calibri"/>
                 <w:color w:val="1A1A1A"/>
                 <w:sz w:val="16"/>
               </w:rPr>
@@ -4543,20 +4592,20 @@
           </w:tcPr>
           <w:p>
             <w:pPr>
-              <w:spacing w:after="0" w:before="0"/>
-              <w:ind w:left="0" w:firstLine="0"/>
-              <w:jc w:val="left"/>
+              <w:spacing w:after="0"/>
               <w:rPr>
                 <w:b/>
                 <w:sz w:val="18"/>
                 <w:szCs w:val="24"/>
-              </w:rPr>
-            </w:pPr>
-            <w:r>
-              <w:rPr>
-                <w:rFonts w:ascii="Calibri" w:hAnsi="Calibri" w:eastAsia="Calibri"/>
-                <w:color w:val="1A1A1A"/>
-                <w:sz w:val="16"/>
+                <w:lang w:val="en-US"/>
+              </w:rPr>
+            </w:pPr>
+            <w:r>
+              <w:rPr>
+                <w:rFonts w:ascii="Calibri" w:eastAsia="Calibri" w:hAnsi="Calibri"/>
+                <w:color w:val="1A1A1A"/>
+                <w:sz w:val="16"/>
+                <w:lang w:val="en-US"/>
               </w:rPr>
               <w:t>Test prototype, app on a device, task script</w:t>
             </w:r>
@@ -4568,20 +4617,20 @@
           </w:tcPr>
           <w:p>
             <w:pPr>
-              <w:spacing w:after="0" w:before="0"/>
-              <w:ind w:left="0" w:firstLine="0"/>
-              <w:jc w:val="left"/>
+              <w:spacing w:after="0"/>
               <w:rPr>
                 <w:b/>
                 <w:sz w:val="18"/>
                 <w:szCs w:val="24"/>
-              </w:rPr>
-            </w:pPr>
-            <w:r>
-              <w:rPr>
-                <w:rFonts w:ascii="Calibri" w:hAnsi="Calibri" w:eastAsia="Calibri"/>
-                <w:color w:val="1A1A1A"/>
-                <w:sz w:val="16"/>
+                <w:lang w:val="en-US"/>
+              </w:rPr>
+            </w:pPr>
+            <w:r>
+              <w:rPr>
+                <w:rFonts w:ascii="Calibri" w:eastAsia="Calibri" w:hAnsi="Calibri"/>
+                <w:color w:val="1A1A1A"/>
+                <w:sz w:val="16"/>
+                <w:lang w:val="en-US"/>
               </w:rPr>
               <w:t>Planned: week 13. Adjusted: two rounds</w:t>
             </w:r>
@@ -4593,9 +4642,7 @@
           </w:tcPr>
           <w:p>
             <w:pPr>
-              <w:spacing w:after="0" w:before="0"/>
-              <w:ind w:left="0" w:firstLine="0"/>
-              <w:jc w:val="left"/>
+              <w:spacing w:after="0"/>
               <w:rPr>
                 <w:rFonts w:ascii="Calibri" w:hAnsi="Calibri" w:cs="Arial"/>
                 <w:i/>
@@ -4607,7 +4654,7 @@
             </w:pPr>
             <w:r>
               <w:rPr>
-                <w:rFonts w:ascii="Calibri" w:hAnsi="Calibri" w:eastAsia="Calibri"/>
+                <w:rFonts w:ascii="Calibri" w:eastAsia="Calibri" w:hAnsi="Calibri"/>
                 <w:color w:val="1A1A1A"/>
                 <w:sz w:val="16"/>
               </w:rPr>
@@ -4621,9 +4668,34 @@
           </w:tcPr>
           <w:p>
             <w:pPr>
-              <w:spacing w:after="0" w:before="0"/>
-              <w:ind w:left="0" w:firstLine="0"/>
-              <w:jc w:val="left"/>
+              <w:spacing w:after="0"/>
+              <w:rPr>
+                <w:rFonts w:ascii="Calibri" w:hAnsi="Calibri" w:cs="Arial"/>
+                <w:i/>
+                <w:color w:val="548DD4"/>
+                <w:sz w:val="18"/>
+                <w:szCs w:val="20"/>
+                <w:lang w:val="en-US" w:eastAsia="es-CL"/>
+              </w:rPr>
+            </w:pPr>
+            <w:r>
+              <w:rPr>
+                <w:rFonts w:ascii="Calibri" w:eastAsia="Calibri" w:hAnsi="Calibri"/>
+                <w:color w:val="1A1A1A"/>
+                <w:sz w:val="16"/>
+                <w:lang w:val="en-US"/>
+              </w:rPr>
+              <w:t>Helping factor: the clean version of the prototype already exists.</w:t>
+            </w:r>
+          </w:p>
+        </w:tc>
+        <w:tc>
+          <w:tcPr>
+            <w:tcW w:w="1418" w:type="dxa"/>
+          </w:tcPr>
+          <w:p>
+            <w:pPr>
+              <w:spacing w:after="0"/>
               <w:rPr>
                 <w:rFonts w:ascii="Calibri" w:hAnsi="Calibri" w:cs="Arial"/>
                 <w:i/>
@@ -4635,35 +4707,7 @@
             </w:pPr>
             <w:r>
               <w:rPr>
-                <w:rFonts w:ascii="Calibri" w:hAnsi="Calibri" w:eastAsia="Calibri"/>
-                <w:color w:val="1A1A1A"/>
-                <w:sz w:val="16"/>
-              </w:rPr>
-              <w:t>Helping factor: the clean version of the prototype already exists.</w:t>
-            </w:r>
-          </w:p>
-        </w:tc>
-        <w:tc>
-          <w:tcPr>
-            <w:tcW w:w="1418" w:type="dxa"/>
-          </w:tcPr>
-          <w:p>
-            <w:pPr>
-              <w:spacing w:after="0" w:before="0"/>
-              <w:ind w:left="0" w:firstLine="0"/>
-              <w:jc w:val="left"/>
-              <w:rPr>
-                <w:rFonts w:ascii="Calibri" w:hAnsi="Calibri" w:cs="Arial"/>
-                <w:i/>
-                <w:color w:val="548DD4"/>
-                <w:sz w:val="18"/>
-                <w:szCs w:val="20"/>
-                <w:lang w:eastAsia="es-CL"/>
-              </w:rPr>
-            </w:pPr>
-            <w:r>
-              <w:rPr>
-                <w:rFonts w:ascii="Calibri" w:hAnsi="Calibri" w:eastAsia="Calibri"/>
+                <w:rFonts w:ascii="Calibri" w:eastAsia="Calibri" w:hAnsi="Calibri"/>
                 <w:color w:val="1A1A1A"/>
                 <w:sz w:val="16"/>
               </w:rPr>
@@ -4677,23 +4721,22 @@
           </w:tcPr>
           <w:p>
             <w:pPr>
-              <w:spacing w:after="0" w:before="0"/>
-              <w:ind w:left="0" w:firstLine="0"/>
-              <w:jc w:val="left"/>
-              <w:rPr>
-                <w:rFonts w:ascii="Calibri" w:hAnsi="Calibri" w:cs="Arial"/>
-                <w:i/>
-                <w:color w:val="548DD4"/>
-                <w:sz w:val="18"/>
-                <w:szCs w:val="20"/>
-                <w:lang w:eastAsia="es-CL"/>
-              </w:rPr>
-            </w:pPr>
-            <w:r>
-              <w:rPr>
-                <w:rFonts w:ascii="Calibri" w:hAnsi="Calibri" w:eastAsia="Calibri"/>
-                <w:color w:val="1A1A1A"/>
-                <w:sz w:val="16"/>
+              <w:spacing w:after="0"/>
+              <w:rPr>
+                <w:rFonts w:ascii="Calibri" w:hAnsi="Calibri" w:cs="Arial"/>
+                <w:i/>
+                <w:color w:val="548DD4"/>
+                <w:sz w:val="18"/>
+                <w:szCs w:val="20"/>
+                <w:lang w:val="en-US" w:eastAsia="es-CL"/>
+              </w:rPr>
+            </w:pPr>
+            <w:r>
+              <w:rPr>
+                <w:rFonts w:ascii="Calibri" w:eastAsia="Calibri" w:hAnsi="Calibri"/>
+                <w:color w:val="1A1A1A"/>
+                <w:sz w:val="16"/>
+                <w:lang w:val="en-US"/>
               </w:rPr>
               <w:t>An early round with the prototype is added before sprint 3, and the second round runs with the app in sprint 4.</w:t>
             </w:r>
@@ -4703,6 +4746,7 @@
       <w:tr>
         <w:trPr>
           <w:trHeight w:val="2410"/>
+          <w:jc w:val="center"/>
         </w:trPr>
         <w:tc>
           <w:tcPr>
@@ -4710,20 +4754,20 @@
           </w:tcPr>
           <w:p>
             <w:pPr>
-              <w:spacing w:after="0" w:before="0"/>
-              <w:ind w:left="0" w:firstLine="0"/>
-              <w:jc w:val="left"/>
+              <w:spacing w:after="0"/>
               <w:rPr>
                 <w:b/>
                 <w:sz w:val="18"/>
                 <w:szCs w:val="24"/>
-              </w:rPr>
-            </w:pPr>
-            <w:r>
-              <w:rPr>
-                <w:rFonts w:ascii="Calibri" w:hAnsi="Calibri" w:eastAsia="Calibri"/>
-                <w:color w:val="1A1A1A"/>
-                <w:sz w:val="16"/>
+                <w:lang w:val="en-US"/>
+              </w:rPr>
+            </w:pPr>
+            <w:r>
+              <w:rPr>
+                <w:rFonts w:ascii="Calibri" w:eastAsia="Calibri" w:hAnsi="Calibri"/>
+                <w:color w:val="1A1A1A"/>
+                <w:sz w:val="16"/>
+                <w:lang w:val="en-US"/>
               </w:rPr>
               <w:t>Software solutions · Standards, security and sustainability</w:t>
             </w:r>
@@ -4735,9 +4779,7 @@
           </w:tcPr>
           <w:p>
             <w:pPr>
-              <w:spacing w:after="0" w:before="0"/>
-              <w:ind w:left="0" w:firstLine="0"/>
-              <w:jc w:val="left"/>
+              <w:spacing w:after="0"/>
               <w:rPr>
                 <w:rFonts w:ascii="Calibri" w:hAnsi="Calibri" w:cs="Arial"/>
                 <w:i/>
@@ -4749,7 +4791,7 @@
             </w:pPr>
             <w:r>
               <w:rPr>
-                <w:rFonts w:ascii="Calibri" w:hAnsi="Calibri" w:eastAsia="Calibri"/>
+                <w:rFonts w:ascii="Calibri" w:eastAsia="Calibri" w:hAnsi="Calibri"/>
                 <w:color w:val="1A1A1A"/>
                 <w:sz w:val="16"/>
               </w:rPr>
@@ -4763,20 +4805,20 @@
           </w:tcPr>
           <w:p>
             <w:pPr>
-              <w:spacing w:after="0" w:before="0"/>
-              <w:ind w:left="0" w:firstLine="0"/>
-              <w:jc w:val="left"/>
+              <w:spacing w:after="0"/>
               <w:rPr>
                 <w:b/>
                 <w:sz w:val="18"/>
                 <w:szCs w:val="24"/>
-              </w:rPr>
-            </w:pPr>
-            <w:r>
-              <w:rPr>
-                <w:rFonts w:ascii="Calibri" w:hAnsi="Calibri" w:eastAsia="Calibri"/>
-                <w:color w:val="1A1A1A"/>
-                <w:sz w:val="16"/>
+                <w:lang w:val="en-US"/>
+              </w:rPr>
+            </w:pPr>
+            <w:r>
+              <w:rPr>
+                <w:rFonts w:ascii="Calibri" w:eastAsia="Calibri" w:hAnsi="Calibri"/>
+                <w:color w:val="1A1A1A"/>
+                <w:sz w:val="16"/>
+                <w:lang w:val="en-US"/>
               </w:rPr>
               <w:t>Transbank Webpay Plus, React with TypeScript</w:t>
             </w:r>
@@ -4788,9 +4830,7 @@
           </w:tcPr>
           <w:p>
             <w:pPr>
-              <w:spacing w:after="0" w:before="0"/>
-              <w:ind w:left="0" w:firstLine="0"/>
-              <w:jc w:val="left"/>
+              <w:spacing w:after="0"/>
               <w:rPr>
                 <w:b/>
                 <w:sz w:val="18"/>
@@ -4799,7 +4839,7 @@
             </w:pPr>
             <w:r>
               <w:rPr>
-                <w:rFonts w:ascii="Calibri" w:hAnsi="Calibri" w:eastAsia="Calibri"/>
+                <w:rFonts w:ascii="Calibri" w:eastAsia="Calibri" w:hAnsi="Calibri"/>
                 <w:color w:val="1A1A1A"/>
                 <w:sz w:val="16"/>
               </w:rPr>
@@ -4813,9 +4853,7 @@
           </w:tcPr>
           <w:p>
             <w:pPr>
-              <w:spacing w:after="0" w:before="0"/>
-              <w:ind w:left="0" w:firstLine="0"/>
-              <w:jc w:val="left"/>
+              <w:spacing w:after="0"/>
               <w:rPr>
                 <w:rFonts w:ascii="Calibri" w:hAnsi="Calibri" w:cs="Arial"/>
                 <w:i/>
@@ -4827,7 +4865,7 @@
             </w:pPr>
             <w:r>
               <w:rPr>
-                <w:rFonts w:ascii="Calibri" w:hAnsi="Calibri" w:eastAsia="Calibri"/>
+                <w:rFonts w:ascii="Calibri" w:eastAsia="Calibri" w:hAnsi="Calibri"/>
                 <w:color w:val="1A1A1A"/>
                 <w:sz w:val="16"/>
               </w:rPr>
@@ -4841,9 +4879,34 @@
           </w:tcPr>
           <w:p>
             <w:pPr>
-              <w:spacing w:after="0" w:before="0"/>
-              <w:ind w:left="0" w:firstLine="0"/>
-              <w:jc w:val="left"/>
+              <w:spacing w:after="0"/>
+              <w:rPr>
+                <w:rFonts w:ascii="Calibri" w:hAnsi="Calibri" w:cs="Arial"/>
+                <w:i/>
+                <w:color w:val="548DD4"/>
+                <w:sz w:val="18"/>
+                <w:szCs w:val="20"/>
+                <w:lang w:val="en-US" w:eastAsia="es-CL"/>
+              </w:rPr>
+            </w:pPr>
+            <w:r>
+              <w:rPr>
+                <w:rFonts w:ascii="Calibri" w:eastAsia="Calibri" w:hAnsi="Calibri"/>
+                <w:color w:val="1A1A1A"/>
+                <w:sz w:val="16"/>
+                <w:lang w:val="en-US"/>
+              </w:rPr>
+              <w:t>Difficulty: debit cards do not support deferred capture.</w:t>
+            </w:r>
+          </w:p>
+        </w:tc>
+        <w:tc>
+          <w:tcPr>
+            <w:tcW w:w="1418" w:type="dxa"/>
+          </w:tcPr>
+          <w:p>
+            <w:pPr>
+              <w:spacing w:after="0"/>
               <w:rPr>
                 <w:rFonts w:ascii="Calibri" w:hAnsi="Calibri" w:cs="Arial"/>
                 <w:i/>
@@ -4855,35 +4918,7 @@
             </w:pPr>
             <w:r>
               <w:rPr>
-                <w:rFonts w:ascii="Calibri" w:hAnsi="Calibri" w:eastAsia="Calibri"/>
-                <w:color w:val="1A1A1A"/>
-                <w:sz w:val="16"/>
-              </w:rPr>
-              <w:t>Difficulty: debit cards do not support deferred capture.</w:t>
-            </w:r>
-          </w:p>
-        </w:tc>
-        <w:tc>
-          <w:tcPr>
-            <w:tcW w:w="1418" w:type="dxa"/>
-          </w:tcPr>
-          <w:p>
-            <w:pPr>
-              <w:spacing w:after="0" w:before="0"/>
-              <w:ind w:left="0" w:firstLine="0"/>
-              <w:jc w:val="left"/>
-              <w:rPr>
-                <w:rFonts w:ascii="Calibri" w:hAnsi="Calibri" w:cs="Arial"/>
-                <w:i/>
-                <w:color w:val="548DD4"/>
-                <w:sz w:val="18"/>
-                <w:szCs w:val="20"/>
-                <w:lang w:eastAsia="es-CL"/>
-              </w:rPr>
-            </w:pPr>
-            <w:r>
-              <w:rPr>
-                <w:rFonts w:ascii="Calibri" w:hAnsi="Calibri" w:eastAsia="Calibri"/>
+                <w:rFonts w:ascii="Calibri" w:eastAsia="Calibri" w:hAnsi="Calibri"/>
                 <w:color w:val="1A1A1A"/>
                 <w:sz w:val="16"/>
               </w:rPr>
@@ -4897,23 +4932,22 @@
           </w:tcPr>
           <w:p>
             <w:pPr>
-              <w:spacing w:after="0" w:before="0"/>
-              <w:ind w:left="0" w:firstLine="0"/>
-              <w:jc w:val="left"/>
-              <w:rPr>
-                <w:rFonts w:ascii="Calibri" w:hAnsi="Calibri" w:cs="Arial"/>
-                <w:i/>
-                <w:color w:val="548DD4"/>
-                <w:sz w:val="18"/>
-                <w:szCs w:val="20"/>
-                <w:lang w:eastAsia="es-CL"/>
-              </w:rPr>
-            </w:pPr>
-            <w:r>
-              <w:rPr>
-                <w:rFonts w:ascii="Calibri" w:hAnsi="Calibri" w:eastAsia="Calibri"/>
-                <w:color w:val="1A1A1A"/>
-                <w:sz w:val="16"/>
+              <w:spacing w:after="0"/>
+              <w:rPr>
+                <w:rFonts w:ascii="Calibri" w:hAnsi="Calibri" w:cs="Arial"/>
+                <w:i/>
+                <w:color w:val="548DD4"/>
+                <w:sz w:val="18"/>
+                <w:szCs w:val="20"/>
+                <w:lang w:val="en-US" w:eastAsia="es-CL"/>
+              </w:rPr>
+            </w:pPr>
+            <w:r>
+              <w:rPr>
+                <w:rFonts w:ascii="Calibri" w:eastAsia="Calibri" w:hAnsi="Calibri"/>
+                <w:color w:val="1A1A1A"/>
+                <w:sz w:val="16"/>
+                <w:lang w:val="en-US"/>
               </w:rPr>
               <w:t>Brought forward to sprint 4, with plan B of ADR-006 for debit.</w:t>
             </w:r>
@@ -4923,6 +4957,7 @@
       <w:tr>
         <w:trPr>
           <w:trHeight w:val="2410"/>
+          <w:jc w:val="center"/>
         </w:trPr>
         <w:tc>
           <w:tcPr>
@@ -4930,21 +4965,22 @@
           </w:tcPr>
           <w:p>
             <w:pPr>
-              <w:spacing w:after="0" w:before="0"/>
-              <w:ind w:left="0" w:firstLine="0"/>
-              <w:jc w:val="left"/>
+              <w:spacing w:after="0"/>
               <w:rPr>
                 <w:b/>
                 <w:sz w:val="18"/>
                 <w:szCs w:val="24"/>
-              </w:rPr>
-            </w:pPr>
-            <w:r>
-              <w:rPr>
-                <w:rFonts w:ascii="Calibri" w:hAnsi="Calibri" w:eastAsia="Calibri"/>
-                <w:color w:val="1A1A1A"/>
-                <w:sz w:val="16"/>
-              </w:rPr>
+                <w:lang w:val="en-US"/>
+              </w:rPr>
+            </w:pPr>
+            <w:r>
+              <w:rPr>
+                <w:rFonts w:ascii="Calibri" w:eastAsia="Calibri" w:hAnsi="Calibri"/>
+                <w:color w:val="1A1A1A"/>
+                <w:sz w:val="16"/>
+                <w:lang w:val="en-US"/>
+              </w:rPr>
+              <w:lastRenderedPageBreak/>
               <w:t>Software solutions · Standards, security and sustainability</w:t>
             </w:r>
           </w:p>
@@ -4955,9 +4991,84 @@
           </w:tcPr>
           <w:p>
             <w:pPr>
-              <w:spacing w:after="0" w:before="0"/>
-              <w:ind w:left="0" w:firstLine="0"/>
-              <w:jc w:val="left"/>
+              <w:spacing w:after="0"/>
+              <w:rPr>
+                <w:rFonts w:ascii="Calibri" w:hAnsi="Calibri" w:cs="Arial"/>
+                <w:i/>
+                <w:color w:val="548DD4"/>
+                <w:sz w:val="18"/>
+                <w:szCs w:val="20"/>
+                <w:lang w:val="en-US" w:eastAsia="es-CL"/>
+              </w:rPr>
+            </w:pPr>
+            <w:r>
+              <w:rPr>
+                <w:rFonts w:ascii="Calibri" w:eastAsia="Calibri" w:hAnsi="Calibri"/>
+                <w:color w:val="1A1A1A"/>
+                <w:sz w:val="16"/>
+                <w:lang w:val="en-US"/>
+              </w:rPr>
+              <w:t>Close-out, hardening and deployment</w:t>
+            </w:r>
+          </w:p>
+        </w:tc>
+        <w:tc>
+          <w:tcPr>
+            <w:tcW w:w="1276" w:type="dxa"/>
+          </w:tcPr>
+          <w:p>
+            <w:pPr>
+              <w:spacing w:after="0"/>
+              <w:rPr>
+                <w:b/>
+                <w:sz w:val="18"/>
+                <w:szCs w:val="24"/>
+                <w:lang w:val="en-US"/>
+              </w:rPr>
+            </w:pPr>
+            <w:r>
+              <w:rPr>
+                <w:rFonts w:ascii="Calibri" w:eastAsia="Calibri" w:hAnsi="Calibri"/>
+                <w:color w:val="1A1A1A"/>
+                <w:sz w:val="16"/>
+                <w:lang w:val="en-US"/>
+              </w:rPr>
+              <w:t>Managed platform, load testing tools</w:t>
+            </w:r>
+          </w:p>
+        </w:tc>
+        <w:tc>
+          <w:tcPr>
+            <w:tcW w:w="1276" w:type="dxa"/>
+          </w:tcPr>
+          <w:p>
+            <w:pPr>
+              <w:spacing w:after="0"/>
+              <w:rPr>
+                <w:b/>
+                <w:sz w:val="18"/>
+                <w:szCs w:val="24"/>
+                <w:lang w:val="en-US"/>
+              </w:rPr>
+            </w:pPr>
+            <w:r>
+              <w:rPr>
+                <w:rFonts w:ascii="Calibri" w:eastAsia="Calibri" w:hAnsi="Calibri"/>
+                <w:color w:val="1A1A1A"/>
+                <w:sz w:val="16"/>
+                <w:lang w:val="en-US"/>
+              </w:rPr>
+              <w:t>Planned: sprint 8. Adjusted: sprint 5 (13 to 19 November)</w:t>
+            </w:r>
+          </w:p>
+        </w:tc>
+        <w:tc>
+          <w:tcPr>
+            <w:tcW w:w="1275" w:type="dxa"/>
+          </w:tcPr>
+          <w:p>
+            <w:pPr>
+              <w:spacing w:after="0"/>
               <w:rPr>
                 <w:rFonts w:ascii="Calibri" w:hAnsi="Calibri" w:cs="Arial"/>
                 <w:i/>
@@ -4969,11 +5080,11 @@
             </w:pPr>
             <w:r>
               <w:rPr>
-                <w:rFonts w:ascii="Calibri" w:hAnsi="Calibri" w:eastAsia="Calibri"/>
-                <w:color w:val="1A1A1A"/>
-                <w:sz w:val="16"/>
-              </w:rPr>
-              <w:t>Close-out, hardening and deployment</w:t>
+                <w:rFonts w:ascii="Calibri" w:eastAsia="Calibri" w:hAnsi="Calibri"/>
+                <w:color w:val="1A1A1A"/>
+                <w:sz w:val="16"/>
+              </w:rPr>
+              <w:t>Both</w:t>
             </w:r>
           </w:p>
         </w:tc>
@@ -4983,59 +5094,34 @@
           </w:tcPr>
           <w:p>
             <w:pPr>
-              <w:spacing w:after="0" w:before="0"/>
-              <w:ind w:left="0" w:firstLine="0"/>
-              <w:jc w:val="left"/>
-              <w:rPr>
-                <w:b/>
-                <w:sz w:val="18"/>
-                <w:szCs w:val="24"/>
-              </w:rPr>
-            </w:pPr>
-            <w:r>
-              <w:rPr>
-                <w:rFonts w:ascii="Calibri" w:hAnsi="Calibri" w:eastAsia="Calibri"/>
-                <w:color w:val="1A1A1A"/>
-                <w:sz w:val="16"/>
-              </w:rPr>
-              <w:t>Managed platform, load testing tools</w:t>
-            </w:r>
-          </w:p>
-        </w:tc>
-        <w:tc>
-          <w:tcPr>
-            <w:tcW w:w="1276" w:type="dxa"/>
-          </w:tcPr>
-          <w:p>
-            <w:pPr>
-              <w:spacing w:after="0" w:before="0"/>
-              <w:ind w:left="0" w:firstLine="0"/>
-              <w:jc w:val="left"/>
-              <w:rPr>
-                <w:b/>
-                <w:sz w:val="18"/>
-                <w:szCs w:val="24"/>
-              </w:rPr>
-            </w:pPr>
-            <w:r>
-              <w:rPr>
-                <w:rFonts w:ascii="Calibri" w:hAnsi="Calibri" w:eastAsia="Calibri"/>
-                <w:color w:val="1A1A1A"/>
-                <w:sz w:val="16"/>
-              </w:rPr>
-              <w:t>Planned: sprint 8. Adjusted: sprint 5 (13 to 19 November)</w:t>
-            </w:r>
-          </w:p>
-        </w:tc>
-        <w:tc>
-          <w:tcPr>
-            <w:tcW w:w="1275" w:type="dxa"/>
-          </w:tcPr>
-          <w:p>
-            <w:pPr>
-              <w:spacing w:after="0" w:before="0"/>
-              <w:ind w:left="0" w:firstLine="0"/>
-              <w:jc w:val="left"/>
+              <w:spacing w:after="0"/>
+              <w:rPr>
+                <w:rFonts w:ascii="Calibri" w:hAnsi="Calibri" w:cs="Arial"/>
+                <w:i/>
+                <w:color w:val="548DD4"/>
+                <w:sz w:val="18"/>
+                <w:szCs w:val="20"/>
+                <w:lang w:val="en-US" w:eastAsia="es-CL"/>
+              </w:rPr>
+            </w:pPr>
+            <w:r>
+              <w:rPr>
+                <w:rFonts w:ascii="Calibri" w:eastAsia="Calibri" w:hAnsi="Calibri"/>
+                <w:color w:val="1A1A1A"/>
+                <w:sz w:val="16"/>
+                <w:lang w:val="en-US"/>
+              </w:rPr>
+              <w:t>Difficulty: it overlaps with the final delivery in week 15.</w:t>
+            </w:r>
+          </w:p>
+        </w:tc>
+        <w:tc>
+          <w:tcPr>
+            <w:tcW w:w="1418" w:type="dxa"/>
+          </w:tcPr>
+          <w:p>
+            <w:pPr>
+              <w:spacing w:after="0"/>
               <w:rPr>
                 <w:rFonts w:ascii="Calibri" w:hAnsi="Calibri" w:cs="Arial"/>
                 <w:i/>
@@ -5047,63 +5133,7 @@
             </w:pPr>
             <w:r>
               <w:rPr>
-                <w:rFonts w:ascii="Calibri" w:hAnsi="Calibri" w:eastAsia="Calibri"/>
-                <w:color w:val="1A1A1A"/>
-                <w:sz w:val="16"/>
-              </w:rPr>
-              <w:t>Both</w:t>
-            </w:r>
-          </w:p>
-        </w:tc>
-        <w:tc>
-          <w:tcPr>
-            <w:tcW w:w="1276" w:type="dxa"/>
-          </w:tcPr>
-          <w:p>
-            <w:pPr>
-              <w:spacing w:after="0" w:before="0"/>
-              <w:ind w:left="0" w:firstLine="0"/>
-              <w:jc w:val="left"/>
-              <w:rPr>
-                <w:rFonts w:ascii="Calibri" w:hAnsi="Calibri" w:cs="Arial"/>
-                <w:i/>
-                <w:color w:val="548DD4"/>
-                <w:sz w:val="18"/>
-                <w:szCs w:val="20"/>
-                <w:lang w:eastAsia="es-CL"/>
-              </w:rPr>
-            </w:pPr>
-            <w:r>
-              <w:rPr>
-                <w:rFonts w:ascii="Calibri" w:hAnsi="Calibri" w:eastAsia="Calibri"/>
-                <w:color w:val="1A1A1A"/>
-                <w:sz w:val="16"/>
-              </w:rPr>
-              <w:t>Difficulty: it overlaps with the final delivery in week 15.</w:t>
-            </w:r>
-          </w:p>
-        </w:tc>
-        <w:tc>
-          <w:tcPr>
-            <w:tcW w:w="1418" w:type="dxa"/>
-          </w:tcPr>
-          <w:p>
-            <w:pPr>
-              <w:spacing w:after="0" w:before="0"/>
-              <w:ind w:left="0" w:firstLine="0"/>
-              <w:jc w:val="left"/>
-              <w:rPr>
-                <w:rFonts w:ascii="Calibri" w:hAnsi="Calibri" w:cs="Arial"/>
-                <w:i/>
-                <w:color w:val="548DD4"/>
-                <w:sz w:val="18"/>
-                <w:szCs w:val="20"/>
-                <w:lang w:eastAsia="es-CL"/>
-              </w:rPr>
-            </w:pPr>
-            <w:r>
-              <w:rPr>
-                <w:rFonts w:ascii="Calibri" w:hAnsi="Calibri" w:eastAsia="Calibri"/>
+                <w:rFonts w:ascii="Calibri" w:eastAsia="Calibri" w:hAnsi="Calibri"/>
                 <w:color w:val="1A1A1A"/>
                 <w:sz w:val="16"/>
               </w:rPr>
@@ -5117,23 +5147,22 @@
           </w:tcPr>
           <w:p>
             <w:pPr>
-              <w:spacing w:after="0" w:before="0"/>
-              <w:ind w:left="0" w:firstLine="0"/>
-              <w:jc w:val="left"/>
-              <w:rPr>
-                <w:rFonts w:ascii="Calibri" w:hAnsi="Calibri" w:cs="Arial"/>
-                <w:i/>
-                <w:color w:val="548DD4"/>
-                <w:sz w:val="18"/>
-                <w:szCs w:val="20"/>
-                <w:lang w:eastAsia="es-CL"/>
-              </w:rPr>
-            </w:pPr>
-            <w:r>
-              <w:rPr>
-                <w:rFonts w:ascii="Calibri" w:hAnsi="Calibri" w:eastAsia="Calibri"/>
-                <w:color w:val="1A1A1A"/>
-                <w:sz w:val="16"/>
+              <w:spacing w:after="0"/>
+              <w:rPr>
+                <w:rFonts w:ascii="Calibri" w:hAnsi="Calibri" w:cs="Arial"/>
+                <w:i/>
+                <w:color w:val="548DD4"/>
+                <w:sz w:val="18"/>
+                <w:szCs w:val="20"/>
+                <w:lang w:val="en-US" w:eastAsia="es-CL"/>
+              </w:rPr>
+            </w:pPr>
+            <w:r>
+              <w:rPr>
+                <w:rFonts w:ascii="Calibri" w:eastAsia="Calibri" w:hAnsi="Calibri"/>
+                <w:color w:val="1A1A1A"/>
+                <w:sz w:val="16"/>
+                <w:lang w:val="en-US"/>
               </w:rPr>
               <w:t>The demo script and the final report are ready on Monday 16 November.</w:t>
             </w:r>
@@ -5143,6 +5172,7 @@
       <w:tr>
         <w:trPr>
           <w:trHeight w:val="2410"/>
+          <w:jc w:val="center"/>
         </w:trPr>
         <w:tc>
           <w:tcPr>
@@ -5150,9 +5180,7 @@
           </w:tcPr>
           <w:p>
             <w:pPr>
-              <w:spacing w:after="0" w:before="0"/>
-              <w:ind w:left="0" w:firstLine="0"/>
-              <w:jc w:val="left"/>
+              <w:spacing w:after="0"/>
               <w:rPr>
                 <w:b/>
                 <w:sz w:val="18"/>
@@ -5161,7 +5189,7 @@
             </w:pPr>
             <w:r>
               <w:rPr>
-                <w:rFonts w:ascii="Calibri" w:hAnsi="Calibri" w:eastAsia="Calibri"/>
+                <w:rFonts w:ascii="Calibri" w:eastAsia="Calibri" w:hAnsi="Calibri"/>
                 <w:color w:val="1A1A1A"/>
                 <w:sz w:val="16"/>
               </w:rPr>
@@ -5175,9 +5203,7 @@
           </w:tcPr>
           <w:p>
             <w:pPr>
-              <w:spacing w:after="0" w:before="0"/>
-              <w:ind w:left="0" w:firstLine="0"/>
-              <w:jc w:val="left"/>
+              <w:spacing w:after="0"/>
               <w:rPr>
                 <w:rFonts w:ascii="Calibri" w:hAnsi="Calibri" w:cs="Arial"/>
                 <w:i/>
@@ -5189,7 +5215,7 @@
             </w:pPr>
             <w:r>
               <w:rPr>
-                <w:rFonts w:ascii="Calibri" w:hAnsi="Calibri" w:eastAsia="Calibri"/>
+                <w:rFonts w:ascii="Calibri" w:eastAsia="Calibri" w:hAnsi="Calibri"/>
                 <w:color w:val="1A1A1A"/>
                 <w:sz w:val="16"/>
               </w:rPr>
@@ -5203,9 +5229,7 @@
           </w:tcPr>
           <w:p>
             <w:pPr>
-              <w:spacing w:after="0" w:before="0"/>
-              <w:ind w:left="0" w:firstLine="0"/>
-              <w:jc w:val="left"/>
+              <w:spacing w:after="0"/>
               <w:rPr>
                 <w:b/>
                 <w:sz w:val="18"/>
@@ -5214,7 +5238,7 @@
             </w:pPr>
             <w:r>
               <w:rPr>
-                <w:rFonts w:ascii="Calibri" w:hAnsi="Calibri" w:eastAsia="Calibri"/>
+                <w:rFonts w:ascii="Calibri" w:eastAsia="Calibri" w:hAnsi="Calibri"/>
                 <w:color w:val="1A1A1A"/>
                 <w:sz w:val="16"/>
               </w:rPr>
@@ -5228,20 +5252,20 @@
           </w:tcPr>
           <w:p>
             <w:pPr>
-              <w:spacing w:after="0" w:before="0"/>
-              <w:ind w:left="0" w:firstLine="0"/>
-              <w:jc w:val="left"/>
+              <w:spacing w:after="0"/>
               <w:rPr>
                 <w:b/>
                 <w:sz w:val="18"/>
                 <w:szCs w:val="24"/>
-              </w:rPr>
-            </w:pPr>
-            <w:r>
-              <w:rPr>
-                <w:rFonts w:ascii="Calibri" w:hAnsi="Calibri" w:eastAsia="Calibri"/>
-                <w:color w:val="1A1A1A"/>
-                <w:sz w:val="16"/>
+                <w:lang w:val="en-US"/>
+              </w:rPr>
+            </w:pPr>
+            <w:r>
+              <w:rPr>
+                <w:rFonts w:ascii="Calibri" w:eastAsia="Calibri" w:hAnsi="Calibri"/>
+                <w:color w:val="1A1A1A"/>
+                <w:sz w:val="16"/>
+                <w:lang w:val="en-US"/>
               </w:rPr>
               <w:t>Report: week 15. Defence: weeks 17 and 18</w:t>
             </w:r>
@@ -5253,9 +5277,7 @@
           </w:tcPr>
           <w:p>
             <w:pPr>
-              <w:spacing w:after="0" w:before="0"/>
-              <w:ind w:left="0" w:firstLine="0"/>
-              <w:jc w:val="left"/>
+              <w:spacing w:after="0"/>
               <w:rPr>
                 <w:rFonts w:ascii="Calibri" w:hAnsi="Calibri" w:cs="Arial"/>
                 <w:i/>
@@ -5267,7 +5289,7 @@
             </w:pPr>
             <w:r>
               <w:rPr>
-                <w:rFonts w:ascii="Calibri" w:hAnsi="Calibri" w:eastAsia="Calibri"/>
+                <w:rFonts w:ascii="Calibri" w:eastAsia="Calibri" w:hAnsi="Calibri"/>
                 <w:color w:val="1A1A1A"/>
                 <w:sz w:val="16"/>
               </w:rPr>
@@ -5281,23 +5303,22 @@
           </w:tcPr>
           <w:p>
             <w:pPr>
-              <w:spacing w:after="0" w:before="0"/>
-              <w:ind w:left="0" w:firstLine="0"/>
-              <w:jc w:val="left"/>
-              <w:rPr>
-                <w:rFonts w:ascii="Calibri" w:hAnsi="Calibri" w:cs="Arial"/>
-                <w:i/>
-                <w:color w:val="548DD4"/>
-                <w:sz w:val="18"/>
-                <w:szCs w:val="20"/>
-                <w:lang w:eastAsia="es-CL"/>
-              </w:rPr>
-            </w:pPr>
-            <w:r>
-              <w:rPr>
-                <w:rFonts w:ascii="Calibri" w:hAnsi="Calibri" w:eastAsia="Calibri"/>
-                <w:color w:val="1A1A1A"/>
-                <w:sz w:val="16"/>
+              <w:spacing w:after="0"/>
+              <w:rPr>
+                <w:rFonts w:ascii="Calibri" w:hAnsi="Calibri" w:cs="Arial"/>
+                <w:i/>
+                <w:color w:val="548DD4"/>
+                <w:sz w:val="18"/>
+                <w:szCs w:val="20"/>
+                <w:lang w:val="en-US" w:eastAsia="es-CL"/>
+              </w:rPr>
+            </w:pPr>
+            <w:r>
+              <w:rPr>
+                <w:rFonts w:ascii="Calibri" w:eastAsia="Calibri" w:hAnsi="Calibri"/>
+                <w:color w:val="1A1A1A"/>
+                <w:sz w:val="16"/>
+                <w:lang w:val="en-US"/>
               </w:rPr>
               <w:t>Helping factor: the documentation is kept up to date in the repository.</w:t>
             </w:r>
@@ -5309,23 +5330,22 @@
           </w:tcPr>
           <w:p>
             <w:pPr>
-              <w:spacing w:after="0" w:before="0"/>
-              <w:ind w:left="0" w:firstLine="0"/>
-              <w:jc w:val="left"/>
-              <w:rPr>
-                <w:rFonts w:ascii="Calibri" w:hAnsi="Calibri" w:cs="Arial"/>
-                <w:i/>
-                <w:color w:val="548DD4"/>
-                <w:sz w:val="18"/>
-                <w:szCs w:val="20"/>
-                <w:lang w:eastAsia="es-CL"/>
-              </w:rPr>
-            </w:pPr>
-            <w:r>
-              <w:rPr>
-                <w:rFonts w:ascii="Calibri" w:hAnsi="Calibri" w:eastAsia="Calibri"/>
-                <w:color w:val="1A1A1A"/>
-                <w:sz w:val="16"/>
+              <w:spacing w:after="0"/>
+              <w:rPr>
+                <w:rFonts w:ascii="Calibri" w:hAnsi="Calibri" w:cs="Arial"/>
+                <w:i/>
+                <w:color w:val="548DD4"/>
+                <w:sz w:val="18"/>
+                <w:szCs w:val="20"/>
+                <w:lang w:val="en-US" w:eastAsia="es-CL"/>
+              </w:rPr>
+            </w:pPr>
+            <w:r>
+              <w:rPr>
+                <w:rFonts w:ascii="Calibri" w:eastAsia="Calibri" w:hAnsi="Calibri"/>
+                <w:color w:val="1A1A1A"/>
+                <w:sz w:val="16"/>
+                <w:lang w:val="en-US"/>
               </w:rPr>
               <w:t>In progress. Final report draft started</w:t>
             </w:r>
@@ -5337,23 +5357,22 @@
           </w:tcPr>
           <w:p>
             <w:pPr>
-              <w:spacing w:after="0" w:before="0"/>
-              <w:ind w:left="0" w:firstLine="0"/>
-              <w:jc w:val="left"/>
-              <w:rPr>
-                <w:rFonts w:ascii="Calibri" w:hAnsi="Calibri" w:cs="Arial"/>
-                <w:i/>
-                <w:color w:val="548DD4"/>
-                <w:sz w:val="18"/>
-                <w:szCs w:val="20"/>
-                <w:lang w:eastAsia="es-CL"/>
-              </w:rPr>
-            </w:pPr>
-            <w:r>
-              <w:rPr>
-                <w:rFonts w:ascii="Calibri" w:hAnsi="Calibri" w:eastAsia="Calibri"/>
-                <w:color w:val="1A1A1A"/>
-                <w:sz w:val="16"/>
+              <w:spacing w:after="0"/>
+              <w:rPr>
+                <w:rFonts w:ascii="Calibri" w:hAnsi="Calibri" w:cs="Arial"/>
+                <w:i/>
+                <w:color w:val="548DD4"/>
+                <w:sz w:val="18"/>
+                <w:szCs w:val="20"/>
+                <w:lang w:val="en-US" w:eastAsia="es-CL"/>
+              </w:rPr>
+            </w:pPr>
+            <w:r>
+              <w:rPr>
+                <w:rFonts w:ascii="Calibri" w:eastAsia="Calibri" w:hAnsi="Calibri"/>
+                <w:color w:val="1A1A1A"/>
+                <w:sz w:val="16"/>
+                <w:lang w:val="en-US"/>
               </w:rPr>
               <w:t>Sprints 6 and 7 remain as reserve before the defence.</w:t>
             </w:r>
@@ -5363,6 +5382,7 @@
       <w:tr>
         <w:trPr>
           <w:trHeight w:val="2410"/>
+          <w:jc w:val="center"/>
         </w:trPr>
         <w:tc>
           <w:tcPr>
@@ -5370,9 +5390,7 @@
           </w:tcPr>
           <w:p>
             <w:pPr>
-              <w:spacing w:after="0" w:before="0"/>
-              <w:ind w:left="0" w:firstLine="0"/>
-              <w:jc w:val="left"/>
+              <w:spacing w:after="0"/>
               <w:rPr>
                 <w:b/>
                 <w:sz w:val="18"/>
@@ -5381,7 +5399,7 @@
             </w:pPr>
             <w:r>
               <w:rPr>
-                <w:rFonts w:ascii="Calibri" w:hAnsi="Calibri" w:eastAsia="Calibri"/>
+                <w:rFonts w:ascii="Calibri" w:eastAsia="Calibri" w:hAnsi="Calibri"/>
                 <w:color w:val="1A1A1A"/>
                 <w:sz w:val="16"/>
               </w:rPr>
@@ -5395,9 +5413,134 @@
           </w:tcPr>
           <w:p>
             <w:pPr>
-              <w:spacing w:after="0" w:before="0"/>
-              <w:ind w:left="0" w:firstLine="0"/>
-              <w:jc w:val="left"/>
+              <w:spacing w:after="0"/>
+              <w:rPr>
+                <w:rFonts w:ascii="Calibri" w:hAnsi="Calibri" w:cs="Arial"/>
+                <w:i/>
+                <w:color w:val="548DD4"/>
+                <w:sz w:val="18"/>
+                <w:szCs w:val="20"/>
+                <w:lang w:val="en-US" w:eastAsia="es-CL"/>
+              </w:rPr>
+            </w:pPr>
+            <w:r>
+              <w:rPr>
+                <w:rFonts w:ascii="Calibri" w:eastAsia="Calibri" w:hAnsi="Calibri"/>
+                <w:color w:val="1A1A1A"/>
+                <w:sz w:val="16"/>
+                <w:lang w:val="en-US"/>
+              </w:rPr>
+              <w:t>Board, backlog and schedule management (new activity)</w:t>
+            </w:r>
+          </w:p>
+        </w:tc>
+        <w:tc>
+          <w:tcPr>
+            <w:tcW w:w="1276" w:type="dxa"/>
+          </w:tcPr>
+          <w:p>
+            <w:pPr>
+              <w:spacing w:after="0"/>
+              <w:rPr>
+                <w:b/>
+                <w:sz w:val="18"/>
+                <w:szCs w:val="24"/>
+              </w:rPr>
+            </w:pPr>
+            <w:r>
+              <w:rPr>
+                <w:rFonts w:ascii="Calibri" w:eastAsia="Calibri" w:hAnsi="Calibri"/>
+                <w:color w:val="1A1A1A"/>
+                <w:sz w:val="16"/>
+              </w:rPr>
+              <w:t>Trello, evidence repository</w:t>
+            </w:r>
+          </w:p>
+        </w:tc>
+        <w:tc>
+          <w:tcPr>
+            <w:tcW w:w="1276" w:type="dxa"/>
+          </w:tcPr>
+          <w:p>
+            <w:pPr>
+              <w:spacing w:after="0"/>
+              <w:rPr>
+                <w:b/>
+                <w:sz w:val="18"/>
+                <w:szCs w:val="24"/>
+              </w:rPr>
+            </w:pPr>
+            <w:r>
+              <w:rPr>
+                <w:rFonts w:ascii="Calibri" w:eastAsia="Calibri" w:hAnsi="Calibri"/>
+                <w:color w:val="1A1A1A"/>
+                <w:sz w:val="16"/>
+              </w:rPr>
+              <w:t>Ongoing, all semester</w:t>
+            </w:r>
+          </w:p>
+        </w:tc>
+        <w:tc>
+          <w:tcPr>
+            <w:tcW w:w="1275" w:type="dxa"/>
+          </w:tcPr>
+          <w:p>
+            <w:pPr>
+              <w:spacing w:after="0"/>
+              <w:rPr>
+                <w:rFonts w:ascii="Calibri" w:hAnsi="Calibri" w:cs="Arial"/>
+                <w:i/>
+                <w:color w:val="548DD4"/>
+                <w:sz w:val="18"/>
+                <w:szCs w:val="20"/>
+                <w:lang w:val="en-US" w:eastAsia="es-CL"/>
+              </w:rPr>
+            </w:pPr>
+            <w:r>
+              <w:rPr>
+                <w:rFonts w:ascii="Calibri" w:eastAsia="Calibri" w:hAnsi="Calibri"/>
+                <w:color w:val="1A1A1A"/>
+                <w:sz w:val="16"/>
+                <w:lang w:val="en-US"/>
+              </w:rPr>
+              <w:t>Martín Henríquez (Scrum Master) and Jorge Espinoza (Product Owner)</w:t>
+            </w:r>
+          </w:p>
+        </w:tc>
+        <w:tc>
+          <w:tcPr>
+            <w:tcW w:w="1276" w:type="dxa"/>
+          </w:tcPr>
+          <w:p>
+            <w:pPr>
+              <w:spacing w:after="0"/>
+              <w:rPr>
+                <w:rFonts w:ascii="Calibri" w:hAnsi="Calibri" w:cs="Arial"/>
+                <w:i/>
+                <w:color w:val="548DD4"/>
+                <w:sz w:val="18"/>
+                <w:szCs w:val="20"/>
+                <w:lang w:val="en-US" w:eastAsia="es-CL"/>
+              </w:rPr>
+            </w:pPr>
+            <w:r>
+              <w:rPr>
+                <w:rFonts w:ascii="Calibri" w:eastAsia="Calibri" w:hAnsi="Calibri"/>
+                <w:color w:val="1A1A1A"/>
+                <w:sz w:val="16"/>
+                <w:lang w:val="en-US"/>
+              </w:rPr>
+              <w:t>Helping factor: the definition of done is on every card.</w:t>
+            </w:r>
+          </w:p>
+        </w:tc>
+        <w:tc>
+          <w:tcPr>
+            <w:tcW w:w="1418" w:type="dxa"/>
+          </w:tcPr>
+          <w:p>
+            <w:pPr>
+              <w:spacing w:after="0"/>
               <w:rPr>
                 <w:rFonts w:ascii="Calibri" w:hAnsi="Calibri" w:cs="Arial"/>
                 <w:i/>
@@ -5409,141 +5552,7 @@
             </w:pPr>
             <w:r>
               <w:rPr>
-                <w:rFonts w:ascii="Calibri" w:hAnsi="Calibri" w:eastAsia="Calibri"/>
-                <w:color w:val="1A1A1A"/>
-                <w:sz w:val="16"/>
-              </w:rPr>
-              <w:t>Board, backlog and schedule management (new activity)</w:t>
-            </w:r>
-          </w:p>
-        </w:tc>
-        <w:tc>
-          <w:tcPr>
-            <w:tcW w:w="1276" w:type="dxa"/>
-          </w:tcPr>
-          <w:p>
-            <w:pPr>
-              <w:spacing w:after="0" w:before="0"/>
-              <w:ind w:left="0" w:firstLine="0"/>
-              <w:jc w:val="left"/>
-              <w:rPr>
-                <w:b/>
-                <w:sz w:val="18"/>
-                <w:szCs w:val="24"/>
-              </w:rPr>
-            </w:pPr>
-            <w:r>
-              <w:rPr>
-                <w:rFonts w:ascii="Calibri" w:hAnsi="Calibri" w:eastAsia="Calibri"/>
-                <w:color w:val="1A1A1A"/>
-                <w:sz w:val="16"/>
-              </w:rPr>
-              <w:t>Trello, evidence repository</w:t>
-            </w:r>
-          </w:p>
-        </w:tc>
-        <w:tc>
-          <w:tcPr>
-            <w:tcW w:w="1276" w:type="dxa"/>
-          </w:tcPr>
-          <w:p>
-            <w:pPr>
-              <w:spacing w:after="0" w:before="0"/>
-              <w:ind w:left="0" w:firstLine="0"/>
-              <w:jc w:val="left"/>
-              <w:rPr>
-                <w:b/>
-                <w:sz w:val="18"/>
-                <w:szCs w:val="24"/>
-              </w:rPr>
-            </w:pPr>
-            <w:r>
-              <w:rPr>
-                <w:rFonts w:ascii="Calibri" w:hAnsi="Calibri" w:eastAsia="Calibri"/>
-                <w:color w:val="1A1A1A"/>
-                <w:sz w:val="16"/>
-              </w:rPr>
-              <w:t>Ongoing, all semester</w:t>
-            </w:r>
-          </w:p>
-        </w:tc>
-        <w:tc>
-          <w:tcPr>
-            <w:tcW w:w="1275" w:type="dxa"/>
-          </w:tcPr>
-          <w:p>
-            <w:pPr>
-              <w:spacing w:after="0" w:before="0"/>
-              <w:ind w:left="0" w:firstLine="0"/>
-              <w:jc w:val="left"/>
-              <w:rPr>
-                <w:rFonts w:ascii="Calibri" w:hAnsi="Calibri" w:cs="Arial"/>
-                <w:i/>
-                <w:color w:val="548DD4"/>
-                <w:sz w:val="18"/>
-                <w:szCs w:val="20"/>
-                <w:lang w:eastAsia="es-CL"/>
-              </w:rPr>
-            </w:pPr>
-            <w:r>
-              <w:rPr>
-                <w:rFonts w:ascii="Calibri" w:hAnsi="Calibri" w:eastAsia="Calibri"/>
-                <w:color w:val="1A1A1A"/>
-                <w:sz w:val="16"/>
-              </w:rPr>
-              <w:t>Martín Henríquez (Scrum Master) and Jorge Espinoza (Product Owner)</w:t>
-            </w:r>
-          </w:p>
-        </w:tc>
-        <w:tc>
-          <w:tcPr>
-            <w:tcW w:w="1276" w:type="dxa"/>
-          </w:tcPr>
-          <w:p>
-            <w:pPr>
-              <w:spacing w:after="0" w:before="0"/>
-              <w:ind w:left="0" w:firstLine="0"/>
-              <w:jc w:val="left"/>
-              <w:rPr>
-                <w:rFonts w:ascii="Calibri" w:hAnsi="Calibri" w:cs="Arial"/>
-                <w:i/>
-                <w:color w:val="548DD4"/>
-                <w:sz w:val="18"/>
-                <w:szCs w:val="20"/>
-                <w:lang w:eastAsia="es-CL"/>
-              </w:rPr>
-            </w:pPr>
-            <w:r>
-              <w:rPr>
-                <w:rFonts w:ascii="Calibri" w:hAnsi="Calibri" w:eastAsia="Calibri"/>
-                <w:color w:val="1A1A1A"/>
-                <w:sz w:val="16"/>
-              </w:rPr>
-              <w:t>Helping factor: the definition of done is on every card.</w:t>
-            </w:r>
-          </w:p>
-        </w:tc>
-        <w:tc>
-          <w:tcPr>
-            <w:tcW w:w="1418" w:type="dxa"/>
-          </w:tcPr>
-          <w:p>
-            <w:pPr>
-              <w:spacing w:after="0" w:before="0"/>
-              <w:ind w:left="0" w:firstLine="0"/>
-              <w:jc w:val="left"/>
-              <w:rPr>
-                <w:rFonts w:ascii="Calibri" w:hAnsi="Calibri" w:cs="Arial"/>
-                <w:i/>
-                <w:color w:val="548DD4"/>
-                <w:sz w:val="18"/>
-                <w:szCs w:val="20"/>
-                <w:lang w:eastAsia="es-CL"/>
-              </w:rPr>
-            </w:pPr>
-            <w:r>
-              <w:rPr>
-                <w:rFonts w:ascii="Calibri" w:hAnsi="Calibri" w:eastAsia="Calibri"/>
+                <w:rFonts w:ascii="Calibri" w:eastAsia="Calibri" w:hAnsi="Calibri"/>
                 <w:color w:val="1A1A1A"/>
                 <w:sz w:val="16"/>
               </w:rPr>
@@ -5557,23 +5566,22 @@
           </w:tcPr>
           <w:p>
             <w:pPr>
-              <w:spacing w:after="0" w:before="0"/>
-              <w:ind w:left="0" w:firstLine="0"/>
-              <w:jc w:val="left"/>
-              <w:rPr>
-                <w:rFonts w:ascii="Calibri" w:hAnsi="Calibri" w:cs="Arial"/>
-                <w:i/>
-                <w:color w:val="548DD4"/>
-                <w:sz w:val="18"/>
-                <w:szCs w:val="20"/>
-                <w:lang w:eastAsia="es-CL"/>
-              </w:rPr>
-            </w:pPr>
-            <w:r>
-              <w:rPr>
-                <w:rFonts w:ascii="Calibri" w:hAnsi="Calibri" w:eastAsia="Calibri"/>
-                <w:color w:val="1A1A1A"/>
-                <w:sz w:val="16"/>
+              <w:spacing w:after="0"/>
+              <w:rPr>
+                <w:rFonts w:ascii="Calibri" w:hAnsi="Calibri" w:cs="Arial"/>
+                <w:i/>
+                <w:color w:val="548DD4"/>
+                <w:sz w:val="18"/>
+                <w:szCs w:val="20"/>
+                <w:lang w:val="en-US" w:eastAsia="es-CL"/>
+              </w:rPr>
+            </w:pPr>
+            <w:r>
+              <w:rPr>
+                <w:rFonts w:ascii="Calibri" w:eastAsia="Calibri" w:hAnsi="Calibri"/>
+                <w:color w:val="1A1A1A"/>
+                <w:sz w:val="16"/>
+                <w:lang w:val="en-US"/>
               </w:rPr>
               <w:t>Added. The board moves from GitHub Projects to Trello and the schedule to version 1.3.</w:t>
             </w:r>
@@ -5588,7 +5596,7 @@
           <w:color w:val="595959" w:themeColor="text1" w:themeTint="A6"/>
           <w:sz w:val="24"/>
           <w:szCs w:val="24"/>
-          <w:lang w:val="es-ES"/>
+          <w:lang w:val="en-US"/>
         </w:rPr>
       </w:pPr>
     </w:p>
@@ -5657,12 +5665,14 @@
               <w:rPr>
                 <w:rFonts w:ascii="Calibri" w:hAnsi="Calibri"/>
                 <w:color w:val="1F3864" w:themeColor="accent1" w:themeShade="80"/>
+                <w:lang w:val="en-US"/>
               </w:rPr>
             </w:pPr>
             <w:r>
               <w:rPr>
                 <w:rFonts w:ascii="Calibri" w:hAnsi="Calibri"/>
                 <w:color w:val="1F3864" w:themeColor="accent1" w:themeShade="80"/>
+                <w:lang w:val="en-US"/>
               </w:rPr>
               <w:t>Look more closely at the observations in your work plan. Analyse the planned activities and state which aspects helped or hindered the execution of the plan. Explain how you addressed and/or will address the obstacles. Finally, state the adjustments you made to the work plan as a result of this analysis.</w:t>
             </w:r>
@@ -5677,7 +5687,7 @@
           <w:color w:val="595959" w:themeColor="text1" w:themeTint="A6"/>
           <w:sz w:val="24"/>
           <w:szCs w:val="24"/>
-          <w:lang w:val="es-ES"/>
+          <w:lang w:val="en-US"/>
         </w:rPr>
       </w:pPr>
     </w:p>
@@ -5685,6 +5695,7 @@
       <w:tblPr>
         <w:tblStyle w:val="Tablaconcuadrcula"/>
         <w:tblW w:w="5590" w:type="pct"/>
+        <w:jc w:val="center"/>
         <w:tblBorders>
           <w:top w:val="single" w:sz="4" w:space="0" w:color="BFBFBF" w:themeColor="background1" w:themeShade="BF"/>
           <w:left w:val="single" w:sz="4" w:space="0" w:color="BFBFBF" w:themeColor="background1" w:themeShade="BF"/>
@@ -5699,7 +5710,9 @@
         <w:gridCol w:w="9496"/>
       </w:tblGrid>
       <w:tr>
-        <w:trPr/>
+        <w:trPr>
+          <w:jc w:val="center"/>
+        </w:trPr>
         <w:tc>
           <w:tcPr>
             <w:tcW w:w="5000" w:type="pct"/>
@@ -5715,13 +5728,14 @@
                 <w:color w:val="548DD4"/>
                 <w:sz w:val="20"/>
                 <w:szCs w:val="20"/>
-                <w:lang w:eastAsia="es-CL"/>
+                <w:lang w:val="en-US" w:eastAsia="es-CL"/>
               </w:rPr>
             </w:pPr>
             <w:r>
               <w:rPr>
                 <w:rFonts w:ascii="Calibri" w:hAnsi="Calibri"/>
                 <w:color w:val="1F3864" w:themeColor="accent1" w:themeShade="80"/>
+                <w:lang w:val="en-US"/>
               </w:rPr>
               <w:t>Factors that have helped and/or hindered my work plan: Describe the factors that have helped and/or hindered the development of your APT Project so far. For the difficulties, describe the actions you took and/or will take to solve them.</w:t>
             </w:r>
@@ -5729,7 +5743,9 @@
         </w:tc>
       </w:tr>
       <w:tr>
-        <w:trPr/>
+        <w:trPr>
+          <w:jc w:val="center"/>
+        </w:trPr>
         <w:tc>
           <w:tcPr>
             <w:tcW w:w="5000" w:type="pct"/>
@@ -5737,8 +5753,7 @@
           </w:tcPr>
           <w:p>
             <w:pPr>
-              <w:spacing w:after="80" w:before="80"/>
-              <w:ind w:left="0" w:firstLine="0"/>
+              <w:spacing w:before="80" w:after="80"/>
               <w:jc w:val="both"/>
               <w:rPr>
                 <w:rFonts w:ascii="Calibri" w:hAnsi="Calibri" w:cs="Arial"/>
@@ -5747,395 +5762,407 @@
                 <w:color w:val="548DD4"/>
                 <w:sz w:val="20"/>
                 <w:szCs w:val="20"/>
-                <w:lang w:eastAsia="es-CL"/>
-              </w:rPr>
-            </w:pPr>
-            <w:r>
-              <w:rPr>
-                <w:rFonts w:ascii="Calibri" w:hAnsi="Calibri" w:eastAsia="Calibri"/>
+                <w:lang w:val="en-US" w:eastAsia="es-CL"/>
+              </w:rPr>
+            </w:pPr>
+            <w:r>
+              <w:rPr>
+                <w:rFonts w:ascii="Calibri" w:eastAsia="Calibri" w:hAnsi="Calibri"/>
                 <w:b/>
                 <w:color w:val="1F3864"/>
                 <w:sz w:val="20"/>
+                <w:lang w:val="en-US"/>
               </w:rPr>
               <w:t>Helping factors</w:t>
             </w:r>
           </w:p>
           <w:p>
             <w:pPr>
-              <w:spacing w:after="80" w:before="0"/>
+              <w:spacing w:after="80"/>
               <w:ind w:left="200" w:hanging="160"/>
-            </w:pPr>
-            <w:r>
-              <w:rPr>
-                <w:rFonts w:ascii="Calibri" w:hAnsi="Calibri" w:eastAsia="Calibri"/>
-                <w:color w:val="1A1A1A"/>
-                <w:sz w:val="20"/>
+              <w:rPr>
+                <w:lang w:val="en-US"/>
+              </w:rPr>
+            </w:pPr>
+            <w:r>
+              <w:rPr>
+                <w:rFonts w:ascii="Calibri" w:eastAsia="Calibri" w:hAnsi="Calibri"/>
+                <w:color w:val="1A1A1A"/>
+                <w:sz w:val="20"/>
+                <w:lang w:val="en-US"/>
               </w:rPr>
               <w:t xml:space="preserve">– </w:t>
             </w:r>
             <w:r>
               <w:rPr>
-                <w:rFonts w:ascii="Calibri" w:hAnsi="Calibri" w:eastAsia="Calibri"/>
-                <w:b/>
-                <w:color w:val="1A1A1A"/>
-                <w:sz w:val="20"/>
+                <w:rFonts w:ascii="Calibri" w:eastAsia="Calibri" w:hAnsi="Calibri"/>
+                <w:b/>
+                <w:color w:val="1A1A1A"/>
+                <w:sz w:val="20"/>
+                <w:lang w:val="en-US"/>
               </w:rPr>
               <w:t>The design was closed before building.</w:t>
             </w:r>
             <w:r>
               <w:rPr>
-                <w:rFonts w:ascii="Calibri" w:hAnsi="Calibri" w:eastAsia="Calibri"/>
-                <w:color w:val="1A1A1A"/>
-                <w:sz w:val="20"/>
+                <w:rFonts w:ascii="Calibri" w:eastAsia="Calibri" w:hAnsi="Calibri"/>
+                <w:color w:val="1A1A1A"/>
+                <w:sz w:val="20"/>
+                <w:lang w:val="en-US"/>
               </w:rPr>
               <w:t xml:space="preserve"> Traced requirements, the data model and the prototype were finished in Phase 1, so sprint 0 was about preparation, not definition.</w:t>
             </w:r>
           </w:p>
           <w:p>
             <w:pPr>
-              <w:spacing w:after="80" w:before="0"/>
+              <w:spacing w:after="80"/>
               <w:ind w:left="200" w:hanging="160"/>
-            </w:pPr>
-            <w:r>
-              <w:rPr>
-                <w:rFonts w:ascii="Calibri" w:hAnsi="Calibri" w:eastAsia="Calibri"/>
-                <w:color w:val="1A1A1A"/>
-                <w:sz w:val="20"/>
+              <w:rPr>
+                <w:lang w:val="en-US"/>
+              </w:rPr>
+            </w:pPr>
+            <w:r>
+              <w:rPr>
+                <w:rFonts w:ascii="Calibri" w:eastAsia="Calibri" w:hAnsi="Calibri"/>
+                <w:color w:val="1A1A1A"/>
+                <w:sz w:val="20"/>
+                <w:lang w:val="en-US"/>
               </w:rPr>
               <w:t xml:space="preserve">– </w:t>
             </w:r>
             <w:r>
               <w:rPr>
-                <w:rFonts w:ascii="Calibri" w:hAnsi="Calibri" w:eastAsia="Calibri"/>
-                <w:b/>
-                <w:color w:val="1A1A1A"/>
-                <w:sz w:val="20"/>
+                <w:rFonts w:ascii="Calibri" w:eastAsia="Calibri" w:hAnsi="Calibri"/>
+                <w:b/>
+                <w:color w:val="1A1A1A"/>
+                <w:sz w:val="20"/>
+                <w:lang w:val="en-US"/>
               </w:rPr>
               <w:t>The data model was written as executable SQL with tests.</w:t>
             </w:r>
             <w:r>
               <w:rPr>
-                <w:rFonts w:ascii="Calibri" w:hAnsi="Calibri" w:eastAsia="Calibri"/>
-                <w:color w:val="1A1A1A"/>
-                <w:sz w:val="20"/>
+                <w:rFonts w:ascii="Calibri" w:eastAsia="Calibri" w:hAnsi="Calibri"/>
+                <w:color w:val="1A1A1A"/>
+                <w:sz w:val="20"/>
+                <w:lang w:val="en-US"/>
               </w:rPr>
               <w:t xml:space="preserve"> This made it possible to verify isolation between families without waiting for the API, which is why that activity finished ahead of schedule.</w:t>
             </w:r>
           </w:p>
           <w:p>
             <w:pPr>
-              <w:spacing w:after="80" w:before="0"/>
+              <w:spacing w:after="80"/>
               <w:ind w:left="200" w:hanging="160"/>
-            </w:pPr>
-            <w:r>
-              <w:rPr>
-                <w:rFonts w:ascii="Calibri" w:hAnsi="Calibri" w:eastAsia="Calibri"/>
-                <w:color w:val="1A1A1A"/>
-                <w:sz w:val="20"/>
+              <w:rPr>
+                <w:lang w:val="en-US"/>
+              </w:rPr>
+            </w:pPr>
+            <w:r>
+              <w:rPr>
+                <w:rFonts w:ascii="Calibri" w:eastAsia="Calibri" w:hAnsi="Calibri"/>
+                <w:color w:val="1A1A1A"/>
+                <w:sz w:val="20"/>
+                <w:lang w:val="en-US"/>
               </w:rPr>
               <w:t xml:space="preserve">– </w:t>
             </w:r>
             <w:r>
               <w:rPr>
-                <w:rFonts w:ascii="Calibri" w:hAnsi="Calibri" w:eastAsia="Calibri"/>
-                <w:b/>
-                <w:color w:val="1A1A1A"/>
-                <w:sz w:val="20"/>
+                <w:rFonts w:ascii="Calibri" w:eastAsia="Calibri" w:hAnsi="Calibri"/>
+                <w:b/>
+                <w:color w:val="1A1A1A"/>
+                <w:sz w:val="20"/>
+                <w:lang w:val="en-US"/>
               </w:rPr>
               <w:t>AI-assisted development</w:t>
             </w:r>
             <w:r>
               <w:rPr>
-                <w:rFonts w:ascii="Calibri" w:hAnsi="Calibri" w:eastAsia="Calibri"/>
-                <w:color w:val="1A1A1A"/>
-                <w:sz w:val="20"/>
+                <w:rFonts w:ascii="Calibri" w:eastAsia="Calibri" w:hAnsi="Calibri"/>
+                <w:color w:val="1A1A1A"/>
+                <w:sz w:val="20"/>
+                <w:lang w:val="en-US"/>
               </w:rPr>
               <w:t xml:space="preserve"> shortened the time needed for the migration, the pipeline and the documentation in sprint 0.</w:t>
             </w:r>
           </w:p>
           <w:p>
             <w:pPr>
-              <w:spacing w:after="80" w:before="0"/>
+              <w:spacing w:after="80"/>
               <w:ind w:left="200" w:hanging="160"/>
-            </w:pPr>
-            <w:r>
-              <w:rPr>
-                <w:rFonts w:ascii="Calibri" w:hAnsi="Calibri" w:eastAsia="Calibri"/>
-                <w:color w:val="1A1A1A"/>
-                <w:sz w:val="20"/>
-              </w:rPr>
+              <w:rPr>
+                <w:lang w:val="en-US"/>
+              </w:rPr>
+            </w:pPr>
+            <w:r>
+              <w:rPr>
+                <w:rFonts w:ascii="Calibri" w:eastAsia="Calibri" w:hAnsi="Calibri"/>
+                <w:color w:val="1A1A1A"/>
+                <w:sz w:val="20"/>
+                <w:lang w:val="en-US"/>
+              </w:rPr>
+              <w:lastRenderedPageBreak/>
               <w:t xml:space="preserve">– </w:t>
             </w:r>
             <w:r>
               <w:rPr>
-                <w:rFonts w:ascii="Calibri" w:hAnsi="Calibri" w:eastAsia="Calibri"/>
-                <w:b/>
-                <w:color w:val="1A1A1A"/>
-                <w:sz w:val="20"/>
+                <w:rFonts w:ascii="Calibri" w:eastAsia="Calibri" w:hAnsi="Calibri"/>
+                <w:b/>
+                <w:color w:val="1A1A1A"/>
+                <w:sz w:val="20"/>
+                <w:lang w:val="en-US"/>
               </w:rPr>
               <w:t>The backlog has acceptance criteria and a definition of done on every Trello card</w:t>
             </w:r>
             <w:r>
               <w:rPr>
-                <w:rFonts w:ascii="Calibri" w:hAnsi="Calibri" w:eastAsia="Calibri"/>
-                <w:color w:val="1A1A1A"/>
-                <w:sz w:val="20"/>
+                <w:rFonts w:ascii="Calibri" w:eastAsia="Calibri" w:hAnsi="Calibri"/>
+                <w:color w:val="1A1A1A"/>
+                <w:sz w:val="20"/>
+                <w:lang w:val="en-US"/>
               </w:rPr>
               <w:t>, so "done" can be verified rather than declared.</w:t>
             </w:r>
           </w:p>
           <w:p>
             <w:pPr>
-              <w:spacing w:after="80" w:before="0"/>
+              <w:spacing w:before="80" w:after="80"/>
+              <w:rPr>
+                <w:lang w:val="en-US"/>
+              </w:rPr>
+            </w:pPr>
+            <w:r>
+              <w:rPr>
+                <w:rFonts w:ascii="Calibri" w:eastAsia="Calibri" w:hAnsi="Calibri"/>
+                <w:b/>
+                <w:color w:val="1F3864"/>
+                <w:sz w:val="20"/>
+                <w:lang w:val="en-US"/>
+              </w:rPr>
+              <w:t>Hindering factors and how they are being addressed</w:t>
+            </w:r>
+          </w:p>
+          <w:p>
+            <w:pPr>
+              <w:spacing w:after="80"/>
               <w:ind w:left="200" w:hanging="160"/>
-            </w:pPr>
-            <w:r>
-              <w:rPr>
-                <w:rFonts w:ascii="Calibri" w:hAnsi="Calibri" w:eastAsia="Calibri"/>
-                <w:color w:val="1A1A1A"/>
-                <w:sz w:val="20"/>
+              <w:rPr>
+                <w:lang w:val="en-US"/>
+              </w:rPr>
+            </w:pPr>
+            <w:r>
+              <w:rPr>
+                <w:rFonts w:ascii="Calibri" w:eastAsia="Calibri" w:hAnsi="Calibri"/>
+                <w:color w:val="1A1A1A"/>
+                <w:sz w:val="20"/>
+                <w:lang w:val="en-US"/>
               </w:rPr>
               <w:t xml:space="preserve">– </w:t>
             </w:r>
             <w:r>
               <w:rPr>
-                <w:rFonts w:ascii="Calibri" w:hAnsi="Calibri" w:eastAsia="Calibri"/>
-                <w:b/>
-                <w:color w:val="1A1A1A"/>
-                <w:sz w:val="20"/>
-              </w:rPr>
-              <w:t>Instructor feedback:</w:t>
-            </w:r>
-            <w:r>
-              <w:rPr>
-                <w:rFonts w:ascii="Calibri" w:hAnsi="Calibri" w:eastAsia="Calibri"/>
-                <w:color w:val="1A1A1A"/>
-                <w:sz w:val="20"/>
+                <w:rFonts w:ascii="Calibri" w:eastAsia="Calibri" w:hAnsi="Calibri"/>
+                <w:b/>
+                <w:color w:val="1A1A1A"/>
+                <w:sz w:val="20"/>
+                <w:lang w:val="en-US"/>
+              </w:rPr>
+              <w:t>Development started three weeks late.</w:t>
+            </w:r>
+            <w:r>
+              <w:rPr>
+                <w:rFonts w:ascii="Calibri" w:eastAsia="Calibri" w:hAnsi="Calibri"/>
+                <w:color w:val="1A1A1A"/>
+                <w:sz w:val="20"/>
+                <w:lang w:val="en-US"/>
+              </w:rPr>
+              <w:t xml:space="preserve"> Sprint 0 ran from week 7 to week 10 while the environment was agreed with the instructor. </w:t>
+            </w:r>
+            <w:r>
+              <w:rPr>
+                <w:rFonts w:ascii="Calibri" w:eastAsia="Calibri" w:hAnsi="Calibri"/>
+                <w:b/>
+                <w:color w:val="1A1A1A"/>
+                <w:sz w:val="20"/>
+                <w:lang w:val="en-US"/>
+              </w:rPr>
+              <w:t>Action:</w:t>
+            </w:r>
+            <w:r>
+              <w:rPr>
+                <w:rFonts w:ascii="Calibri" w:eastAsia="Calibri" w:hAnsi="Calibri"/>
+                <w:color w:val="1A1A1A"/>
+                <w:sz w:val="20"/>
+                <w:lang w:val="en-US"/>
+              </w:rPr>
+              <w:t xml:space="preserve"> schedule v1.3 with five development sprints and two reserve sprints, AI-assisted development, and a light sprint 1 to measure the speed-up factor before committing to the rest.</w:t>
+            </w:r>
+          </w:p>
+          <w:p>
+            <w:pPr>
+              <w:spacing w:after="80"/>
+              <w:ind w:left="200" w:hanging="160"/>
+              <w:rPr>
+                <w:lang w:val="en-US"/>
+              </w:rPr>
+            </w:pPr>
+            <w:r>
+              <w:rPr>
+                <w:rFonts w:ascii="Calibri" w:eastAsia="Calibri" w:hAnsi="Calibri"/>
+                <w:color w:val="1A1A1A"/>
+                <w:sz w:val="20"/>
+                <w:lang w:val="en-US"/>
+              </w:rPr>
+              <w:t xml:space="preserve">– </w:t>
+            </w:r>
+            <w:r>
+              <w:rPr>
+                <w:rFonts w:ascii="Calibri" w:eastAsia="Calibri" w:hAnsi="Calibri"/>
+                <w:b/>
+                <w:color w:val="1A1A1A"/>
+                <w:sz w:val="20"/>
+                <w:lang w:val="en-US"/>
+              </w:rPr>
+              <w:t>Reduced availability for Jorge.</w:t>
+            </w:r>
+            <w:r>
+              <w:rPr>
+                <w:rFonts w:ascii="Calibri" w:eastAsia="Calibri" w:hAnsi="Calibri"/>
+                <w:color w:val="1A1A1A"/>
+                <w:sz w:val="20"/>
+                <w:lang w:val="en-US"/>
+              </w:rPr>
+              <w:t xml:space="preserve"> Since 1 October he has been doing his professional internship, about 40 hours a week. </w:t>
+            </w:r>
+            <w:r>
+              <w:rPr>
+                <w:rFonts w:ascii="Calibri" w:eastAsia="Calibri" w:hAnsi="Calibri"/>
+                <w:b/>
+                <w:color w:val="1A1A1A"/>
+                <w:sz w:val="20"/>
+                <w:lang w:val="en-US"/>
+              </w:rPr>
+              <w:t>Action:</w:t>
+            </w:r>
+            <w:r>
+              <w:rPr>
+                <w:rFonts w:ascii="Calibri" w:eastAsia="Calibri" w:hAnsi="Calibri"/>
+                <w:color w:val="1A1A1A"/>
+                <w:sz w:val="20"/>
+                <w:lang w:val="en-US"/>
+              </w:rPr>
+              <w:t xml:space="preserve"> his commitment is confirmed at every planning session, and if it drops the order of sacrifice applies, starting with the lowest-value tasks (MATU-28 and MATU-27).</w:t>
+            </w:r>
+          </w:p>
+          <w:p>
+            <w:pPr>
+              <w:spacing w:after="80"/>
+              <w:ind w:left="200" w:hanging="160"/>
+              <w:rPr>
+                <w:lang w:val="en-US"/>
+              </w:rPr>
+            </w:pPr>
+            <w:r>
+              <w:rPr>
+                <w:rFonts w:ascii="Calibri" w:eastAsia="Calibri" w:hAnsi="Calibri"/>
+                <w:color w:val="1A1A1A"/>
+                <w:sz w:val="20"/>
+                <w:lang w:val="en-US"/>
+              </w:rPr>
+              <w:t xml:space="preserve">– </w:t>
+            </w:r>
+            <w:r>
+              <w:rPr>
+                <w:rFonts w:ascii="Calibri" w:eastAsia="Calibri" w:hAnsi="Calibri"/>
+                <w:b/>
+                <w:color w:val="1A1A1A"/>
+                <w:sz w:val="20"/>
+                <w:lang w:val="en-US"/>
+              </w:rPr>
+              <w:t>The Transbank proof of concept is incomplete.</w:t>
+            </w:r>
+            <w:r>
+              <w:rPr>
+                <w:rFonts w:ascii="Calibri" w:eastAsia="Calibri" w:hAnsi="Calibri"/>
+                <w:color w:val="1A1A1A"/>
+                <w:sz w:val="20"/>
+                <w:lang w:val="en-US"/>
+              </w:rPr>
+              <w:t xml:space="preserve"> The test payments ended up aborted. </w:t>
+            </w:r>
+            <w:r>
+              <w:rPr>
+                <w:rFonts w:ascii="Calibri" w:eastAsia="Calibri" w:hAnsi="Calibri"/>
+                <w:b/>
+                <w:color w:val="1A1A1A"/>
+                <w:sz w:val="20"/>
+                <w:lang w:val="en-US"/>
+              </w:rPr>
+              <w:t>Action:</w:t>
+            </w:r>
+            <w:r>
+              <w:rPr>
+                <w:rFonts w:ascii="Calibri" w:eastAsia="Calibri" w:hAnsi="Calibri"/>
+                <w:color w:val="1A1A1A"/>
+                <w:sz w:val="20"/>
+                <w:lang w:val="en-US"/>
+              </w:rPr>
+              <w:t xml:space="preserve"> it is diagnosed with a status query script and closed in sprint 1. Payments are only built in sprint 4, so there is room.</w:t>
+            </w:r>
+          </w:p>
+          <w:p>
+            <w:pPr>
+              <w:spacing w:after="80"/>
+              <w:ind w:left="200" w:hanging="160"/>
+              <w:rPr>
+                <w:lang w:val="en-US"/>
+              </w:rPr>
+            </w:pPr>
+            <w:r>
+              <w:rPr>
+                <w:rFonts w:ascii="Calibri" w:eastAsia="Calibri" w:hAnsi="Calibri"/>
+                <w:color w:val="1A1A1A"/>
+                <w:sz w:val="20"/>
+                <w:lang w:val="en-US"/>
+              </w:rPr>
+              <w:t xml:space="preserve">– </w:t>
+            </w:r>
+            <w:r>
+              <w:rPr>
+                <w:rFonts w:ascii="Calibri" w:eastAsia="Calibri" w:hAnsi="Calibri"/>
+                <w:b/>
+                <w:color w:val="1A1A1A"/>
+                <w:sz w:val="20"/>
+                <w:lang w:val="en-US"/>
+              </w:rPr>
+              <w:t>Debit cards do not support deferred capture.</w:t>
+            </w:r>
+            <w:r>
+              <w:rPr>
+                <w:rFonts w:ascii="Calibri" w:eastAsia="Calibri" w:hAnsi="Calibri"/>
+                <w:color w:val="1A1A1A"/>
+                <w:sz w:val="20"/>
+                <w:lang w:val="en-US"/>
               </w:rPr>
               <w:t xml:space="preserve"> </w:t>
             </w:r>
             <w:r>
               <w:rPr>
-                <w:rFonts w:ascii="Calibri" w:hAnsi="Calibri" w:eastAsia="Calibri"/>
-                <w:b/>
-                <w:color w:val="1A1A1A"/>
-                <w:sz w:val="20"/>
-                <w:highlight w:val="yellow"/>
-              </w:rPr>
-              <w:t>[Complete with the instructor's specific feedback on Phase 1 and on the development environment and tools]</w:t>
-            </w:r>
-            <w:r>
-              <w:rPr>
-                <w:rFonts w:ascii="Calibri" w:hAnsi="Calibri" w:eastAsia="Calibri"/>
-                <w:color w:val="1A1A1A"/>
-                <w:sz w:val="20"/>
-              </w:rPr>
-              <w:t>.</w:t>
-            </w:r>
-          </w:p>
-          <w:p>
-            <w:pPr>
-              <w:spacing w:after="80" w:before="80"/>
-              <w:ind w:left="0" w:firstLine="0"/>
-            </w:pPr>
-            <w:r>
-              <w:rPr>
-                <w:rFonts w:ascii="Calibri" w:hAnsi="Calibri" w:eastAsia="Calibri"/>
-                <w:b/>
-                <w:color w:val="1F3864"/>
-                <w:sz w:val="20"/>
-              </w:rPr>
-              <w:t>Hindering factors and how they are being addressed</w:t>
-            </w:r>
-          </w:p>
-          <w:p>
-            <w:pPr>
-              <w:spacing w:after="80" w:before="0"/>
-              <w:ind w:left="200" w:hanging="160"/>
-            </w:pPr>
-            <w:r>
-              <w:rPr>
-                <w:rFonts w:ascii="Calibri" w:hAnsi="Calibri" w:eastAsia="Calibri"/>
-                <w:color w:val="1A1A1A"/>
-                <w:sz w:val="20"/>
-              </w:rPr>
-              <w:t xml:space="preserve">– </w:t>
-            </w:r>
-            <w:r>
-              <w:rPr>
-                <w:rFonts w:ascii="Calibri" w:hAnsi="Calibri" w:eastAsia="Calibri"/>
-                <w:b/>
-                <w:color w:val="1A1A1A"/>
-                <w:sz w:val="20"/>
-              </w:rPr>
-              <w:t>Development started three weeks late.</w:t>
-            </w:r>
-            <w:r>
-              <w:rPr>
-                <w:rFonts w:ascii="Calibri" w:hAnsi="Calibri" w:eastAsia="Calibri"/>
-                <w:color w:val="1A1A1A"/>
-                <w:sz w:val="20"/>
-              </w:rPr>
-              <w:t xml:space="preserve"> Sprint 0 ran from week 7 to week 10 while the environment was agreed with the instructor. </w:t>
-            </w:r>
-            <w:r>
-              <w:rPr>
-                <w:rFonts w:ascii="Calibri" w:hAnsi="Calibri" w:eastAsia="Calibri"/>
-                <w:b/>
-                <w:color w:val="1A1A1A"/>
-                <w:sz w:val="20"/>
+                <w:rFonts w:ascii="Calibri" w:eastAsia="Calibri" w:hAnsi="Calibri"/>
+                <w:b/>
+                <w:color w:val="1A1A1A"/>
+                <w:sz w:val="20"/>
+                <w:lang w:val="en-US"/>
               </w:rPr>
               <w:t>Action:</w:t>
             </w:r>
             <w:r>
               <w:rPr>
-                <w:rFonts w:ascii="Calibri" w:hAnsi="Calibri" w:eastAsia="Calibri"/>
-                <w:color w:val="1A1A1A"/>
-                <w:sz w:val="20"/>
-              </w:rPr>
-              <w:t xml:space="preserve"> schedule v1.3 with five development sprints and two reserve sprints, AI-assisted development, and a light sprint 1 to measure the speed-up factor before committing to the rest.</w:t>
-            </w:r>
-          </w:p>
-          <w:p>
-            <w:pPr>
-              <w:spacing w:after="80" w:before="0"/>
-              <w:ind w:left="200" w:hanging="160"/>
-            </w:pPr>
-            <w:r>
-              <w:rPr>
-                <w:rFonts w:ascii="Calibri" w:hAnsi="Calibri" w:eastAsia="Calibri"/>
-                <w:color w:val="1A1A1A"/>
-                <w:sz w:val="20"/>
-              </w:rPr>
-              <w:t xml:space="preserve">– </w:t>
-            </w:r>
-            <w:r>
-              <w:rPr>
-                <w:rFonts w:ascii="Calibri" w:hAnsi="Calibri" w:eastAsia="Calibri"/>
-                <w:b/>
-                <w:color w:val="1A1A1A"/>
-                <w:sz w:val="20"/>
-              </w:rPr>
-              <w:t>Reduced availability for Jorge.</w:t>
-            </w:r>
-            <w:r>
-              <w:rPr>
-                <w:rFonts w:ascii="Calibri" w:hAnsi="Calibri" w:eastAsia="Calibri"/>
-                <w:color w:val="1A1A1A"/>
-                <w:sz w:val="20"/>
-              </w:rPr>
-              <w:t xml:space="preserve"> Since 1 October he has been doing his professional internship, about 40 hours a week. </w:t>
-            </w:r>
-            <w:r>
-              <w:rPr>
-                <w:rFonts w:ascii="Calibri" w:hAnsi="Calibri" w:eastAsia="Calibri"/>
-                <w:b/>
-                <w:color w:val="1A1A1A"/>
-                <w:sz w:val="20"/>
-              </w:rPr>
-              <w:t>Action:</w:t>
-            </w:r>
-            <w:r>
-              <w:rPr>
-                <w:rFonts w:ascii="Calibri" w:hAnsi="Calibri" w:eastAsia="Calibri"/>
-                <w:color w:val="1A1A1A"/>
-                <w:sz w:val="20"/>
-              </w:rPr>
-              <w:t xml:space="preserve"> his commitment is confirmed at every planning session, and if it drops the order of sacrifice applies, starting with the lowest-value tasks (MATU-28 and MATU-27).</w:t>
-            </w:r>
-          </w:p>
-          <w:p>
-            <w:pPr>
-              <w:spacing w:after="80" w:before="0"/>
-              <w:ind w:left="200" w:hanging="160"/>
-            </w:pPr>
-            <w:r>
-              <w:rPr>
-                <w:rFonts w:ascii="Calibri" w:hAnsi="Calibri" w:eastAsia="Calibri"/>
-                <w:color w:val="1A1A1A"/>
-                <w:sz w:val="20"/>
-              </w:rPr>
-              <w:t xml:space="preserve">– </w:t>
-            </w:r>
-            <w:r>
-              <w:rPr>
-                <w:rFonts w:ascii="Calibri" w:hAnsi="Calibri" w:eastAsia="Calibri"/>
-                <w:b/>
-                <w:color w:val="1A1A1A"/>
-                <w:sz w:val="20"/>
-              </w:rPr>
-              <w:t>The Transbank proof of concept is incomplete.</w:t>
-            </w:r>
-            <w:r>
-              <w:rPr>
-                <w:rFonts w:ascii="Calibri" w:hAnsi="Calibri" w:eastAsia="Calibri"/>
-                <w:color w:val="1A1A1A"/>
-                <w:sz w:val="20"/>
-              </w:rPr>
-              <w:t xml:space="preserve"> The test payments ended up aborted. </w:t>
-            </w:r>
-            <w:r>
-              <w:rPr>
-                <w:rFonts w:ascii="Calibri" w:hAnsi="Calibri" w:eastAsia="Calibri"/>
-                <w:b/>
-                <w:color w:val="1A1A1A"/>
-                <w:sz w:val="20"/>
-              </w:rPr>
-              <w:t>Action:</w:t>
-            </w:r>
-            <w:r>
-              <w:rPr>
-                <w:rFonts w:ascii="Calibri" w:hAnsi="Calibri" w:eastAsia="Calibri"/>
-                <w:color w:val="1A1A1A"/>
-                <w:sz w:val="20"/>
-              </w:rPr>
-              <w:t xml:space="preserve"> it is diagnosed with a status query script and closed in sprint 1. Payments are only built in sprint 4, so there is room.</w:t>
-            </w:r>
-          </w:p>
-          <w:p>
-            <w:pPr>
-              <w:spacing w:after="80" w:before="0"/>
-              <w:ind w:left="200" w:hanging="160"/>
-            </w:pPr>
-            <w:r>
-              <w:rPr>
-                <w:rFonts w:ascii="Calibri" w:hAnsi="Calibri" w:eastAsia="Calibri"/>
-                <w:color w:val="1A1A1A"/>
-                <w:sz w:val="20"/>
-              </w:rPr>
-              <w:t xml:space="preserve">– </w:t>
-            </w:r>
-            <w:r>
-              <w:rPr>
-                <w:rFonts w:ascii="Calibri" w:hAnsi="Calibri" w:eastAsia="Calibri"/>
-                <w:b/>
-                <w:color w:val="1A1A1A"/>
-                <w:sz w:val="20"/>
-              </w:rPr>
-              <w:t>Debit cards do not support deferred capture.</w:t>
-            </w:r>
-            <w:r>
-              <w:rPr>
-                <w:rFonts w:ascii="Calibri" w:hAnsi="Calibri" w:eastAsia="Calibri"/>
-                <w:color w:val="1A1A1A"/>
-                <w:sz w:val="20"/>
-              </w:rPr>
-              <w:t xml:space="preserve"> </w:t>
-            </w:r>
-            <w:r>
-              <w:rPr>
-                <w:rFonts w:ascii="Calibri" w:hAnsi="Calibri" w:eastAsia="Calibri"/>
-                <w:b/>
-                <w:color w:val="1A1A1A"/>
-                <w:sz w:val="20"/>
-              </w:rPr>
-              <w:t>Action:</w:t>
-            </w:r>
-            <w:r>
-              <w:rPr>
-                <w:rFonts w:ascii="Calibri" w:hAnsi="Calibri" w:eastAsia="Calibri"/>
-                <w:color w:val="1A1A1A"/>
-                <w:sz w:val="20"/>
+                <w:rFonts w:ascii="Calibri" w:eastAsia="Calibri" w:hAnsi="Calibri"/>
+                <w:color w:val="1A1A1A"/>
+                <w:sz w:val="20"/>
+                <w:lang w:val="en-US"/>
               </w:rPr>
               <w:t xml:space="preserve"> plan B was already written in ADR-006: with debit, the estimated amount is charged and a credit note is issued for the difference. In sprint 1 the team decides whether to apply it or whether the MVP accepts credit cards only.</w:t>
             </w:r>
@@ -6150,7 +6177,7 @@
           <w:color w:val="595959" w:themeColor="text1" w:themeTint="A6"/>
           <w:sz w:val="24"/>
           <w:szCs w:val="24"/>
-          <w:lang w:val="es-ES"/>
+          <w:lang w:val="en-US"/>
         </w:rPr>
       </w:pPr>
     </w:p>
@@ -6158,6 +6185,7 @@
       <w:tblPr>
         <w:tblStyle w:val="Tablaconcuadrcula"/>
         <w:tblW w:w="5588" w:type="pct"/>
+        <w:jc w:val="center"/>
         <w:tblBorders>
           <w:top w:val="single" w:sz="4" w:space="0" w:color="BFBFBF" w:themeColor="background1" w:themeShade="BF"/>
           <w:left w:val="single" w:sz="4" w:space="0" w:color="BFBFBF" w:themeColor="background1" w:themeShade="BF"/>
@@ -6172,7 +6200,9 @@
         <w:gridCol w:w="9493"/>
       </w:tblGrid>
       <w:tr>
-        <w:trPr/>
+        <w:trPr>
+          <w:jc w:val="center"/>
+        </w:trPr>
         <w:tc>
           <w:tcPr>
             <w:tcW w:w="5000" w:type="pct"/>
@@ -6187,13 +6217,14 @@
                 <w:color w:val="548DD4"/>
                 <w:sz w:val="20"/>
                 <w:szCs w:val="20"/>
-                <w:lang w:eastAsia="es-CL"/>
+                <w:lang w:val="en-US" w:eastAsia="es-CL"/>
               </w:rPr>
             </w:pPr>
             <w:r>
               <w:rPr>
                 <w:rFonts w:ascii="Calibri" w:hAnsi="Calibri"/>
                 <w:color w:val="1F3864" w:themeColor="accent1" w:themeShade="80"/>
+                <w:lang w:val="en-US"/>
               </w:rPr>
               <w:t>Adjusted or removed activities: State the adjustments you made to your work plan or the activities you removed, and justify why. If your work plan has not required and does not require adjustments, justify this decision based on the factors that have allowed you to carry it out as planned.</w:t>
             </w:r>
@@ -6201,7 +6232,9 @@
         </w:tc>
       </w:tr>
       <w:tr>
-        <w:trPr/>
+        <w:trPr>
+          <w:jc w:val="center"/>
+        </w:trPr>
         <w:tc>
           <w:tcPr>
             <w:tcW w:w="5000" w:type="pct"/>
@@ -6209,8 +6242,7 @@
           </w:tcPr>
           <w:p>
             <w:pPr>
-              <w:spacing w:after="80" w:before="0"/>
-              <w:ind w:left="0" w:firstLine="0"/>
+              <w:spacing w:after="80"/>
               <w:jc w:val="both"/>
               <w:rPr>
                 <w:rFonts w:ascii="Calibri" w:hAnsi="Calibri" w:cs="Arial"/>
@@ -6218,240 +6250,284 @@
                 <w:color w:val="548DD4"/>
                 <w:sz w:val="20"/>
                 <w:szCs w:val="20"/>
-                <w:lang w:eastAsia="es-CL"/>
-              </w:rPr>
-            </w:pPr>
-            <w:r>
-              <w:rPr>
-                <w:rFonts w:ascii="Calibri" w:hAnsi="Calibri" w:eastAsia="Calibri"/>
-                <w:b/>
-                <w:color w:val="1A1A1A"/>
-                <w:sz w:val="20"/>
+                <w:lang w:val="en-US" w:eastAsia="es-CL"/>
+              </w:rPr>
+            </w:pPr>
+            <w:r>
+              <w:rPr>
+                <w:rFonts w:ascii="Calibri" w:eastAsia="Calibri" w:hAnsi="Calibri"/>
+                <w:b/>
+                <w:color w:val="1A1A1A"/>
+                <w:sz w:val="20"/>
+                <w:lang w:val="en-US"/>
               </w:rPr>
               <w:t>No activity was removed.</w:t>
             </w:r>
             <w:r>
               <w:rPr>
-                <w:rFonts w:ascii="Calibri" w:hAnsi="Calibri" w:eastAsia="Calibri"/>
-                <w:color w:val="1A1A1A"/>
-                <w:sz w:val="20"/>
+                <w:rFonts w:ascii="Calibri" w:eastAsia="Calibri" w:hAnsi="Calibri"/>
+                <w:color w:val="1A1A1A"/>
+                <w:sz w:val="20"/>
+                <w:lang w:val="en-US"/>
               </w:rPr>
               <w:t xml:space="preserve"> The committed scope of 213 hours stays. The adjustments concern the schedule and the way of working:</w:t>
             </w:r>
           </w:p>
           <w:p>
             <w:pPr>
-              <w:spacing w:after="80" w:before="0"/>
+              <w:spacing w:after="80"/>
               <w:ind w:left="200" w:hanging="160"/>
-            </w:pPr>
-            <w:r>
-              <w:rPr>
-                <w:rFonts w:ascii="Calibri" w:hAnsi="Calibri" w:eastAsia="Calibri"/>
-                <w:color w:val="1A1A1A"/>
-                <w:sz w:val="20"/>
+              <w:rPr>
+                <w:lang w:val="en-US"/>
+              </w:rPr>
+            </w:pPr>
+            <w:r>
+              <w:rPr>
+                <w:rFonts w:ascii="Calibri" w:eastAsia="Calibri" w:hAnsi="Calibri"/>
+                <w:color w:val="1A1A1A"/>
+                <w:sz w:val="20"/>
+                <w:lang w:val="en-US"/>
               </w:rPr>
               <w:t xml:space="preserve">– </w:t>
             </w:r>
             <w:r>
               <w:rPr>
-                <w:rFonts w:ascii="Calibri" w:hAnsi="Calibri" w:eastAsia="Calibri"/>
-                <w:b/>
-                <w:color w:val="1A1A1A"/>
-                <w:sz w:val="20"/>
+                <w:rFonts w:ascii="Calibri" w:eastAsia="Calibri" w:hAnsi="Calibri"/>
+                <w:b/>
+                <w:color w:val="1A1A1A"/>
+                <w:sz w:val="20"/>
+                <w:lang w:val="en-US"/>
               </w:rPr>
               <w:t>Sprint 0 extended to week 10.</w:t>
             </w:r>
             <w:r>
               <w:rPr>
-                <w:rFonts w:ascii="Calibri" w:hAnsi="Calibri" w:eastAsia="Calibri"/>
-                <w:color w:val="1A1A1A"/>
-                <w:sz w:val="20"/>
+                <w:rFonts w:ascii="Calibri" w:eastAsia="Calibri" w:hAnsi="Calibri"/>
+                <w:color w:val="1A1A1A"/>
+                <w:sz w:val="20"/>
+                <w:lang w:val="en-US"/>
               </w:rPr>
               <w:t xml:space="preserve"> The environment and tools had to be agreed with the instructor before writing product code.</w:t>
             </w:r>
           </w:p>
           <w:p>
             <w:pPr>
-              <w:spacing w:after="80" w:before="0"/>
+              <w:spacing w:after="80"/>
               <w:ind w:left="200" w:hanging="160"/>
-            </w:pPr>
-            <w:r>
-              <w:rPr>
-                <w:rFonts w:ascii="Calibri" w:hAnsi="Calibri" w:eastAsia="Calibri"/>
-                <w:color w:val="1A1A1A"/>
-                <w:sz w:val="20"/>
+              <w:rPr>
+                <w:lang w:val="en-US"/>
+              </w:rPr>
+            </w:pPr>
+            <w:r>
+              <w:rPr>
+                <w:rFonts w:ascii="Calibri" w:eastAsia="Calibri" w:hAnsi="Calibri"/>
+                <w:color w:val="1A1A1A"/>
+                <w:sz w:val="20"/>
+                <w:lang w:val="en-US"/>
               </w:rPr>
               <w:t xml:space="preserve">– </w:t>
             </w:r>
             <w:r>
               <w:rPr>
-                <w:rFonts w:ascii="Calibri" w:hAnsi="Calibri" w:eastAsia="Calibri"/>
-                <w:b/>
-                <w:color w:val="1A1A1A"/>
-                <w:sz w:val="20"/>
+                <w:rFonts w:ascii="Calibri" w:eastAsia="Calibri" w:hAnsi="Calibri"/>
+                <w:b/>
+                <w:color w:val="1A1A1A"/>
+                <w:sz w:val="20"/>
+                <w:lang w:val="en-US"/>
               </w:rPr>
               <w:t>Data model brought forward to sprint 0.</w:t>
             </w:r>
             <w:r>
               <w:rPr>
-                <w:rFonts w:ascii="Calibri" w:hAnsi="Calibri" w:eastAsia="Calibri"/>
-                <w:color w:val="1A1A1A"/>
-                <w:sz w:val="20"/>
+                <w:rFonts w:ascii="Calibri" w:eastAsia="Calibri" w:hAnsi="Calibri"/>
+                <w:color w:val="1A1A1A"/>
+                <w:sz w:val="20"/>
+                <w:lang w:val="en-US"/>
               </w:rPr>
               <w:t xml:space="preserve"> Writing it as executable SQL made it testable before having an API, and the highest architectural risk (isolation between families) was verified at the start.</w:t>
             </w:r>
           </w:p>
           <w:p>
             <w:pPr>
-              <w:spacing w:after="80" w:before="0"/>
+              <w:spacing w:after="80"/>
               <w:ind w:left="200" w:hanging="160"/>
-            </w:pPr>
-            <w:r>
-              <w:rPr>
-                <w:rFonts w:ascii="Calibri" w:hAnsi="Calibri" w:eastAsia="Calibri"/>
-                <w:color w:val="1A1A1A"/>
-                <w:sz w:val="20"/>
+              <w:rPr>
+                <w:lang w:val="en-US"/>
+              </w:rPr>
+            </w:pPr>
+            <w:r>
+              <w:rPr>
+                <w:rFonts w:ascii="Calibri" w:eastAsia="Calibri" w:hAnsi="Calibri"/>
+                <w:color w:val="1A1A1A"/>
+                <w:sz w:val="20"/>
+                <w:lang w:val="en-US"/>
               </w:rPr>
               <w:t xml:space="preserve">– </w:t>
             </w:r>
             <w:r>
               <w:rPr>
-                <w:rFonts w:ascii="Calibri" w:hAnsi="Calibri" w:eastAsia="Calibri"/>
-                <w:b/>
-                <w:color w:val="1A1A1A"/>
-                <w:sz w:val="20"/>
+                <w:rFonts w:ascii="Calibri" w:eastAsia="Calibri" w:hAnsi="Calibri"/>
+                <w:b/>
+                <w:color w:val="1A1A1A"/>
+                <w:sz w:val="20"/>
+                <w:lang w:val="en-US"/>
               </w:rPr>
               <w:t>Sprints regrouped from eight to five.</w:t>
             </w:r>
             <w:r>
               <w:rPr>
-                <w:rFonts w:ascii="Calibri" w:hAnsi="Calibri" w:eastAsia="Calibri"/>
-                <w:color w:val="1A1A1A"/>
-                <w:sz w:val="20"/>
+                <w:rFonts w:ascii="Calibri" w:eastAsia="Calibri" w:hAnsi="Calibri"/>
+                <w:color w:val="1A1A1A"/>
+                <w:sz w:val="20"/>
+                <w:lang w:val="en-US"/>
               </w:rPr>
               <w:t xml:space="preserve"> Sprints 2 and 3, 4 and 5, and 6 and 7 of the original plan are merged. This is justified by the late start and by AI-assisted development, and it is conditional: if the factor measured in sprint 1 is below 1.4, the order of sacrifice applies before sprint 2.</w:t>
             </w:r>
           </w:p>
           <w:p>
             <w:pPr>
-              <w:spacing w:after="80" w:before="0"/>
+              <w:spacing w:after="80"/>
               <w:ind w:left="200" w:hanging="160"/>
-            </w:pPr>
-            <w:r>
-              <w:rPr>
-                <w:rFonts w:ascii="Calibri" w:hAnsi="Calibri" w:eastAsia="Calibri"/>
-                <w:color w:val="1A1A1A"/>
-                <w:sz w:val="20"/>
+              <w:rPr>
+                <w:lang w:val="en-US"/>
+              </w:rPr>
+            </w:pPr>
+            <w:r>
+              <w:rPr>
+                <w:rFonts w:ascii="Calibri" w:eastAsia="Calibri" w:hAnsi="Calibri"/>
+                <w:color w:val="1A1A1A"/>
+                <w:sz w:val="20"/>
+                <w:lang w:val="en-US"/>
               </w:rPr>
               <w:t xml:space="preserve">– </w:t>
             </w:r>
             <w:r>
               <w:rPr>
-                <w:rFonts w:ascii="Calibri" w:hAnsi="Calibri" w:eastAsia="Calibri"/>
-                <w:b/>
-                <w:color w:val="1A1A1A"/>
-                <w:sz w:val="20"/>
+                <w:rFonts w:ascii="Calibri" w:eastAsia="Calibri" w:hAnsi="Calibri"/>
+                <w:b/>
+                <w:color w:val="1A1A1A"/>
+                <w:sz w:val="20"/>
+                <w:lang w:val="en-US"/>
               </w:rPr>
               <w:t>Staging brought forward to sprint 3</w:t>
             </w:r>
             <w:r>
               <w:rPr>
-                <w:rFonts w:ascii="Calibri" w:hAnsi="Calibri" w:eastAsia="Calibri"/>
-                <w:color w:val="1A1A1A"/>
-                <w:sz w:val="20"/>
+                <w:rFonts w:ascii="Calibri" w:eastAsia="Calibri" w:hAnsi="Calibri"/>
+                <w:color w:val="1A1A1A"/>
+                <w:sz w:val="20"/>
+                <w:lang w:val="en-US"/>
               </w:rPr>
               <w:t>, so that the demonstration environment exists two sprints before the close.</w:t>
             </w:r>
           </w:p>
           <w:p>
             <w:pPr>
-              <w:spacing w:after="80" w:before="0"/>
+              <w:spacing w:after="80"/>
               <w:ind w:left="200" w:hanging="160"/>
-            </w:pPr>
-            <w:r>
-              <w:rPr>
-                <w:rFonts w:ascii="Calibri" w:hAnsi="Calibri" w:eastAsia="Calibri"/>
-                <w:color w:val="1A1A1A"/>
-                <w:sz w:val="20"/>
+              <w:rPr>
+                <w:lang w:val="en-US"/>
+              </w:rPr>
+            </w:pPr>
+            <w:r>
+              <w:rPr>
+                <w:rFonts w:ascii="Calibri" w:eastAsia="Calibri" w:hAnsi="Calibri"/>
+                <w:color w:val="1A1A1A"/>
+                <w:sz w:val="20"/>
+                <w:lang w:val="en-US"/>
               </w:rPr>
               <w:t xml:space="preserve">– </w:t>
             </w:r>
             <w:r>
               <w:rPr>
-                <w:rFonts w:ascii="Calibri" w:hAnsi="Calibri" w:eastAsia="Calibri"/>
-                <w:b/>
-                <w:color w:val="1A1A1A"/>
-                <w:sz w:val="20"/>
+                <w:rFonts w:ascii="Calibri" w:eastAsia="Calibri" w:hAnsi="Calibri"/>
+                <w:b/>
+                <w:color w:val="1A1A1A"/>
+                <w:sz w:val="20"/>
+                <w:lang w:val="en-US"/>
               </w:rPr>
               <w:t>Usability in two rounds.</w:t>
             </w:r>
             <w:r>
               <w:rPr>
-                <w:rFonts w:ascii="Calibri" w:hAnsi="Calibri" w:eastAsia="Calibri"/>
-                <w:color w:val="1A1A1A"/>
-                <w:sz w:val="20"/>
+                <w:rFonts w:ascii="Calibri" w:eastAsia="Calibri" w:hAnsi="Calibri"/>
+                <w:color w:val="1A1A1A"/>
+                <w:sz w:val="20"/>
+                <w:lang w:val="en-US"/>
               </w:rPr>
               <w:t xml:space="preserve"> The first one uses the test prototype, without waiting for the app, so corrections happen before building.</w:t>
             </w:r>
           </w:p>
           <w:p>
             <w:pPr>
-              <w:spacing w:after="80" w:before="0"/>
+              <w:spacing w:after="80"/>
               <w:ind w:left="200" w:hanging="160"/>
-            </w:pPr>
-            <w:r>
-              <w:rPr>
-                <w:rFonts w:ascii="Calibri" w:hAnsi="Calibri" w:eastAsia="Calibri"/>
-                <w:color w:val="1A1A1A"/>
-                <w:sz w:val="20"/>
+              <w:rPr>
+                <w:lang w:val="en-US"/>
+              </w:rPr>
+            </w:pPr>
+            <w:r>
+              <w:rPr>
+                <w:rFonts w:ascii="Calibri" w:eastAsia="Calibri" w:hAnsi="Calibri"/>
+                <w:color w:val="1A1A1A"/>
+                <w:sz w:val="20"/>
+                <w:lang w:val="en-US"/>
               </w:rPr>
               <w:t xml:space="preserve">– </w:t>
             </w:r>
             <w:r>
               <w:rPr>
-                <w:rFonts w:ascii="Calibri" w:hAnsi="Calibri" w:eastAsia="Calibri"/>
-                <w:b/>
-                <w:color w:val="1A1A1A"/>
-                <w:sz w:val="20"/>
+                <w:rFonts w:ascii="Calibri" w:eastAsia="Calibri" w:hAnsi="Calibri"/>
+                <w:b/>
+                <w:color w:val="1A1A1A"/>
+                <w:sz w:val="20"/>
+                <w:lang w:val="en-US"/>
               </w:rPr>
               <w:t>Payment test shared between both team members</w:t>
             </w:r>
             <w:r>
               <w:rPr>
-                <w:rFonts w:ascii="Calibri" w:hAnsi="Calibri" w:eastAsia="Calibri"/>
-                <w:color w:val="1A1A1A"/>
-                <w:sz w:val="20"/>
+                <w:rFonts w:ascii="Calibri" w:eastAsia="Calibri" w:hAnsi="Calibri"/>
+                <w:color w:val="1A1A1A"/>
+                <w:sz w:val="20"/>
+                <w:lang w:val="en-US"/>
               </w:rPr>
               <w:t>, to be closed in sprint 1.</w:t>
             </w:r>
           </w:p>
           <w:p>
             <w:pPr>
-              <w:spacing w:after="80" w:before="0"/>
+              <w:spacing w:after="80"/>
               <w:ind w:left="200" w:hanging="160"/>
-            </w:pPr>
-            <w:r>
-              <w:rPr>
-                <w:rFonts w:ascii="Calibri" w:hAnsi="Calibri" w:eastAsia="Calibri"/>
-                <w:color w:val="1A1A1A"/>
-                <w:sz w:val="20"/>
+              <w:rPr>
+                <w:lang w:val="en-US"/>
+              </w:rPr>
+            </w:pPr>
+            <w:r>
+              <w:rPr>
+                <w:rFonts w:ascii="Calibri" w:eastAsia="Calibri" w:hAnsi="Calibri"/>
+                <w:color w:val="1A1A1A"/>
+                <w:sz w:val="20"/>
+                <w:lang w:val="en-US"/>
               </w:rPr>
               <w:t xml:space="preserve">– </w:t>
             </w:r>
             <w:r>
               <w:rPr>
-                <w:rFonts w:ascii="Calibri" w:hAnsi="Calibri" w:eastAsia="Calibri"/>
-                <w:b/>
-                <w:color w:val="1A1A1A"/>
-                <w:sz w:val="20"/>
+                <w:rFonts w:ascii="Calibri" w:eastAsia="Calibri" w:hAnsi="Calibri"/>
+                <w:b/>
+                <w:color w:val="1A1A1A"/>
+                <w:sz w:val="20"/>
+                <w:lang w:val="en-US"/>
               </w:rPr>
               <w:t>Trello board and two repositories</w:t>
             </w:r>
             <w:r>
               <w:rPr>
-                <w:rFonts w:ascii="Calibri" w:hAnsi="Calibri" w:eastAsia="Calibri"/>
-                <w:color w:val="1A1A1A"/>
-                <w:sz w:val="20"/>
+                <w:rFonts w:ascii="Calibri" w:eastAsia="Calibri" w:hAnsi="Calibri"/>
+                <w:color w:val="1A1A1A"/>
+                <w:sz w:val="20"/>
+                <w:lang w:val="en-US"/>
               </w:rPr>
               <w:t>, one for evidence and one for code.</w:t>
             </w:r>
@@ -6469,7 +6545,7 @@
           <w:color w:val="548DD4"/>
           <w:sz w:val="20"/>
           <w:szCs w:val="20"/>
-          <w:lang w:eastAsia="es-CL"/>
+          <w:lang w:val="en-US" w:eastAsia="es-CL"/>
         </w:rPr>
       </w:pPr>
     </w:p>
@@ -6483,7 +6559,7 @@
           <w:color w:val="548DD4"/>
           <w:sz w:val="20"/>
           <w:szCs w:val="20"/>
-          <w:lang w:eastAsia="es-CL"/>
+          <w:lang w:val="en-US" w:eastAsia="es-CL"/>
         </w:rPr>
       </w:pPr>
     </w:p>
@@ -6491,7 +6567,7 @@
       <w:tblPr>
         <w:tblStyle w:val="Tablaconcuadrcula"/>
         <w:tblW w:w="5591" w:type="pct"/>
-        <w:tblInd w:w="-572" w:type="dxa"/>
+        <w:jc w:val="center"/>
         <w:tblBorders>
           <w:top w:val="single" w:sz="4" w:space="0" w:color="BFBFBF" w:themeColor="background1" w:themeShade="BF"/>
           <w:left w:val="single" w:sz="4" w:space="0" w:color="BFBFBF" w:themeColor="background1" w:themeShade="BF"/>
@@ -6506,7 +6582,9 @@
         <w:gridCol w:w="9498"/>
       </w:tblGrid>
       <w:tr>
-        <w:trPr/>
+        <w:trPr>
+          <w:jc w:val="center"/>
+        </w:trPr>
         <w:tc>
           <w:tcPr>
             <w:tcW w:w="5000" w:type="pct"/>
@@ -6521,13 +6599,14 @@
                 <w:color w:val="548DD4"/>
                 <w:sz w:val="20"/>
                 <w:szCs w:val="20"/>
-                <w:lang w:eastAsia="es-CL"/>
+                <w:lang w:val="en-US" w:eastAsia="es-CL"/>
               </w:rPr>
             </w:pPr>
             <w:r>
               <w:rPr>
                 <w:rFonts w:ascii="Calibri" w:hAnsi="Calibri"/>
                 <w:color w:val="1F3864" w:themeColor="accent1" w:themeShade="80"/>
+                <w:lang w:val="en-US"/>
               </w:rPr>
               <w:t>Activities not started or delayed: If you have activities that have not started or are delayed according to your plan, state why you have not been able to meet those deadlines and which strategies you will use to move them forward without affecting your APT project.</w:t>
             </w:r>
@@ -6535,7 +6614,9 @@
         </w:tc>
       </w:tr>
       <w:tr>
-        <w:trPr/>
+        <w:trPr>
+          <w:jc w:val="center"/>
+        </w:trPr>
         <w:tc>
           <w:tcPr>
             <w:tcW w:w="5000" w:type="pct"/>
@@ -6543,8 +6624,7 @@
           </w:tcPr>
           <w:p>
             <w:pPr>
-              <w:spacing w:after="80" w:before="80"/>
-              <w:ind w:left="0" w:firstLine="0"/>
+              <w:spacing w:before="80" w:after="80"/>
               <w:jc w:val="both"/>
               <w:rPr>
                 <w:rFonts w:ascii="Calibri" w:hAnsi="Calibri" w:cs="Arial"/>
@@ -6552,137 +6632,163 @@
                 <w:color w:val="548DD4"/>
                 <w:sz w:val="20"/>
                 <w:szCs w:val="20"/>
-                <w:lang w:eastAsia="es-CL"/>
-              </w:rPr>
-            </w:pPr>
-            <w:r>
-              <w:rPr>
-                <w:rFonts w:ascii="Calibri" w:hAnsi="Calibri" w:eastAsia="Calibri"/>
+                <w:lang w:val="en-US" w:eastAsia="es-CL"/>
+              </w:rPr>
+            </w:pPr>
+            <w:r>
+              <w:rPr>
+                <w:rFonts w:ascii="Calibri" w:eastAsia="Calibri" w:hAnsi="Calibri"/>
                 <w:b/>
                 <w:color w:val="1F3864"/>
                 <w:sz w:val="20"/>
+                <w:lang w:val="en-US"/>
               </w:rPr>
               <w:t>Delayed activities</w:t>
             </w:r>
           </w:p>
           <w:p>
             <w:pPr>
-              <w:spacing w:after="80" w:before="0"/>
+              <w:spacing w:after="80"/>
               <w:ind w:left="200" w:hanging="160"/>
-            </w:pPr>
-            <w:r>
-              <w:rPr>
-                <w:rFonts w:ascii="Calibri" w:hAnsi="Calibri" w:eastAsia="Calibri"/>
-                <w:color w:val="1A1A1A"/>
-                <w:sz w:val="20"/>
+              <w:rPr>
+                <w:lang w:val="en-US"/>
+              </w:rPr>
+            </w:pPr>
+            <w:r>
+              <w:rPr>
+                <w:rFonts w:ascii="Calibri" w:eastAsia="Calibri" w:hAnsi="Calibri"/>
+                <w:color w:val="1A1A1A"/>
+                <w:sz w:val="20"/>
+                <w:lang w:val="en-US"/>
               </w:rPr>
               <w:t xml:space="preserve">– </w:t>
             </w:r>
             <w:r>
               <w:rPr>
-                <w:rFonts w:ascii="Calibri" w:hAnsi="Calibri" w:eastAsia="Calibri"/>
-                <w:b/>
-                <w:color w:val="1A1A1A"/>
-                <w:sz w:val="20"/>
+                <w:rFonts w:ascii="Calibri" w:eastAsia="Calibri" w:hAnsi="Calibri"/>
+                <w:b/>
+                <w:color w:val="1A1A1A"/>
+                <w:sz w:val="20"/>
+                <w:lang w:val="en-US"/>
               </w:rPr>
               <w:t>Transbank proof of concept.</w:t>
             </w:r>
             <w:r>
               <w:rPr>
-                <w:rFonts w:ascii="Calibri" w:hAnsi="Calibri" w:eastAsia="Calibri"/>
-                <w:color w:val="1A1A1A"/>
-                <w:sz w:val="20"/>
+                <w:rFonts w:ascii="Calibri" w:eastAsia="Calibri" w:hAnsi="Calibri"/>
+                <w:color w:val="1A1A1A"/>
+                <w:sz w:val="20"/>
+                <w:lang w:val="en-US"/>
               </w:rPr>
               <w:t xml:space="preserve"> Reason: the test payments ended up aborted and the cause was not identified. Strategy: diagnosis with the status script, and cases 1, 2, 3 and 5 closed in sprint 1 as priority 0.</w:t>
             </w:r>
           </w:p>
           <w:p>
             <w:pPr>
-              <w:spacing w:after="80" w:before="0"/>
+              <w:spacing w:after="80"/>
               <w:ind w:left="200" w:hanging="160"/>
-            </w:pPr>
-            <w:r>
-              <w:rPr>
-                <w:rFonts w:ascii="Calibri" w:hAnsi="Calibri" w:eastAsia="Calibri"/>
-                <w:color w:val="1A1A1A"/>
-                <w:sz w:val="20"/>
-              </w:rPr>
+              <w:rPr>
+                <w:lang w:val="en-US"/>
+              </w:rPr>
+            </w:pPr>
+            <w:r>
+              <w:rPr>
+                <w:rFonts w:ascii="Calibri" w:eastAsia="Calibri" w:hAnsi="Calibri"/>
+                <w:color w:val="1A1A1A"/>
+                <w:sz w:val="20"/>
+                <w:lang w:val="en-US"/>
+              </w:rPr>
+              <w:lastRenderedPageBreak/>
               <w:t xml:space="preserve">– </w:t>
             </w:r>
             <w:r>
               <w:rPr>
-                <w:rFonts w:ascii="Calibri" w:hAnsi="Calibri" w:eastAsia="Calibri"/>
-                <w:b/>
-                <w:color w:val="1A1A1A"/>
-                <w:sz w:val="20"/>
+                <w:rFonts w:ascii="Calibri" w:eastAsia="Calibri" w:hAnsi="Calibri"/>
+                <w:b/>
+                <w:color w:val="1A1A1A"/>
+                <w:sz w:val="20"/>
+                <w:lang w:val="en-US"/>
               </w:rPr>
               <w:t>Extended validation.</w:t>
             </w:r>
             <w:r>
               <w:rPr>
-                <w:rFonts w:ascii="Calibri" w:hAnsi="Calibri" w:eastAsia="Calibri"/>
-                <w:color w:val="1A1A1A"/>
-                <w:sz w:val="20"/>
+                <w:rFonts w:ascii="Calibri" w:eastAsia="Calibri" w:hAnsi="Calibri"/>
+                <w:color w:val="1A1A1A"/>
+                <w:sz w:val="20"/>
+                <w:lang w:val="en-US"/>
               </w:rPr>
               <w:t xml:space="preserve"> Reason: the sprint 0 extension took up week 9. Strategy: four interviews before sprint 4 (6 November), recruited through a concentrated channel. Since cost sharing is already outside the committed scope, its result guides the product roadmap beyond the semester without constraining the MVP.</w:t>
             </w:r>
           </w:p>
           <w:p>
             <w:pPr>
-              <w:spacing w:after="80" w:before="0"/>
+              <w:spacing w:after="80"/>
               <w:ind w:left="200" w:hanging="160"/>
-            </w:pPr>
-            <w:r>
-              <w:rPr>
-                <w:rFonts w:ascii="Calibri" w:hAnsi="Calibri" w:eastAsia="Calibri"/>
-                <w:color w:val="1A1A1A"/>
-                <w:sz w:val="20"/>
+              <w:rPr>
+                <w:lang w:val="en-US"/>
+              </w:rPr>
+            </w:pPr>
+            <w:r>
+              <w:rPr>
+                <w:rFonts w:ascii="Calibri" w:eastAsia="Calibri" w:hAnsi="Calibri"/>
+                <w:color w:val="1A1A1A"/>
+                <w:sz w:val="20"/>
+                <w:lang w:val="en-US"/>
               </w:rPr>
               <w:t xml:space="preserve">– </w:t>
             </w:r>
             <w:r>
               <w:rPr>
-                <w:rFonts w:ascii="Calibri" w:hAnsi="Calibri" w:eastAsia="Calibri"/>
-                <w:b/>
-                <w:color w:val="1A1A1A"/>
-                <w:sz w:val="20"/>
+                <w:rFonts w:ascii="Calibri" w:eastAsia="Calibri" w:hAnsi="Calibri"/>
+                <w:b/>
+                <w:color w:val="1A1A1A"/>
+                <w:sz w:val="20"/>
+                <w:lang w:val="en-US"/>
               </w:rPr>
               <w:t>API skeleton.</w:t>
             </w:r>
             <w:r>
               <w:rPr>
-                <w:rFonts w:ascii="Calibri" w:hAnsi="Calibri" w:eastAsia="Calibri"/>
-                <w:color w:val="1A1A1A"/>
-                <w:sz w:val="20"/>
+                <w:rFonts w:ascii="Calibri" w:eastAsia="Calibri" w:hAnsi="Calibri"/>
+                <w:color w:val="1A1A1A"/>
+                <w:sz w:val="20"/>
+                <w:lang w:val="en-US"/>
               </w:rPr>
               <w:t xml:space="preserve"> Reason: it was left pending because the tools were agreed late. Strategy: priority 0 in sprint 1, since the first stories need it.</w:t>
             </w:r>
           </w:p>
           <w:p>
             <w:pPr>
-              <w:spacing w:after="80" w:before="80"/>
-              <w:ind w:left="0" w:firstLine="0"/>
-            </w:pPr>
-            <w:r>
-              <w:rPr>
-                <w:rFonts w:ascii="Calibri" w:hAnsi="Calibri" w:eastAsia="Calibri"/>
+              <w:spacing w:before="80" w:after="80"/>
+              <w:rPr>
+                <w:lang w:val="en-US"/>
+              </w:rPr>
+            </w:pPr>
+            <w:r>
+              <w:rPr>
+                <w:rFonts w:ascii="Calibri" w:eastAsia="Calibri" w:hAnsi="Calibri"/>
                 <w:b/>
                 <w:color w:val="1F3864"/>
                 <w:sz w:val="20"/>
+                <w:lang w:val="en-US"/>
               </w:rPr>
               <w:t>Activities not started</w:t>
             </w:r>
           </w:p>
           <w:p>
             <w:pPr>
-              <w:spacing w:after="80" w:before="0"/>
-              <w:ind w:left="0" w:firstLine="0"/>
-            </w:pPr>
-            <w:r>
-              <w:rPr>
-                <w:rFonts w:ascii="Calibri" w:hAnsi="Calibri" w:eastAsia="Calibri"/>
-                <w:color w:val="1A1A1A"/>
-                <w:sz w:val="20"/>
+              <w:spacing w:after="80"/>
+              <w:rPr>
+                <w:lang w:val="en-US"/>
+              </w:rPr>
+            </w:pPr>
+            <w:r>
+              <w:rPr>
+                <w:rFonts w:ascii="Calibri" w:eastAsia="Calibri" w:hAnsi="Calibri"/>
+                <w:color w:val="1A1A1A"/>
+                <w:sz w:val="20"/>
+                <w:lang w:val="en-US"/>
               </w:rPr>
               <w:t>Layer 1, the mobile app, layer 2, the catalogue, usability testing, layer 3 and the close-out have not started because they depend on development starting. They have dates in schedule v1.3 and will not affect the project if two conditions hold: the speed-up factor measured in sprint 1 is at least 1.4, and the order of sacrifice is respected. The two reserve sprints (20 November to 3 December) can absorb a delay of up to two weeks without touching the product.</w:t>
             </w:r>
@@ -6693,13 +6799,13 @@
     <w:p>
       <w:pPr>
         <w:rPr>
-          <w:lang w:val="es-ES"/>
+          <w:lang w:val="en-US"/>
         </w:rPr>
       </w:pPr>
     </w:p>
     <w:sectPr>
       <w:headerReference w:type="default" r:id="rId10"/>
-      <w:footerReference w:type="default" r:id="rId13"/>
+      <w:footerReference w:type="default" r:id="rId11"/>
       <w:pgSz w:w="11906" w:h="16838"/>
       <w:pgMar w:top="1417" w:right="1701" w:bottom="1417" w:left="1701" w:header="708" w:footer="708" w:gutter="0"/>
       <w:cols w:space="708"/>
@@ -6710,7 +6816,7 @@
 </file>
 
 <file path=word/endnotes.xml><?xml version="1.0" encoding="utf-8"?>
-<w:endnotes xmlns:wpc="http://schemas.microsoft.com/office/word/2010/wordprocessingCanvas" xmlns:cx="http://schemas.microsoft.com/office/drawing/2014/chartex" xmlns:mc="http://schemas.openxmlformats.org/markup-compatibility/2006" xmlns:o="urn:schemas-microsoft-com:office:office" xmlns:r="http://schemas.openxmlformats.org/officeDocument/2006/relationships" xmlns:m="http://schemas.openxmlformats.org/officeDocument/2006/math" xmlns:v="urn:schemas-microsoft-com:vml" xmlns:wp14="http://schemas.microsoft.com/office/word/2010/wordprocessingDrawing" xmlns:wp="http://schemas.openxmlformats.org/drawingml/2006/wordprocessingDrawing" xmlns:w10="urn:schemas-microsoft-com:office:word" xmlns:w="http://schemas.openxmlformats.org/wordprocessingml/2006/main" xmlns:w14="http://schemas.microsoft.com/office/word/2010/wordml" xmlns:w15="http://schemas.microsoft.com/office/word/2012/wordml" xmlns:w16se="http://schemas.microsoft.com/office/word/2015/wordml/symex" xmlns:wpg="http://schemas.microsoft.com/office/word/2010/wordprocessingGroup" xmlns:wpi="http://schemas.microsoft.com/office/word/2010/wordprocessingInk" xmlns:wne="http://schemas.microsoft.com/office/word/2006/wordml" xmlns:wps="http://schemas.microsoft.com/office/word/2010/wordprocessingShape" mc:Ignorable="w14 w15 w16se wp14">
+<w:endnotes xmlns:wpc="http://schemas.microsoft.com/office/word/2010/wordprocessingCanvas" xmlns:cx="http://schemas.microsoft.com/office/drawing/2014/chartex" xmlns:cx1="http://schemas.microsoft.com/office/drawing/2015/9/8/chartex" xmlns:cx2="http://schemas.microsoft.com/office/drawing/2015/10/21/chartex" xmlns:cx3="http://schemas.microsoft.com/office/drawing/2016/5/9/chartex" xmlns:cx4="http://schemas.microsoft.com/office/drawing/2016/5/10/chartex" xmlns:cx5="http://schemas.microsoft.com/office/drawing/2016/5/11/chartex" xmlns:cx6="http://schemas.microsoft.com/office/drawing/2016/5/12/chartex" xmlns:cx7="http://schemas.microsoft.com/office/drawing/2016/5/13/chartex" xmlns:cx8="http://schemas.microsoft.com/office/drawing/2016/5/14/chartex" xmlns:mc="http://schemas.openxmlformats.org/markup-compatibility/2006" xmlns:aink="http://schemas.microsoft.com/office/drawing/2016/ink" xmlns:am3d="http://schemas.microsoft.com/office/drawing/2017/model3d" xmlns:o="urn:schemas-microsoft-com:office:office" xmlns:oel="http://schemas.microsoft.com/office/2019/extlst" xmlns:r="http://schemas.openxmlformats.org/officeDocument/2006/relationships" xmlns:m="http://schemas.openxmlformats.org/officeDocument/2006/math" xmlns:v="urn:schemas-microsoft-com:vml" xmlns:wp14="http://schemas.microsoft.com/office/word/2010/wordprocessingDrawing" xmlns:wp="http://schemas.openxmlformats.org/drawingml/2006/wordprocessingDrawing" xmlns:w10="urn:schemas-microsoft-com:office:word" xmlns:w="http://schemas.openxmlformats.org/wordprocessingml/2006/main" xmlns:w14="http://schemas.microsoft.com/office/word/2010/wordml" xmlns:w15="http://schemas.microsoft.com/office/word/2012/wordml" xmlns:w16cex="http://schemas.microsoft.com/office/word/2018/wordml/cex" xmlns:w16cid="http://schemas.microsoft.com/office/word/2016/wordml/cid" xmlns:w16="http://schemas.microsoft.com/office/word/2018/wordml" xmlns:w16du="http://schemas.microsoft.com/office/word/2023/wordml/word16du" xmlns:w16sdtdh="http://schemas.microsoft.com/office/word/2020/wordml/sdtdatahash" xmlns:w16sdtfl="http://schemas.microsoft.com/office/word/2024/wordml/sdtformatlock" xmlns:w16se="http://schemas.microsoft.com/office/word/2015/wordml/symex" xmlns:wpg="http://schemas.microsoft.com/office/word/2010/wordprocessingGroup" xmlns:wpi="http://schemas.microsoft.com/office/word/2010/wordprocessingInk" xmlns:wne="http://schemas.microsoft.com/office/word/2006/wordml" xmlns:wps="http://schemas.microsoft.com/office/word/2010/wordprocessingShape" mc:Ignorable="w14 w15 w16se w16cid w16 w16cex w16sdtdh w16sdtfl w16du wp14">
   <w:endnote w:type="separator" w:id="-1">
     <w:p>
       <w:pPr>
@@ -6735,17 +6841,13 @@
 </file>
 
 <file path=word/footer1.xml><?xml version="1.0" encoding="utf-8"?>
-<w:ftr xmlns:m="http://schemas.openxmlformats.org/officeDocument/2006/math" xmlns:mc="http://schemas.openxmlformats.org/markup-compatibility/2006" xmlns:mo="http://schemas.microsoft.com/office/mac/office/2008/main" xmlns:mv="urn:schemas-microsoft-com:mac:vml" xmlns:o="urn:schemas-microsoft-com:office:office" xmlns:r="http://schemas.openxmlformats.org/officeDocument/2006/relationships" xmlns:v="urn:schemas-microsoft-com:vml" xmlns:w10="urn:schemas-microsoft-com:office:word" xmlns:w14="http://schemas.microsoft.com/office/word/2010/wordml" xmlns:w="http://schemas.openxmlformats.org/wordprocessingml/2006/main" xmlns:wne="http://schemas.microsoft.com/office/word/2006/wordml" xmlns:wp14="http://schemas.microsoft.com/office/word/2010/wordprocessingDrawing" xmlns:wp="http://schemas.openxmlformats.org/drawingml/2006/wordprocessingDrawing" xmlns:wpc="http://schemas.microsoft.com/office/word/2010/wordprocessingCanvas" xmlns:wpg="http://schemas.microsoft.com/office/word/2010/wordprocessingGroup" xmlns:wpi="http://schemas.microsoft.com/office/word/2010/wordprocessingInk" xmlns:wps="http://schemas.microsoft.com/office/word/2010/wordprocessingShape" mc:Ignorable="w14 wp14">
-  <w:p>
-    <w:pPr>
-      <w:pStyle w:val="Footer"/>
-    </w:pPr>
-  </w:p>
+<w:ftr xmlns:wpc="http://schemas.microsoft.com/office/word/2010/wordprocessingCanvas" xmlns:cx="http://schemas.microsoft.com/office/drawing/2014/chartex" xmlns:cx1="http://schemas.microsoft.com/office/drawing/2015/9/8/chartex" xmlns:cx2="http://schemas.microsoft.com/office/drawing/2015/10/21/chartex" xmlns:cx3="http://schemas.microsoft.com/office/drawing/2016/5/9/chartex" xmlns:cx4="http://schemas.microsoft.com/office/drawing/2016/5/10/chartex" xmlns:cx5="http://schemas.microsoft.com/office/drawing/2016/5/11/chartex" xmlns:cx6="http://schemas.microsoft.com/office/drawing/2016/5/12/chartex" xmlns:cx7="http://schemas.microsoft.com/office/drawing/2016/5/13/chartex" xmlns:cx8="http://schemas.microsoft.com/office/drawing/2016/5/14/chartex" xmlns:mc="http://schemas.openxmlformats.org/markup-compatibility/2006" xmlns:aink="http://schemas.microsoft.com/office/drawing/2016/ink" xmlns:am3d="http://schemas.microsoft.com/office/drawing/2017/model3d" xmlns:o="urn:schemas-microsoft-com:office:office" xmlns:oel="http://schemas.microsoft.com/office/2019/extlst" xmlns:r="http://schemas.openxmlformats.org/officeDocument/2006/relationships" xmlns:m="http://schemas.openxmlformats.org/officeDocument/2006/math" xmlns:v="urn:schemas-microsoft-com:vml" xmlns:wp14="http://schemas.microsoft.com/office/word/2010/wordprocessingDrawing" xmlns:wp="http://schemas.openxmlformats.org/drawingml/2006/wordprocessingDrawing" xmlns:w10="urn:schemas-microsoft-com:office:word" xmlns:w="http://schemas.openxmlformats.org/wordprocessingml/2006/main" xmlns:w14="http://schemas.microsoft.com/office/word/2010/wordml" xmlns:w15="http://schemas.microsoft.com/office/word/2012/wordml" xmlns:w16cex="http://schemas.microsoft.com/office/word/2018/wordml/cex" xmlns:w16cid="http://schemas.microsoft.com/office/word/2016/wordml/cid" xmlns:w16="http://schemas.microsoft.com/office/word/2018/wordml" xmlns:w16du="http://schemas.microsoft.com/office/word/2023/wordml/word16du" xmlns:w16sdtdh="http://schemas.microsoft.com/office/word/2020/wordml/sdtdatahash" xmlns:w16sdtfl="http://schemas.microsoft.com/office/word/2024/wordml/sdtformatlock" xmlns:w16se="http://schemas.microsoft.com/office/word/2015/wordml/symex" xmlns:wpg="http://schemas.microsoft.com/office/word/2010/wordprocessingGroup" xmlns:wpi="http://schemas.microsoft.com/office/word/2010/wordprocessingInk" xmlns:wne="http://schemas.microsoft.com/office/word/2006/wordml" xmlns:wps="http://schemas.microsoft.com/office/word/2010/wordprocessingShape" mc:Ignorable="w14 w15 w16se w16cid w16 w16cex w16sdtdh w16sdtfl w16du wp14">
+  <w:p/>
 </w:ftr>
 </file>
 
 <file path=word/footnotes.xml><?xml version="1.0" encoding="utf-8"?>
-<w:footnotes xmlns:wpc="http://schemas.microsoft.com/office/word/2010/wordprocessingCanvas" xmlns:cx="http://schemas.microsoft.com/office/drawing/2014/chartex" xmlns:mc="http://schemas.openxmlformats.org/markup-compatibility/2006" xmlns:o="urn:schemas-microsoft-com:office:office" xmlns:r="http://schemas.openxmlformats.org/officeDocument/2006/relationships" xmlns:m="http://schemas.openxmlformats.org/officeDocument/2006/math" xmlns:v="urn:schemas-microsoft-com:vml" xmlns:wp14="http://schemas.microsoft.com/office/word/2010/wordprocessingDrawing" xmlns:wp="http://schemas.openxmlformats.org/drawingml/2006/wordprocessingDrawing" xmlns:w10="urn:schemas-microsoft-com:office:word" xmlns:w="http://schemas.openxmlformats.org/wordprocessingml/2006/main" xmlns:w14="http://schemas.microsoft.com/office/word/2010/wordml" xmlns:w15="http://schemas.microsoft.com/office/word/2012/wordml" xmlns:w16se="http://schemas.microsoft.com/office/word/2015/wordml/symex" xmlns:wpg="http://schemas.microsoft.com/office/word/2010/wordprocessingGroup" xmlns:wpi="http://schemas.microsoft.com/office/word/2010/wordprocessingInk" xmlns:wne="http://schemas.microsoft.com/office/word/2006/wordml" xmlns:wps="http://schemas.microsoft.com/office/word/2010/wordprocessingShape" mc:Ignorable="w14 w15 w16se wp14">
+<w:footnotes xmlns:wpc="http://schemas.microsoft.com/office/word/2010/wordprocessingCanvas" xmlns:cx="http://schemas.microsoft.com/office/drawing/2014/chartex" xmlns:cx1="http://schemas.microsoft.com/office/drawing/2015/9/8/chartex" xmlns:cx2="http://schemas.microsoft.com/office/drawing/2015/10/21/chartex" xmlns:cx3="http://schemas.microsoft.com/office/drawing/2016/5/9/chartex" xmlns:cx4="http://schemas.microsoft.com/office/drawing/2016/5/10/chartex" xmlns:cx5="http://schemas.microsoft.com/office/drawing/2016/5/11/chartex" xmlns:cx6="http://schemas.microsoft.com/office/drawing/2016/5/12/chartex" xmlns:cx7="http://schemas.microsoft.com/office/drawing/2016/5/13/chartex" xmlns:cx8="http://schemas.microsoft.com/office/drawing/2016/5/14/chartex" xmlns:mc="http://schemas.openxmlformats.org/markup-compatibility/2006" xmlns:aink="http://schemas.microsoft.com/office/drawing/2016/ink" xmlns:am3d="http://schemas.microsoft.com/office/drawing/2017/model3d" xmlns:o="urn:schemas-microsoft-com:office:office" xmlns:oel="http://schemas.microsoft.com/office/2019/extlst" xmlns:r="http://schemas.openxmlformats.org/officeDocument/2006/relationships" xmlns:m="http://schemas.openxmlformats.org/officeDocument/2006/math" xmlns:v="urn:schemas-microsoft-com:vml" xmlns:wp14="http://schemas.microsoft.com/office/word/2010/wordprocessingDrawing" xmlns:wp="http://schemas.openxmlformats.org/drawingml/2006/wordprocessingDrawing" xmlns:w10="urn:schemas-microsoft-com:office:word" xmlns:w="http://schemas.openxmlformats.org/wordprocessingml/2006/main" xmlns:w14="http://schemas.microsoft.com/office/word/2010/wordml" xmlns:w15="http://schemas.microsoft.com/office/word/2012/wordml" xmlns:w16cex="http://schemas.microsoft.com/office/word/2018/wordml/cex" xmlns:w16cid="http://schemas.microsoft.com/office/word/2016/wordml/cid" xmlns:w16="http://schemas.microsoft.com/office/word/2018/wordml" xmlns:w16du="http://schemas.microsoft.com/office/word/2023/wordml/word16du" xmlns:w16sdtdh="http://schemas.microsoft.com/office/word/2020/wordml/sdtdatahash" xmlns:w16sdtfl="http://schemas.microsoft.com/office/word/2024/wordml/sdtformatlock" xmlns:w16se="http://schemas.microsoft.com/office/word/2015/wordml/symex" xmlns:wpg="http://schemas.microsoft.com/office/word/2010/wordprocessingGroup" xmlns:wpi="http://schemas.microsoft.com/office/word/2010/wordprocessingInk" xmlns:wne="http://schemas.microsoft.com/office/word/2006/wordml" xmlns:wps="http://schemas.microsoft.com/office/word/2010/wordprocessingShape" mc:Ignorable="w14 w15 w16se w16cid w16 w16cex w16sdtdh w16sdtfl w16du wp14">
   <w:footnote w:type="separator" w:id="-1">
     <w:p>
       <w:pPr>
@@ -6766,69 +6868,11 @@
       </w:r>
     </w:p>
   </w:footnote>
-  <w:footnote w:id="1">
-    <w:p>
-      <w:pPr>
-        <w:pStyle w:val="Textonotapie"/>
-        <w:rPr>
-          <w:color w:val="595959" w:themeColor="text1" w:themeTint="A6"/>
-        </w:rPr>
-      </w:pPr>
-      <w:r>
-        <w:rPr>
-          <w:rStyle w:val="Refdenotaalpie"/>
-          <w:color w:val="595959" w:themeColor="text1" w:themeTint="A6"/>
-        </w:rPr>
-        <w:footnoteRef/>
-      </w:r>
-      <w:r>
-        <w:rPr>
-          <w:color w:val="595959" w:themeColor="text1" w:themeTint="A6"/>
-        </w:rPr>
-        <w:t xml:space="preserve"> If the APT Project is a group project, this column must state the name of the person responsible for each task or activity. This will later allow the assessment to be differentiated for each team member.</w:t>
-      </w:r>
-      <w:r>
-        <w:rPr>
-          <w:color w:val="595959" w:themeColor="text1" w:themeTint="A6"/>
-          <w:lang w:val="es-CL"/>
-        </w:rPr>
-        <w:t/>
-      </w:r>
-      <w:r>
-        <w:rPr>
-          <w:color w:val="595959" w:themeColor="text1" w:themeTint="A6"/>
-          <w:lang w:val="es-CL"/>
-        </w:rPr>
-        <w:t xml:space="preserve"/>
-      </w:r>
-      <w:r>
-        <w:rPr>
-          <w:color w:val="595959" w:themeColor="text1" w:themeTint="A6"/>
-          <w:lang w:val="es-CL"/>
-        </w:rPr>
-        <w:t xml:space="preserve"/>
-      </w:r>
-      <w:r>
-        <w:rPr>
-          <w:color w:val="595959" w:themeColor="text1" w:themeTint="A6"/>
-          <w:lang w:val="es-CL"/>
-        </w:rPr>
-        <w:t xml:space="preserve"/>
-      </w:r>
-      <w:r>
-        <w:rPr>
-          <w:color w:val="595959" w:themeColor="text1" w:themeTint="A6"/>
-          <w:lang w:val="es-CL"/>
-        </w:rPr>
-        <w:t/>
-      </w:r>
-    </w:p>
-  </w:footnote>
 </w:footnotes>
 </file>
 
 <file path=word/header1.xml><?xml version="1.0" encoding="utf-8"?>
-<w:hdr xmlns:wpc="http://schemas.microsoft.com/office/word/2010/wordprocessingCanvas" xmlns:cx="http://schemas.microsoft.com/office/drawing/2014/chartex" xmlns:mc="http://schemas.openxmlformats.org/markup-compatibility/2006" xmlns:o="urn:schemas-microsoft-com:office:office" xmlns:r="http://schemas.openxmlformats.org/officeDocument/2006/relationships" xmlns:m="http://schemas.openxmlformats.org/officeDocument/2006/math" xmlns:v="urn:schemas-microsoft-com:vml" xmlns:wp14="http://schemas.microsoft.com/office/word/2010/wordprocessingDrawing" xmlns:wp="http://schemas.openxmlformats.org/drawingml/2006/wordprocessingDrawing" xmlns:w10="urn:schemas-microsoft-com:office:word" xmlns:w="http://schemas.openxmlformats.org/wordprocessingml/2006/main" xmlns:w14="http://schemas.microsoft.com/office/word/2010/wordml" xmlns:w15="http://schemas.microsoft.com/office/word/2012/wordml" xmlns:w16se="http://schemas.microsoft.com/office/word/2015/wordml/symex" xmlns:wpg="http://schemas.microsoft.com/office/word/2010/wordprocessingGroup" xmlns:wpi="http://schemas.microsoft.com/office/word/2010/wordprocessingInk" xmlns:wne="http://schemas.microsoft.com/office/word/2006/wordml" xmlns:wps="http://schemas.microsoft.com/office/word/2010/wordprocessingShape" mc:Ignorable="w14 w15 w16se wp14">
+<w:hdr xmlns:wpc="http://schemas.microsoft.com/office/word/2010/wordprocessingCanvas" xmlns:cx="http://schemas.microsoft.com/office/drawing/2014/chartex" xmlns:cx1="http://schemas.microsoft.com/office/drawing/2015/9/8/chartex" xmlns:cx2="http://schemas.microsoft.com/office/drawing/2015/10/21/chartex" xmlns:cx3="http://schemas.microsoft.com/office/drawing/2016/5/9/chartex" xmlns:cx4="http://schemas.microsoft.com/office/drawing/2016/5/10/chartex" xmlns:cx5="http://schemas.microsoft.com/office/drawing/2016/5/11/chartex" xmlns:cx6="http://schemas.microsoft.com/office/drawing/2016/5/12/chartex" xmlns:cx7="http://schemas.microsoft.com/office/drawing/2016/5/13/chartex" xmlns:cx8="http://schemas.microsoft.com/office/drawing/2016/5/14/chartex" xmlns:mc="http://schemas.openxmlformats.org/markup-compatibility/2006" xmlns:aink="http://schemas.microsoft.com/office/drawing/2016/ink" xmlns:am3d="http://schemas.microsoft.com/office/drawing/2017/model3d" xmlns:o="urn:schemas-microsoft-com:office:office" xmlns:oel="http://schemas.microsoft.com/office/2019/extlst" xmlns:r="http://schemas.openxmlformats.org/officeDocument/2006/relationships" xmlns:m="http://schemas.openxmlformats.org/officeDocument/2006/math" xmlns:v="urn:schemas-microsoft-com:vml" xmlns:wp14="http://schemas.microsoft.com/office/word/2010/wordprocessingDrawing" xmlns:wp="http://schemas.openxmlformats.org/drawingml/2006/wordprocessingDrawing" xmlns:w10="urn:schemas-microsoft-com:office:word" xmlns:w="http://schemas.openxmlformats.org/wordprocessingml/2006/main" xmlns:w14="http://schemas.microsoft.com/office/word/2010/wordml" xmlns:w15="http://schemas.microsoft.com/office/word/2012/wordml" xmlns:w16cex="http://schemas.microsoft.com/office/word/2018/wordml/cex" xmlns:w16cid="http://schemas.microsoft.com/office/word/2016/wordml/cid" xmlns:w16="http://schemas.microsoft.com/office/word/2018/wordml" xmlns:w16du="http://schemas.microsoft.com/office/word/2023/wordml/word16du" xmlns:w16sdtdh="http://schemas.microsoft.com/office/word/2020/wordml/sdtdatahash" xmlns:w16sdtfl="http://schemas.microsoft.com/office/word/2024/wordml/sdtformatlock" xmlns:w16se="http://schemas.microsoft.com/office/word/2015/wordml/symex" xmlns:wpg="http://schemas.microsoft.com/office/word/2010/wordprocessingGroup" xmlns:wpi="http://schemas.microsoft.com/office/word/2010/wordprocessingInk" xmlns:wne="http://schemas.microsoft.com/office/word/2006/wordml" xmlns:wps="http://schemas.microsoft.com/office/word/2010/wordprocessingShape" mc:Ignorable="w14 w15 w16se w16cid w16 w16cex w16sdtdh w16sdtfl w16du wp14">
   <w:tbl>
     <w:tblPr>
       <w:tblStyle w:val="Tablaconcuadrcula1"/>
@@ -6863,6 +6907,7 @@
               <w:color w:val="1D2763"/>
               <w:sz w:val="24"/>
               <w:szCs w:val="24"/>
+              <w:lang w:val="en-US"/>
             </w:rPr>
           </w:pPr>
           <w:r>
@@ -6872,68 +6917,9 @@
               <w:color w:val="1D2763"/>
               <w:sz w:val="24"/>
               <w:szCs w:val="24"/>
+              <w:lang w:val="en-US"/>
             </w:rPr>
-            <w:t xml:space="preserve">Student Guide - APT Project Development</w:t>
-          </w:r>
-          <w:r>
-            <w:rPr>
-              <w:rFonts w:ascii="Century Gothic" w:eastAsia="Century Gothic" w:hAnsi="Century Gothic" w:cs="Century Gothic"/>
-              <w:b/>
-              <w:color w:val="1D2763"/>
-              <w:sz w:val="24"/>
-              <w:szCs w:val="24"/>
-            </w:rPr>
-            <w:t xml:space="preserve"/>
-          </w:r>
-          <w:r>
-            <w:rPr>
-              <w:rFonts w:ascii="Century Gothic" w:eastAsia="Century Gothic" w:hAnsi="Century Gothic" w:cs="Century Gothic"/>
-              <w:b/>
-              <w:color w:val="1D2763"/>
-              <w:sz w:val="24"/>
-              <w:szCs w:val="24"/>
-            </w:rPr>
-            <w:t/>
-          </w:r>
-          <w:r>
-            <w:rPr>
-              <w:rFonts w:ascii="Century Gothic" w:eastAsia="Century Gothic" w:hAnsi="Century Gothic" w:cs="Century Gothic"/>
-              <w:b/>
-              <w:color w:val="1D2763"/>
-              <w:sz w:val="24"/>
-              <w:szCs w:val="24"/>
-            </w:rPr>
-            <w:t xml:space="preserve"/>
-          </w:r>
-          <w:r>
-            <w:rPr>
-              <w:rFonts w:ascii="Century Gothic" w:eastAsia="Century Gothic" w:hAnsi="Century Gothic" w:cs="Century Gothic"/>
-              <w:b/>
-              <w:color w:val="1D2763"/>
-              <w:sz w:val="24"/>
-              <w:szCs w:val="24"/>
-            </w:rPr>
-            <w:t xml:space="preserve"/>
-          </w:r>
-          <w:r>
-            <w:rPr>
-              <w:rFonts w:ascii="Century Gothic" w:eastAsia="Century Gothic" w:hAnsi="Century Gothic" w:cs="Century Gothic"/>
-              <w:b/>
-              <w:color w:val="1D2763"/>
-              <w:sz w:val="24"/>
-              <w:szCs w:val="24"/>
-            </w:rPr>
-            <w:t/>
-          </w:r>
-          <w:r>
-            <w:rPr>
-              <w:rFonts w:ascii="Century Gothic" w:eastAsia="Century Gothic" w:hAnsi="Century Gothic" w:cs="Century Gothic"/>
-              <w:b/>
-              <w:color w:val="1D2763"/>
-              <w:sz w:val="24"/>
-              <w:szCs w:val="24"/>
-            </w:rPr>
-            <w:t xml:space="preserve"/>
+            <w:t>Student Guide - APT Project Development</w:t>
           </w:r>
         </w:p>
         <w:p>
@@ -6945,6 +6931,7 @@
               <w:color w:val="1D2763"/>
               <w:sz w:val="24"/>
               <w:szCs w:val="24"/>
+              <w:lang w:val="en-US"/>
             </w:rPr>
           </w:pPr>
           <w:r>
@@ -6954,18 +6941,9 @@
               <w:color w:val="1D2763"/>
               <w:sz w:val="24"/>
               <w:szCs w:val="24"/>
+              <w:lang w:val="en-US"/>
             </w:rPr>
-            <w:t xml:space="preserve">Phase 2</w:t>
-          </w:r>
-          <w:r>
-            <w:rPr>
-              <w:rFonts w:ascii="Century Gothic" w:eastAsia="Century Gothic" w:hAnsi="Century Gothic" w:cs="Century Gothic"/>
-              <w:b/>
-              <w:color w:val="1D2763"/>
-              <w:sz w:val="24"/>
-              <w:szCs w:val="24"/>
-            </w:rPr>
-            <w:t/>
+            <w:t>Phase 2</w:t>
           </w:r>
         </w:p>
       </w:tc>
@@ -7053,7 +7031,7 @@
 </file>
 
 <file path=word/numbering.xml><?xml version="1.0" encoding="utf-8"?>
-<w:numbering xmlns:wpc="http://schemas.microsoft.com/office/word/2010/wordprocessingCanvas" xmlns:cx="http://schemas.microsoft.com/office/drawing/2014/chartex" xmlns:mc="http://schemas.openxmlformats.org/markup-compatibility/2006" xmlns:o="urn:schemas-microsoft-com:office:office" xmlns:r="http://schemas.openxmlformats.org/officeDocument/2006/relationships" xmlns:m="http://schemas.openxmlformats.org/officeDocument/2006/math" xmlns:v="urn:schemas-microsoft-com:vml" xmlns:wp14="http://schemas.microsoft.com/office/word/2010/wordprocessingDrawing" xmlns:wp="http://schemas.openxmlformats.org/drawingml/2006/wordprocessingDrawing" xmlns:w10="urn:schemas-microsoft-com:office:word" xmlns:w="http://schemas.openxmlformats.org/wordprocessingml/2006/main" xmlns:w14="http://schemas.microsoft.com/office/word/2010/wordml" xmlns:w15="http://schemas.microsoft.com/office/word/2012/wordml" xmlns:w16se="http://schemas.microsoft.com/office/word/2015/wordml/symex" xmlns:wpg="http://schemas.microsoft.com/office/word/2010/wordprocessingGroup" xmlns:wpi="http://schemas.microsoft.com/office/word/2010/wordprocessingInk" xmlns:wne="http://schemas.microsoft.com/office/word/2006/wordml" xmlns:wps="http://schemas.microsoft.com/office/word/2010/wordprocessingShape" mc:Ignorable="w14 w15 w16se wp14">
+<w:numbering xmlns:wpc="http://schemas.microsoft.com/office/word/2010/wordprocessingCanvas" xmlns:cx="http://schemas.microsoft.com/office/drawing/2014/chartex" xmlns:cx1="http://schemas.microsoft.com/office/drawing/2015/9/8/chartex" xmlns:cx2="http://schemas.microsoft.com/office/drawing/2015/10/21/chartex" xmlns:cx3="http://schemas.microsoft.com/office/drawing/2016/5/9/chartex" xmlns:cx4="http://schemas.microsoft.com/office/drawing/2016/5/10/chartex" xmlns:cx5="http://schemas.microsoft.com/office/drawing/2016/5/11/chartex" xmlns:cx6="http://schemas.microsoft.com/office/drawing/2016/5/12/chartex" xmlns:cx7="http://schemas.microsoft.com/office/drawing/2016/5/13/chartex" xmlns:cx8="http://schemas.microsoft.com/office/drawing/2016/5/14/chartex" xmlns:mc="http://schemas.openxmlformats.org/markup-compatibility/2006" xmlns:aink="http://schemas.microsoft.com/office/drawing/2016/ink" xmlns:am3d="http://schemas.microsoft.com/office/drawing/2017/model3d" xmlns:o="urn:schemas-microsoft-com:office:office" xmlns:oel="http://schemas.microsoft.com/office/2019/extlst" xmlns:r="http://schemas.openxmlformats.org/officeDocument/2006/relationships" xmlns:m="http://schemas.openxmlformats.org/officeDocument/2006/math" xmlns:v="urn:schemas-microsoft-com:vml" xmlns:wp14="http://schemas.microsoft.com/office/word/2010/wordprocessingDrawing" xmlns:wp="http://schemas.openxmlformats.org/drawingml/2006/wordprocessingDrawing" xmlns:w10="urn:schemas-microsoft-com:office:word" xmlns:w="http://schemas.openxmlformats.org/wordprocessingml/2006/main" xmlns:w14="http://schemas.microsoft.com/office/word/2010/wordml" xmlns:w15="http://schemas.microsoft.com/office/word/2012/wordml" xmlns:w16cex="http://schemas.microsoft.com/office/word/2018/wordml/cex" xmlns:w16cid="http://schemas.microsoft.com/office/word/2016/wordml/cid" xmlns:w16="http://schemas.microsoft.com/office/word/2018/wordml" xmlns:w16du="http://schemas.microsoft.com/office/word/2023/wordml/word16du" xmlns:w16sdtdh="http://schemas.microsoft.com/office/word/2020/wordml/sdtdatahash" xmlns:w16sdtfl="http://schemas.microsoft.com/office/word/2024/wordml/sdtformatlock" xmlns:w16se="http://schemas.microsoft.com/office/word/2015/wordml/symex" xmlns:wpg="http://schemas.microsoft.com/office/word/2010/wordprocessingGroup" xmlns:wpi="http://schemas.microsoft.com/office/word/2010/wordprocessingInk" xmlns:wne="http://schemas.microsoft.com/office/word/2006/wordml" xmlns:wps="http://schemas.microsoft.com/office/word/2010/wordprocessingShape" mc:Ignorable="w14 w15 w16se w16cid w16 w16cex w16sdtdh w16sdtfl w16du wp14">
   <w:abstractNum w:abstractNumId="0" w15:restartNumberingAfterBreak="0">
     <w:nsid w:val="2FFD4C7F"/>
     <w:multiLevelType w:val="multilevel"/>
@@ -7175,14 +7153,14 @@
       </w:rPr>
     </w:lvl>
   </w:abstractNum>
-  <w:num w:numId="1">
+  <w:num w:numId="1" w16cid:durableId="30037795">
     <w:abstractNumId w:val="0"/>
   </w:num>
 </w:numbering>
 </file>
 
 <file path=word/styles.xml><?xml version="1.0" encoding="utf-8"?>
-<w:styles xmlns:mc="http://schemas.openxmlformats.org/markup-compatibility/2006" xmlns:r="http://schemas.openxmlformats.org/officeDocument/2006/relationships" xmlns:w="http://schemas.openxmlformats.org/wordprocessingml/2006/main" xmlns:w14="http://schemas.microsoft.com/office/word/2010/wordml" xmlns:w15="http://schemas.microsoft.com/office/word/2012/wordml" xmlns:w16se="http://schemas.microsoft.com/office/word/2015/wordml/symex" mc:Ignorable="w14 w15 w16se">
+<w:styles xmlns:mc="http://schemas.openxmlformats.org/markup-compatibility/2006" xmlns:r="http://schemas.openxmlformats.org/officeDocument/2006/relationships" xmlns:w="http://schemas.openxmlformats.org/wordprocessingml/2006/main" xmlns:w14="http://schemas.microsoft.com/office/word/2010/wordml" xmlns:w15="http://schemas.microsoft.com/office/word/2012/wordml" xmlns:w16cex="http://schemas.microsoft.com/office/word/2018/wordml/cex" xmlns:w16cid="http://schemas.microsoft.com/office/word/2016/wordml/cid" xmlns:w16="http://schemas.microsoft.com/office/word/2018/wordml" xmlns:w16du="http://schemas.microsoft.com/office/word/2023/wordml/word16du" xmlns:w16sdtdh="http://schemas.microsoft.com/office/word/2020/wordml/sdtdatahash" xmlns:w16sdtfl="http://schemas.microsoft.com/office/word/2024/wordml/sdtformatlock" xmlns:w16se="http://schemas.microsoft.com/office/word/2015/wordml/symex" mc:Ignorable="w14 w15 w16se w16cid w16 w16cex w16sdtdh w16sdtfl w16du">
   <w:docDefaults>
     <w:rPrDefault>
       <w:rPr>
@@ -7194,7 +7172,7 @@
     </w:rPrDefault>
     <w:pPrDefault/>
   </w:docDefaults>
-  <w:latentStyles w:defLockedState="0" w:defUIPriority="99" w:defSemiHidden="0" w:defUnhideWhenUsed="0" w:defQFormat="0" w:count="371">
+  <w:latentStyles w:defLockedState="0" w:defUIPriority="99" w:defSemiHidden="0" w:defUnhideWhenUsed="0" w:defQFormat="0" w:count="376">
     <w:lsdException w:name="Normal" w:uiPriority="0" w:qFormat="1"/>
     <w:lsdException w:name="heading 1" w:uiPriority="9" w:qFormat="1"/>
     <w:lsdException w:name="heading 2" w:semiHidden="1" w:uiPriority="9" w:unhideWhenUsed="1" w:qFormat="1"/>
@@ -7566,6 +7544,11 @@
     <w:lsdException w:name="List Table 5 Dark Accent 6" w:uiPriority="50"/>
     <w:lsdException w:name="List Table 6 Colorful Accent 6" w:uiPriority="51"/>
     <w:lsdException w:name="List Table 7 Colorful Accent 6" w:uiPriority="52"/>
+    <w:lsdException w:name="Mention" w:semiHidden="1" w:unhideWhenUsed="1"/>
+    <w:lsdException w:name="Smart Hyperlink" w:semiHidden="1" w:unhideWhenUsed="1"/>
+    <w:lsdException w:name="Hashtag" w:semiHidden="1" w:unhideWhenUsed="1"/>
+    <w:lsdException w:name="Unresolved Mention" w:semiHidden="1" w:unhideWhenUsed="1"/>
+    <w:lsdException w:name="Smart Link" w:semiHidden="1" w:unhideWhenUsed="1"/>
   </w:latentStyles>
   <w:style w:type="paragraph" w:default="1" w:styleId="Normal">
     <w:name w:val="Normal"/>
@@ -8317,15 +8300,8 @@
 <file path=customXml/itemProps1.xml><?xml version="1.0" encoding="utf-8"?>
 <ds:datastoreItem xmlns:ds="http://schemas.openxmlformats.org/officeDocument/2006/customXml" ds:itemID="{46CA5683-AF87-4E40-B841-2E23A3B52406}">
   <ds:schemaRefs>
-    <ds:schemaRef ds:uri="http://purl.org/dc/terms/"/>
-    <ds:schemaRef ds:uri="http://purl.org/dc/elements/1.1/"/>
-    <ds:schemaRef ds:uri="http://schemas.openxmlformats.org/package/2006/metadata/core-properties"/>
-    <ds:schemaRef ds:uri="http://www.w3.org/XML/1998/namespace"/>
     <ds:schemaRef ds:uri="http://schemas.microsoft.com/office/2006/metadata/properties"/>
-    <ds:schemaRef ds:uri="http://schemas.microsoft.com/office/2006/documentManagement/types"/>
-    <ds:schemaRef ds:uri="http://purl.org/dc/dcmitype/"/>
     <ds:schemaRef ds:uri="http://schemas.microsoft.com/office/infopath/2007/PartnerControls"/>
-    <ds:schemaRef ds:uri="126e8a1c-9ea9-435a-ac89-d06c80d62e30"/>
   </ds:schemaRefs>
 </ds:datastoreItem>
 </file>
